--- a/courts/military/air-force-court-of-criminal-appeals/opening-brief/usage/OUTPUT-opening-brief.docx
+++ b/courts/military/air-force-court-of-criminal-appeals/opening-brief/usage/OUTPUT-opening-brief.docx
@@ -1789,11 +1789,11 @@
 </file>
 
 <file path=word/styles.xml><?xml version="1.0" encoding="utf-8"?>
-<w:styles xmlns:r="http://schemas.openxmlformats.org/officeDocument/2006/relationships" xmlns:w="http://schemas.openxmlformats.org/wordprocessingml/2006/main">
+<w:styles xmlns:w="http://schemas.openxmlformats.org/wordprocessingml/2006/main" xmlns:r="http://schemas.openxmlformats.org/officeDocument/2006/relationships">
   <w:docDefaults>
     <w:rPrDefault>
       <w:rPr>
-        <w:rFonts w:ascii="EB Garamond" w:hAnsi="EB Garamond" w:eastAsia="EB Garamond" w:cs="EB Garamond"/>
+        <w:rFonts w:ascii="Times New Roman" w:hAnsi="Times New Roman" w:eastAsia="Times New Roman" w:cs="Times New Roman"/>
         <w:sz w:val="24"/>
         <w:szCs w:val="24"/>
         <w:lang w:val="en-US" w:eastAsia="en-US" w:bidi="ar-SA"/>
@@ -2292,7 +2292,7 @@
       <w:jc w:val="left"/>
     </w:pPr>
     <w:rPr>
-      <w:rFonts w:ascii="EB Garamond" w:hAnsi="EB Garamond" w:eastAsia="EB Garamond" w:cs="EB Garamond"/>
+      <w:rFonts w:ascii="Times New Roman" w:hAnsi="Times New Roman" w:eastAsia="Times New Roman" w:cs="Times New Roman"/>
       <w:sz w:val="24"/>
       <w:szCs w:val="24"/>
     </w:rPr>

--- a/courts/military/air-force-court-of-criminal-appeals/opening-brief/usage/OUTPUT-opening-brief.docx
+++ b/courts/military/air-force-court-of-criminal-appeals/opening-brief/usage/OUTPUT-opening-brief.docx
@@ -4,38 +4,62 @@
   <w:body>
     <w:p>
       <w:pPr>
-        <w:pStyle w:val="CourtLine"/>
+        <w:keepNext/>
+        <w:keepLines/>
+        <w:spacing w:before="0" w:after="384" w:line="294" w:lineRule="exact"/>
+        <w:ind w:left="0" w:firstLine="0"/>
+        <w:jc w:val="center"/>
       </w:pPr>
       <w:r>
+        <w:rPr>
+          <w:b/>
+          <w:bCs/>
+        </w:rPr>
         <w:t xml:space="preserve">IN THE UNITED STATES AIR FORCE COURT OF CRIMINAL APPEALS</w:t>
       </w:r>
     </w:p>
     <w:tbl>
       <w:tblPr>
-        <w:tblStyle w:val="Table"/>
-        <w:tblW w:type="pct" w:w="5000"/>
+        <w:tblW w:w="8856" w:type="dxa"/>
+        <w:tblInd w:w="0" w:type="dxa"/>
         <w:tblLayout w:type="fixed"/>
-        <w:tblLook w:firstRow="0" w:lastRow="0" w:firstColumn="0" w:lastColumn="0" w:noHBand="0" w:noVBand="0" w:val="0000"/>
+        <w:tblCellMar>
+          <w:top w:w="0" w:type="dxa"/>
+          <w:left w:w="0" w:type="dxa"/>
+          <w:bottom w:w="0" w:type="dxa"/>
+          <w:right w:w="0" w:type="dxa"/>
+        </w:tblCellMar>
+        <w:tblLook w:val="0000"/>
       </w:tblPr>
       <w:tblGrid>
-        <w:gridCol w:w="4276"/>
-        <w:gridCol w:w="475"/>
-        <w:gridCol w:w="3168"/>
+        <w:gridCol w:w="4896"/>
+        <w:gridCol w:w="504"/>
+        <w:gridCol w:w="3456"/>
       </w:tblGrid>
       <w:tr>
         <w:tc>
-          <w:tcPr/>
+          <w:tcPr>
+            <w:tcW w:w="4896" w:type="dxa"/>
+          </w:tcPr>
           <w:p>
             <w:pPr>
-              <w:pStyle w:val="CaptionLine"/>
+              <w:spacing w:before="0" w:after="0" w:line="294" w:lineRule="exact"/>
+              <w:ind w:left="0" w:firstLine="0"/>
             </w:pPr>
             <w:r>
-              <w:t xml:space="preserve">UNITED STATES</w:t>
+              <w:t xml:space="preserve">UNITED</w:t>
+            </w:r>
+            <w:r>
+              <w:t xml:space="preserve"> </w:t>
+            </w:r>
+            <w:r>
+              <w:t xml:space="preserve">STATES</w:t>
             </w:r>
           </w:p>
           <w:p>
             <w:pPr>
-              <w:pStyle w:val="CaptionDesignation"/>
+              <w:spacing w:before="72" w:after="0" w:line="294" w:lineRule="exact"/>
+              <w:ind w:left="2304" w:firstLine="0"/>
             </w:pPr>
             <w:r>
               <w:t xml:space="preserve">Appellee</w:t>
@@ -43,7 +67,8 @@
           </w:p>
           <w:p>
             <w:pPr>
-              <w:pStyle w:val="CaptionVersus"/>
+              <w:spacing w:before="72" w:after="0" w:line="294" w:lineRule="exact"/>
+              <w:ind w:left="1296" w:firstLine="0"/>
             </w:pPr>
             <w:r>
               <w:t xml:space="preserve">v.</w:t>
@@ -51,31 +76,77 @@
           </w:p>
           <w:p>
             <w:pPr>
-              <w:pStyle w:val="CaptionLine"/>
+              <w:spacing w:before="72" w:after="0" w:line="294" w:lineRule="exact"/>
+              <w:ind w:left="0" w:firstLine="0"/>
             </w:pPr>
             <w:r>
-              <w:t xml:space="preserve">Air Force Cadet</w:t>
+              <w:t xml:space="preserve">Air</w:t>
+            </w:r>
+            <w:r>
+              <w:t xml:space="preserve"> </w:t>
+            </w:r>
+            <w:r>
+              <w:t xml:space="preserve">Force</w:t>
+            </w:r>
+            <w:r>
+              <w:t xml:space="preserve"> </w:t>
+            </w:r>
+            <w:r>
+              <w:t xml:space="preserve">Cadet</w:t>
             </w:r>
           </w:p>
           <w:p>
             <w:pPr>
-              <w:pStyle w:val="CaptionLine"/>
+              <w:spacing w:before="72" w:after="0" w:line="294" w:lineRule="exact"/>
+              <w:ind w:left="0" w:firstLine="0"/>
             </w:pPr>
             <w:r>
-              <w:t xml:space="preserve">DEKOTA M. DOUGLAS</w:t>
+              <w:t xml:space="preserve">DEKOTA</w:t>
+            </w:r>
+            <w:r>
+              <w:t xml:space="preserve"> </w:t>
+            </w:r>
+            <w:r>
+              <w:t xml:space="preserve">M.</w:t>
+            </w:r>
+            <w:r>
+              <w:t xml:space="preserve"> </w:t>
+            </w:r>
+            <w:r>
+              <w:t xml:space="preserve">DOUGLAS</w:t>
             </w:r>
           </w:p>
           <w:p>
             <w:pPr>
-              <w:pStyle w:val="CaptionLine"/>
+              <w:spacing w:before="72" w:after="0" w:line="294" w:lineRule="exact"/>
+              <w:ind w:left="0" w:firstLine="0"/>
             </w:pPr>
             <w:r>
-              <w:t xml:space="preserve">United States Air Force</w:t>
+              <w:t xml:space="preserve">United</w:t>
+            </w:r>
+            <w:r>
+              <w:t xml:space="preserve"> </w:t>
+            </w:r>
+            <w:r>
+              <w:t xml:space="preserve">States</w:t>
+            </w:r>
+            <w:r>
+              <w:t xml:space="preserve"> </w:t>
+            </w:r>
+            <w:r>
+              <w:t xml:space="preserve">Air</w:t>
+            </w:r>
+            <w:r>
+              <w:t xml:space="preserve"> </w:t>
+            </w:r>
+            <w:r>
+              <w:t xml:space="preserve">Force</w:t>
             </w:r>
           </w:p>
           <w:p>
             <w:pPr>
-              <w:pStyle w:val="CaptionDesignation"/>
+              <w:spacing w:before="72" w:after="0" w:line="294" w:lineRule="exact"/>
+              <w:ind w:left="2304" w:firstLine="0"/>
             </w:pPr>
             <w:r>
               <w:t xml:space="preserve">Appellant</w:t>
@@ -83,10 +154,14 @@
           </w:p>
         </w:tc>
         <w:tc>
-          <w:tcPr/>
+          <w:tcPr>
+            <w:tcW w:w="504" w:type="dxa"/>
+          </w:tcPr>
           <w:p>
             <w:pPr>
-              <w:pStyle w:val="CaptionLine"/>
+              <w:spacing w:before="0" w:after="0" w:line="294" w:lineRule="exact"/>
+              <w:ind w:left="0" w:firstLine="0"/>
+              <w:jc w:val="center"/>
             </w:pPr>
             <w:r>
               <w:t xml:space="preserve">)</w:t>
@@ -94,7 +169,9 @@
           </w:p>
           <w:p>
             <w:pPr>
-              <w:pStyle w:val="CaptionLine"/>
+              <w:spacing w:before="72" w:after="0" w:line="294" w:lineRule="exact"/>
+              <w:ind w:left="0" w:firstLine="0"/>
+              <w:jc w:val="center"/>
             </w:pPr>
             <w:r>
               <w:t xml:space="preserve">)</w:t>
@@ -102,7 +179,9 @@
           </w:p>
           <w:p>
             <w:pPr>
-              <w:pStyle w:val="CaptionLine"/>
+              <w:spacing w:before="72" w:after="0" w:line="294" w:lineRule="exact"/>
+              <w:ind w:left="0" w:firstLine="0"/>
+              <w:jc w:val="center"/>
             </w:pPr>
             <w:r>
               <w:t xml:space="preserve">)</w:t>
@@ -110,7 +189,9 @@
           </w:p>
           <w:p>
             <w:pPr>
-              <w:pStyle w:val="CaptionLine"/>
+              <w:spacing w:before="72" w:after="0" w:line="294" w:lineRule="exact"/>
+              <w:ind w:left="0" w:firstLine="0"/>
+              <w:jc w:val="center"/>
             </w:pPr>
             <w:r>
               <w:t xml:space="preserve">)</w:t>
@@ -118,7 +199,9 @@
           </w:p>
           <w:p>
             <w:pPr>
-              <w:pStyle w:val="CaptionLine"/>
+              <w:spacing w:before="72" w:after="0" w:line="294" w:lineRule="exact"/>
+              <w:ind w:left="0" w:firstLine="0"/>
+              <w:jc w:val="center"/>
             </w:pPr>
             <w:r>
               <w:t xml:space="preserve">)</w:t>
@@ -126,7 +209,9 @@
           </w:p>
           <w:p>
             <w:pPr>
-              <w:pStyle w:val="CaptionLine"/>
+              <w:spacing w:before="72" w:after="0" w:line="294" w:lineRule="exact"/>
+              <w:ind w:left="0" w:firstLine="0"/>
+              <w:jc w:val="center"/>
             </w:pPr>
             <w:r>
               <w:t xml:space="preserve">)</w:t>
@@ -134,7 +219,9 @@
           </w:p>
           <w:p>
             <w:pPr>
-              <w:pStyle w:val="CaptionLine"/>
+              <w:spacing w:before="72" w:after="0" w:line="294" w:lineRule="exact"/>
+              <w:ind w:left="0" w:firstLine="0"/>
+              <w:jc w:val="center"/>
             </w:pPr>
             <w:r>
               <w:t xml:space="preserve">)</w:t>
@@ -142,37 +229,151 @@
           </w:p>
         </w:tc>
         <w:tc>
-          <w:tcPr/>
+          <w:tcPr>
+            <w:tcW w:w="3456" w:type="dxa"/>
+          </w:tcPr>
           <w:p>
             <w:pPr>
-              <w:pStyle w:val="CaptionTitle"/>
+              <w:spacing w:before="0" w:after="0" w:line="294" w:lineRule="exact"/>
+              <w:ind w:left="0" w:firstLine="0"/>
             </w:pPr>
             <w:r>
-              <w:t xml:space="preserve">BRIEF ON BEHALF OF APPELLANT</w:t>
+              <w:rPr>
+                <w:b/>
+                <w:bCs/>
+              </w:rPr>
+              <w:t xml:space="preserve">BRIEF</w:t>
+            </w:r>
+            <w:r>
+              <w:rPr>
+                <w:b/>
+                <w:bCs/>
+              </w:rPr>
+              <w:t xml:space="preserve"> </w:t>
+            </w:r>
+            <w:r>
+              <w:rPr>
+                <w:b/>
+                <w:bCs/>
+              </w:rPr>
+              <w:t xml:space="preserve">ON</w:t>
+            </w:r>
+            <w:r>
+              <w:rPr>
+                <w:b/>
+                <w:bCs/>
+              </w:rPr>
+              <w:t xml:space="preserve"> </w:t>
+            </w:r>
+            <w:r>
+              <w:rPr>
+                <w:b/>
+                <w:bCs/>
+              </w:rPr>
+              <w:t xml:space="preserve">BEHALF</w:t>
+            </w:r>
+            <w:r>
+              <w:rPr>
+                <w:b/>
+                <w:bCs/>
+              </w:rPr>
+              <w:t xml:space="preserve"> </w:t>
+            </w:r>
+            <w:r>
+              <w:rPr>
+                <w:b/>
+                <w:bCs/>
+              </w:rPr>
+              <w:t xml:space="preserve">OF</w:t>
+            </w:r>
+            <w:r>
+              <w:rPr>
+                <w:b/>
+                <w:bCs/>
+              </w:rPr>
+              <w:t xml:space="preserve"> </w:t>
+            </w:r>
+            <w:r>
+              <w:rPr>
+                <w:b/>
+                <w:bCs/>
+              </w:rPr>
+              <w:t xml:space="preserve">APPELLANT</w:t>
             </w:r>
           </w:p>
           <w:p>
             <w:pPr>
-              <w:pStyle w:val="CaptionLine"/>
+              <w:spacing w:before="360" w:after="0" w:line="294" w:lineRule="exact"/>
+              <w:ind w:left="0" w:firstLine="0"/>
             </w:pPr>
             <w:r>
-              <w:t xml:space="preserve">Before Special Panel</w:t>
+              <w:t xml:space="preserve">Before</w:t>
+            </w:r>
+            <w:r>
+              <w:t xml:space="preserve"> </w:t>
+            </w:r>
+            <w:r>
+              <w:t xml:space="preserve">Special</w:t>
+            </w:r>
+            <w:r>
+              <w:t xml:space="preserve"> </w:t>
+            </w:r>
+            <w:r>
+              <w:t xml:space="preserve">Panel</w:t>
             </w:r>
           </w:p>
           <w:p>
             <w:pPr>
-              <w:pStyle w:val="CaptionLine"/>
+              <w:spacing w:before="360" w:after="0" w:line="294" w:lineRule="exact"/>
+              <w:ind w:left="0" w:firstLine="0"/>
             </w:pPr>
             <w:r>
-              <w:t xml:space="preserve">No. ACM 40324 (f rev)</w:t>
+              <w:t xml:space="preserve">No.</w:t>
+            </w:r>
+            <w:r>
+              <w:t xml:space="preserve"> </w:t>
+            </w:r>
+            <w:r>
+              <w:t xml:space="preserve">ACM</w:t>
+            </w:r>
+            <w:r>
+              <w:t xml:space="preserve"> </w:t>
+            </w:r>
+            <w:r>
+              <w:t xml:space="preserve">40324</w:t>
+            </w:r>
+            <w:r>
+              <w:t xml:space="preserve"> </w:t>
+            </w:r>
+            <w:r>
+              <w:t xml:space="preserve">(f</w:t>
+            </w:r>
+            <w:r>
+              <w:t xml:space="preserve"> </w:t>
+            </w:r>
+            <w:r>
+              <w:t xml:space="preserve">rev)</w:t>
             </w:r>
           </w:p>
           <w:p>
             <w:pPr>
-              <w:pStyle w:val="CaptionLine"/>
+              <w:spacing w:before="360" w:after="0" w:line="294" w:lineRule="exact"/>
+              <w:ind w:left="0" w:firstLine="0"/>
             </w:pPr>
             <w:r>
-              <w:t xml:space="preserve">26 April 2024</w:t>
+              <w:t xml:space="preserve">26</w:t>
+            </w:r>
+            <w:r>
+              <w:t xml:space="preserve"> </w:t>
+            </w:r>
+            <w:r>
+              <w:t xml:space="preserve">April</w:t>
+            </w:r>
+            <w:r>
+              <w:t xml:space="preserve"> </w:t>
+            </w:r>
+            <w:r>
+              <w:t xml:space="preserve">2024</w:t>
             </w:r>
           </w:p>
         </w:tc>
@@ -180,63 +381,903 @@
     </w:tbl>
     <w:p>
       <w:pPr>
-        <w:pStyle w:val="Honorable"/>
+        <w:keepNext/>
+        <w:keepLines/>
+        <w:spacing w:before="384" w:after="0" w:line="294" w:lineRule="exact"/>
+        <w:ind w:left="0" w:firstLine="0"/>
+        <w:jc w:val="center"/>
       </w:pPr>
       <w:r>
+        <w:rPr>
+          <w:b/>
+          <w:bCs/>
+        </w:rPr>
         <w:t xml:space="preserve">TO THE HONORABLE, THE JUDGES OF THE UNITED STATES AIR FORCE COURT OF CRIMINAL APPEALS:</w:t>
       </w:r>
     </w:p>
     <w:p>
       <w:pPr>
-        <w:pStyle w:val="SectionHeading"/>
+        <w:keepNext/>
+        <w:keepLines/>
+        <w:spacing w:before="336" w:after="240" w:line="294" w:lineRule="exact"/>
+        <w:ind w:left="0" w:firstLine="0"/>
+        <w:jc w:val="center"/>
+        <w:outlineLvl w:val="0"/>
       </w:pPr>
-      <w:bookmarkStart w:id="101" w:name="_Head101"/>
-      <w:r>
-        <w:t xml:space="preserve">Assignments of Error</w:t>
-      </w:r>
-      <w:bookmarkEnd w:id="101"/>
+      <w:r>
+        <w:rPr>
+          <w:b/>
+          <w:bCs/>
+        </w:rPr>
+        <w:t xml:space="preserve">Assignments</w:t>
+      </w:r>
+      <w:r>
+        <w:rPr>
+          <w:b/>
+          <w:bCs/>
+        </w:rPr>
+        <w:t xml:space="preserve"> </w:t>
+      </w:r>
+      <w:r>
+        <w:rPr>
+          <w:b/>
+          <w:bCs/>
+        </w:rPr>
+        <w:t xml:space="preserve">of</w:t>
+      </w:r>
+      <w:r>
+        <w:rPr>
+          <w:b/>
+          <w:bCs/>
+        </w:rPr>
+        <w:t xml:space="preserve"> </w:t>
+      </w:r>
+      <w:r>
+        <w:rPr>
+          <w:b/>
+          <w:bCs/>
+        </w:rPr>
+        <w:t xml:space="preserve">Error</w:t>
+      </w:r>
     </w:p>
     <w:p>
       <w:pPr>
-        <w:pStyle w:val="PointHeadingChained"/>
+        <w:keepLines/>
+        <w:spacing w:before="288" w:after="240" w:line="294" w:lineRule="exact"/>
+        <w:ind w:left="0" w:firstLine="0"/>
+        <w:jc w:val="center"/>
+        <w:outlineLvl w:val="1"/>
       </w:pPr>
       <w:r>
+        <w:rPr>
+          <w:b/>
+          <w:bCs/>
+        </w:rPr>
         <w:t xml:space="preserve">I.</w:t>
       </w:r>
       <w:r>
         <w:br/>
       </w:r>
-      <w:bookmarkStart w:id="102" w:name="_Head102"/>
-      <w:r>
-        <w:t xml:space="preserve">WHETHER THE CONVENING AUTHORITY ERRED BY CONSIDERING R.H.’S SUBMISSION OF MATTERS WHEN SHE IS NOT A VICTIM UNDER R.C.M. 1106A.</w:t>
-      </w:r>
-      <w:bookmarkEnd w:id="102"/>
+      <w:r>
+        <w:rPr>
+          <w:b/>
+          <w:bCs/>
+        </w:rPr>
+        <w:t xml:space="preserve">WHETHER</w:t>
+      </w:r>
+      <w:r>
+        <w:rPr>
+          <w:b/>
+          <w:bCs/>
+        </w:rPr>
+        <w:t xml:space="preserve"> </w:t>
+      </w:r>
+      <w:r>
+        <w:rPr>
+          <w:b/>
+          <w:bCs/>
+        </w:rPr>
+        <w:t xml:space="preserve">THE</w:t>
+      </w:r>
+      <w:r>
+        <w:rPr>
+          <w:b/>
+          <w:bCs/>
+        </w:rPr>
+        <w:t xml:space="preserve"> </w:t>
+      </w:r>
+      <w:r>
+        <w:rPr>
+          <w:b/>
+          <w:bCs/>
+        </w:rPr>
+        <w:t xml:space="preserve">CONVENING</w:t>
+      </w:r>
+      <w:r>
+        <w:rPr>
+          <w:b/>
+          <w:bCs/>
+        </w:rPr>
+        <w:t xml:space="preserve"> </w:t>
+      </w:r>
+      <w:r>
+        <w:rPr>
+          <w:b/>
+          <w:bCs/>
+        </w:rPr>
+        <w:t xml:space="preserve">AUTHORITY</w:t>
+      </w:r>
+      <w:r>
+        <w:rPr>
+          <w:b/>
+          <w:bCs/>
+        </w:rPr>
+        <w:t xml:space="preserve"> </w:t>
+      </w:r>
+      <w:r>
+        <w:rPr>
+          <w:b/>
+          <w:bCs/>
+        </w:rPr>
+        <w:t xml:space="preserve">ERRED</w:t>
+      </w:r>
+      <w:r>
+        <w:rPr>
+          <w:b/>
+          <w:bCs/>
+        </w:rPr>
+        <w:t xml:space="preserve"> </w:t>
+      </w:r>
+      <w:r>
+        <w:rPr>
+          <w:b/>
+          <w:bCs/>
+        </w:rPr>
+        <w:t xml:space="preserve">BY</w:t>
+      </w:r>
+      <w:r>
+        <w:rPr>
+          <w:b/>
+          <w:bCs/>
+        </w:rPr>
+        <w:t xml:space="preserve"> </w:t>
+      </w:r>
+      <w:r>
+        <w:rPr>
+          <w:b/>
+          <w:bCs/>
+        </w:rPr>
+        <w:t xml:space="preserve">CONSIDERING</w:t>
+      </w:r>
+      <w:r>
+        <w:rPr>
+          <w:b/>
+          <w:bCs/>
+        </w:rPr>
+        <w:t xml:space="preserve"> </w:t>
+      </w:r>
+      <w:r>
+        <w:rPr>
+          <w:b/>
+          <w:bCs/>
+        </w:rPr>
+        <w:t xml:space="preserve">R.H.’S</w:t>
+      </w:r>
+      <w:r>
+        <w:rPr>
+          <w:b/>
+          <w:bCs/>
+        </w:rPr>
+        <w:t xml:space="preserve"> </w:t>
+      </w:r>
+      <w:r>
+        <w:rPr>
+          <w:b/>
+          <w:bCs/>
+        </w:rPr>
+        <w:t xml:space="preserve">SUBMISSION</w:t>
+      </w:r>
+      <w:r>
+        <w:rPr>
+          <w:b/>
+          <w:bCs/>
+        </w:rPr>
+        <w:t xml:space="preserve"> </w:t>
+      </w:r>
+      <w:r>
+        <w:rPr>
+          <w:b/>
+          <w:bCs/>
+        </w:rPr>
+        <w:t xml:space="preserve">OF</w:t>
+      </w:r>
+      <w:r>
+        <w:rPr>
+          <w:b/>
+          <w:bCs/>
+        </w:rPr>
+        <w:t xml:space="preserve"> </w:t>
+      </w:r>
+      <w:r>
+        <w:rPr>
+          <w:b/>
+          <w:bCs/>
+        </w:rPr>
+        <w:t xml:space="preserve">MATTERS</w:t>
+      </w:r>
+      <w:r>
+        <w:rPr>
+          <w:b/>
+          <w:bCs/>
+        </w:rPr>
+        <w:t xml:space="preserve"> </w:t>
+      </w:r>
+      <w:r>
+        <w:rPr>
+          <w:b/>
+          <w:bCs/>
+        </w:rPr>
+        <w:t xml:space="preserve">WHEN</w:t>
+      </w:r>
+      <w:r>
+        <w:rPr>
+          <w:b/>
+          <w:bCs/>
+        </w:rPr>
+        <w:t xml:space="preserve"> </w:t>
+      </w:r>
+      <w:r>
+        <w:rPr>
+          <w:b/>
+          <w:bCs/>
+        </w:rPr>
+        <w:t xml:space="preserve">SHE</w:t>
+      </w:r>
+      <w:r>
+        <w:rPr>
+          <w:b/>
+          <w:bCs/>
+        </w:rPr>
+        <w:t xml:space="preserve"> </w:t>
+      </w:r>
+      <w:r>
+        <w:rPr>
+          <w:b/>
+          <w:bCs/>
+        </w:rPr>
+        <w:t xml:space="preserve">IS</w:t>
+      </w:r>
+      <w:r>
+        <w:rPr>
+          <w:b/>
+          <w:bCs/>
+        </w:rPr>
+        <w:t xml:space="preserve"> </w:t>
+      </w:r>
+      <w:r>
+        <w:rPr>
+          <w:b/>
+          <w:bCs/>
+        </w:rPr>
+        <w:t xml:space="preserve">NOT</w:t>
+      </w:r>
+      <w:r>
+        <w:rPr>
+          <w:b/>
+          <w:bCs/>
+        </w:rPr>
+        <w:t xml:space="preserve"> </w:t>
+      </w:r>
+      <w:r>
+        <w:rPr>
+          <w:b/>
+          <w:bCs/>
+        </w:rPr>
+        <w:t xml:space="preserve">A</w:t>
+      </w:r>
+      <w:r>
+        <w:rPr>
+          <w:b/>
+          <w:bCs/>
+        </w:rPr>
+        <w:t xml:space="preserve"> </w:t>
+      </w:r>
+      <w:r>
+        <w:rPr>
+          <w:b/>
+          <w:bCs/>
+        </w:rPr>
+        <w:t xml:space="preserve">VICTIM</w:t>
+      </w:r>
+      <w:r>
+        <w:rPr>
+          <w:b/>
+          <w:bCs/>
+        </w:rPr>
+        <w:t xml:space="preserve"> </w:t>
+      </w:r>
+      <w:r>
+        <w:rPr>
+          <w:b/>
+          <w:bCs/>
+        </w:rPr>
+        <w:t xml:space="preserve">UNDER</w:t>
+      </w:r>
+      <w:r>
+        <w:rPr>
+          <w:b/>
+          <w:bCs/>
+        </w:rPr>
+        <w:t xml:space="preserve"> </w:t>
+      </w:r>
+      <w:r>
+        <w:rPr>
+          <w:b/>
+          <w:bCs/>
+        </w:rPr>
+        <w:t xml:space="preserve">R.C.M.</w:t>
+      </w:r>
+      <w:r>
+        <w:rPr>
+          <w:b/>
+          <w:bCs/>
+        </w:rPr>
+        <w:t xml:space="preserve"> </w:t>
+      </w:r>
+      <w:r>
+        <w:rPr>
+          <w:b/>
+          <w:bCs/>
+        </w:rPr>
+        <w:t xml:space="preserve">1106A.</w:t>
+      </w:r>
     </w:p>
     <w:p>
       <w:pPr>
-        <w:pStyle w:val="PointHeadingChained"/>
+        <w:keepLines/>
+        <w:spacing w:before="288" w:after="240" w:line="294" w:lineRule="exact"/>
+        <w:ind w:left="0" w:firstLine="0"/>
+        <w:jc w:val="center"/>
+        <w:outlineLvl w:val="1"/>
       </w:pPr>
       <w:r>
+        <w:rPr>
+          <w:b/>
+          <w:bCs/>
+        </w:rPr>
         <w:t xml:space="preserve">II.</w:t>
       </w:r>
       <w:r>
         <w:br/>
       </w:r>
-      <w:bookmarkStart w:id="103" w:name="_Head103"/>
-      <w:r>
-        <w:t xml:space="preserve">WHETHER THE GOVERNMENT ERRED IN POST-TRIAL PROCESSESING BY NOTING THE FIREARM PROHIBITION WAS TRIGGERED UNDER 18 U.S.C. § 922 WHEN CADET DOUGLAS HAS NOT “BEEN DISCHARGED FROM THE ARMED FORCES UNDER DISHONORABLE CONDITIONS.”</w:t>
-      </w:r>
-      <w:bookmarkEnd w:id="103"/>
+      <w:r>
+        <w:rPr>
+          <w:b/>
+          <w:bCs/>
+        </w:rPr>
+        <w:t xml:space="preserve">WHETHER</w:t>
+      </w:r>
+      <w:r>
+        <w:rPr>
+          <w:b/>
+          <w:bCs/>
+        </w:rPr>
+        <w:t xml:space="preserve"> </w:t>
+      </w:r>
+      <w:r>
+        <w:rPr>
+          <w:b/>
+          <w:bCs/>
+        </w:rPr>
+        <w:t xml:space="preserve">THE</w:t>
+      </w:r>
+      <w:r>
+        <w:rPr>
+          <w:b/>
+          <w:bCs/>
+        </w:rPr>
+        <w:t xml:space="preserve"> </w:t>
+      </w:r>
+      <w:r>
+        <w:rPr>
+          <w:b/>
+          <w:bCs/>
+        </w:rPr>
+        <w:t xml:space="preserve">GOVERNMENT</w:t>
+      </w:r>
+      <w:r>
+        <w:rPr>
+          <w:b/>
+          <w:bCs/>
+        </w:rPr>
+        <w:t xml:space="preserve"> </w:t>
+      </w:r>
+      <w:r>
+        <w:rPr>
+          <w:b/>
+          <w:bCs/>
+        </w:rPr>
+        <w:t xml:space="preserve">ERRED</w:t>
+      </w:r>
+      <w:r>
+        <w:rPr>
+          <w:b/>
+          <w:bCs/>
+        </w:rPr>
+        <w:t xml:space="preserve"> </w:t>
+      </w:r>
+      <w:r>
+        <w:rPr>
+          <w:b/>
+          <w:bCs/>
+        </w:rPr>
+        <w:t xml:space="preserve">IN</w:t>
+      </w:r>
+      <w:r>
+        <w:rPr>
+          <w:b/>
+          <w:bCs/>
+        </w:rPr>
+        <w:t xml:space="preserve"> </w:t>
+      </w:r>
+      <w:r>
+        <w:rPr>
+          <w:b/>
+          <w:bCs/>
+        </w:rPr>
+        <w:t xml:space="preserve">POST-TRIAL</w:t>
+      </w:r>
+      <w:r>
+        <w:rPr>
+          <w:b/>
+          <w:bCs/>
+        </w:rPr>
+        <w:t xml:space="preserve"> </w:t>
+      </w:r>
+      <w:r>
+        <w:rPr>
+          <w:b/>
+          <w:bCs/>
+        </w:rPr>
+        <w:t xml:space="preserve">PROCESSESING</w:t>
+      </w:r>
+      <w:r>
+        <w:rPr>
+          <w:b/>
+          <w:bCs/>
+        </w:rPr>
+        <w:t xml:space="preserve"> </w:t>
+      </w:r>
+      <w:r>
+        <w:rPr>
+          <w:b/>
+          <w:bCs/>
+        </w:rPr>
+        <w:t xml:space="preserve">BY</w:t>
+      </w:r>
+      <w:r>
+        <w:rPr>
+          <w:b/>
+          <w:bCs/>
+        </w:rPr>
+        <w:t xml:space="preserve"> </w:t>
+      </w:r>
+      <w:r>
+        <w:rPr>
+          <w:b/>
+          <w:bCs/>
+        </w:rPr>
+        <w:t xml:space="preserve">NOTING</w:t>
+      </w:r>
+      <w:r>
+        <w:rPr>
+          <w:b/>
+          <w:bCs/>
+        </w:rPr>
+        <w:t xml:space="preserve"> </w:t>
+      </w:r>
+      <w:r>
+        <w:rPr>
+          <w:b/>
+          <w:bCs/>
+        </w:rPr>
+        <w:t xml:space="preserve">THE</w:t>
+      </w:r>
+      <w:r>
+        <w:rPr>
+          <w:b/>
+          <w:bCs/>
+        </w:rPr>
+        <w:t xml:space="preserve"> </w:t>
+      </w:r>
+      <w:r>
+        <w:rPr>
+          <w:b/>
+          <w:bCs/>
+        </w:rPr>
+        <w:t xml:space="preserve">FIREARM</w:t>
+      </w:r>
+      <w:r>
+        <w:rPr>
+          <w:b/>
+          <w:bCs/>
+        </w:rPr>
+        <w:t xml:space="preserve"> </w:t>
+      </w:r>
+      <w:r>
+        <w:rPr>
+          <w:b/>
+          <w:bCs/>
+        </w:rPr>
+        <w:t xml:space="preserve">PROHIBITION</w:t>
+      </w:r>
+      <w:r>
+        <w:rPr>
+          <w:b/>
+          <w:bCs/>
+        </w:rPr>
+        <w:t xml:space="preserve"> </w:t>
+      </w:r>
+      <w:r>
+        <w:rPr>
+          <w:b/>
+          <w:bCs/>
+        </w:rPr>
+        <w:t xml:space="preserve">WAS</w:t>
+      </w:r>
+      <w:r>
+        <w:rPr>
+          <w:b/>
+          <w:bCs/>
+        </w:rPr>
+        <w:t xml:space="preserve"> </w:t>
+      </w:r>
+      <w:r>
+        <w:rPr>
+          <w:b/>
+          <w:bCs/>
+        </w:rPr>
+        <w:t xml:space="preserve">TRIGGERED</w:t>
+      </w:r>
+      <w:r>
+        <w:rPr>
+          <w:b/>
+          <w:bCs/>
+        </w:rPr>
+        <w:t xml:space="preserve"> </w:t>
+      </w:r>
+      <w:r>
+        <w:rPr>
+          <w:b/>
+          <w:bCs/>
+        </w:rPr>
+        <w:t xml:space="preserve">UNDER</w:t>
+      </w:r>
+      <w:r>
+        <w:rPr>
+          <w:b/>
+          <w:bCs/>
+        </w:rPr>
+        <w:t xml:space="preserve"> </w:t>
+      </w:r>
+      <w:r>
+        <w:rPr>
+          <w:b/>
+          <w:bCs/>
+        </w:rPr>
+        <w:t xml:space="preserve">18</w:t>
+      </w:r>
+      <w:r>
+        <w:rPr>
+          <w:b/>
+          <w:bCs/>
+        </w:rPr>
+        <w:t xml:space="preserve"> </w:t>
+      </w:r>
+      <w:r>
+        <w:rPr>
+          <w:b/>
+          <w:bCs/>
+        </w:rPr>
+        <w:t xml:space="preserve">U.S.C.</w:t>
+      </w:r>
+      <w:r>
+        <w:rPr>
+          <w:b/>
+          <w:bCs/>
+        </w:rPr>
+        <w:t xml:space="preserve"> </w:t>
+      </w:r>
+      <w:r>
+        <w:rPr>
+          <w:b/>
+          <w:bCs/>
+        </w:rPr>
+        <w:t xml:space="preserve">§</w:t>
+      </w:r>
+      <w:r>
+        <w:rPr>
+          <w:b/>
+          <w:bCs/>
+        </w:rPr>
+        <w:t xml:space="preserve"> </w:t>
+      </w:r>
+      <w:r>
+        <w:rPr>
+          <w:b/>
+          <w:bCs/>
+        </w:rPr>
+        <w:t xml:space="preserve">922</w:t>
+      </w:r>
+      <w:r>
+        <w:rPr>
+          <w:b/>
+          <w:bCs/>
+        </w:rPr>
+        <w:t xml:space="preserve"> </w:t>
+      </w:r>
+      <w:r>
+        <w:rPr>
+          <w:b/>
+          <w:bCs/>
+        </w:rPr>
+        <w:t xml:space="preserve">WHEN</w:t>
+      </w:r>
+      <w:r>
+        <w:rPr>
+          <w:b/>
+          <w:bCs/>
+        </w:rPr>
+        <w:t xml:space="preserve"> </w:t>
+      </w:r>
+      <w:r>
+        <w:rPr>
+          <w:b/>
+          <w:bCs/>
+        </w:rPr>
+        <w:t xml:space="preserve">CADET</w:t>
+      </w:r>
+      <w:r>
+        <w:rPr>
+          <w:b/>
+          <w:bCs/>
+        </w:rPr>
+        <w:t xml:space="preserve"> </w:t>
+      </w:r>
+      <w:r>
+        <w:rPr>
+          <w:b/>
+          <w:bCs/>
+        </w:rPr>
+        <w:t xml:space="preserve">DOUGLAS</w:t>
+      </w:r>
+      <w:r>
+        <w:rPr>
+          <w:b/>
+          <w:bCs/>
+        </w:rPr>
+        <w:t xml:space="preserve"> </w:t>
+      </w:r>
+      <w:r>
+        <w:rPr>
+          <w:b/>
+          <w:bCs/>
+        </w:rPr>
+        <w:t xml:space="preserve">HAS</w:t>
+      </w:r>
+      <w:r>
+        <w:rPr>
+          <w:b/>
+          <w:bCs/>
+        </w:rPr>
+        <w:t xml:space="preserve"> </w:t>
+      </w:r>
+      <w:r>
+        <w:rPr>
+          <w:b/>
+          <w:bCs/>
+        </w:rPr>
+        <w:t xml:space="preserve">NOT</w:t>
+      </w:r>
+      <w:r>
+        <w:rPr>
+          <w:b/>
+          <w:bCs/>
+        </w:rPr>
+        <w:t xml:space="preserve"> </w:t>
+      </w:r>
+      <w:r>
+        <w:rPr>
+          <w:b/>
+          <w:bCs/>
+        </w:rPr>
+        <w:t xml:space="preserve">“BEEN</w:t>
+      </w:r>
+      <w:r>
+        <w:rPr>
+          <w:b/>
+          <w:bCs/>
+        </w:rPr>
+        <w:t xml:space="preserve"> </w:t>
+      </w:r>
+      <w:r>
+        <w:rPr>
+          <w:b/>
+          <w:bCs/>
+        </w:rPr>
+        <w:t xml:space="preserve">DISCHARGED</w:t>
+      </w:r>
+      <w:r>
+        <w:rPr>
+          <w:b/>
+          <w:bCs/>
+        </w:rPr>
+        <w:t xml:space="preserve"> </w:t>
+      </w:r>
+      <w:r>
+        <w:rPr>
+          <w:b/>
+          <w:bCs/>
+        </w:rPr>
+        <w:t xml:space="preserve">FROM</w:t>
+      </w:r>
+      <w:r>
+        <w:rPr>
+          <w:b/>
+          <w:bCs/>
+        </w:rPr>
+        <w:t xml:space="preserve"> </w:t>
+      </w:r>
+      <w:r>
+        <w:rPr>
+          <w:b/>
+          <w:bCs/>
+        </w:rPr>
+        <w:t xml:space="preserve">THE</w:t>
+      </w:r>
+      <w:r>
+        <w:rPr>
+          <w:b/>
+          <w:bCs/>
+        </w:rPr>
+        <w:t xml:space="preserve"> </w:t>
+      </w:r>
+      <w:r>
+        <w:rPr>
+          <w:b/>
+          <w:bCs/>
+        </w:rPr>
+        <w:t xml:space="preserve">ARMED</w:t>
+      </w:r>
+      <w:r>
+        <w:rPr>
+          <w:b/>
+          <w:bCs/>
+        </w:rPr>
+        <w:t xml:space="preserve"> </w:t>
+      </w:r>
+      <w:r>
+        <w:rPr>
+          <w:b/>
+          <w:bCs/>
+        </w:rPr>
+        <w:t xml:space="preserve">FORCES</w:t>
+      </w:r>
+      <w:r>
+        <w:rPr>
+          <w:b/>
+          <w:bCs/>
+        </w:rPr>
+        <w:t xml:space="preserve"> </w:t>
+      </w:r>
+      <w:r>
+        <w:rPr>
+          <w:b/>
+          <w:bCs/>
+        </w:rPr>
+        <w:t xml:space="preserve">UNDER</w:t>
+      </w:r>
+      <w:r>
+        <w:rPr>
+          <w:b/>
+          <w:bCs/>
+        </w:rPr>
+        <w:t xml:space="preserve"> </w:t>
+      </w:r>
+      <w:r>
+        <w:rPr>
+          <w:b/>
+          <w:bCs/>
+        </w:rPr>
+        <w:t xml:space="preserve">DISHONORABLE</w:t>
+      </w:r>
+      <w:r>
+        <w:rPr>
+          <w:b/>
+          <w:bCs/>
+        </w:rPr>
+        <w:t xml:space="preserve"> </w:t>
+      </w:r>
+      <w:r>
+        <w:rPr>
+          <w:b/>
+          <w:bCs/>
+        </w:rPr>
+        <w:t xml:space="preserve">CONDITIONS.”</w:t>
+      </w:r>
     </w:p>
     <w:p>
       <w:pPr>
-        <w:pStyle w:val="SectionHeading"/>
+        <w:keepNext/>
+        <w:keepLines/>
+        <w:spacing w:before="336" w:after="240" w:line="294" w:lineRule="exact"/>
+        <w:ind w:left="0" w:firstLine="0"/>
+        <w:jc w:val="center"/>
+        <w:outlineLvl w:val="0"/>
       </w:pPr>
-      <w:bookmarkStart w:id="104" w:name="_Head104"/>
-      <w:r>
-        <w:t xml:space="preserve">Additional Statement of the Case</w:t>
-      </w:r>
-      <w:bookmarkEnd w:id="104"/>
+      <w:r>
+        <w:rPr>
+          <w:b/>
+          <w:bCs/>
+        </w:rPr>
+        <w:t xml:space="preserve">Additional</w:t>
+      </w:r>
+      <w:r>
+        <w:rPr>
+          <w:b/>
+          <w:bCs/>
+        </w:rPr>
+        <w:t xml:space="preserve"> </w:t>
+      </w:r>
+      <w:r>
+        <w:rPr>
+          <w:b/>
+          <w:bCs/>
+        </w:rPr>
+        <w:t xml:space="preserve">Statement</w:t>
+      </w:r>
+      <w:r>
+        <w:rPr>
+          <w:b/>
+          <w:bCs/>
+        </w:rPr>
+        <w:t xml:space="preserve"> </w:t>
+      </w:r>
+      <w:r>
+        <w:rPr>
+          <w:b/>
+          <w:bCs/>
+        </w:rPr>
+        <w:t xml:space="preserve">of</w:t>
+      </w:r>
+      <w:r>
+        <w:rPr>
+          <w:b/>
+          <w:bCs/>
+        </w:rPr>
+        <w:t xml:space="preserve"> </w:t>
+      </w:r>
+      <w:r>
+        <w:rPr>
+          <w:b/>
+          <w:bCs/>
+        </w:rPr>
+        <w:t xml:space="preserve">the</w:t>
+      </w:r>
+      <w:r>
+        <w:rPr>
+          <w:b/>
+          <w:bCs/>
+        </w:rPr>
+        <w:t xml:space="preserve"> </w:t>
+      </w:r>
+      <w:r>
+        <w:rPr>
+          <w:b/>
+          <w:bCs/>
+        </w:rPr>
+        <w:t xml:space="preserve">Case</w:t>
+      </w:r>
     </w:p>
     <w:p>
       <w:pPr>
@@ -275,7 +1316,7 @@
         <w:t xml:space="preserve"> </w:t>
       </w:r>
       <w:r>
-        <w:t xml:space="preserve">Gov. Ans. On 26 October 2023, Cadet Douglas filed his reply brief.</w:t>
+        <w:t xml:space="preserve">Gov. Ans. On 26 October 2023, Cadet Douglas filed his reply brief.</w:t>
       </w:r>
       <w:r>
         <w:t xml:space="preserve"> </w:t>
@@ -312,7 +1353,7 @@
         <w:t xml:space="preserve">United States v. Douglas</w:t>
       </w:r>
       <w:r>
-        <w:t xml:space="preserve">, No. ACM. 40324, 2023 CCA LEXIS 502 (A.F. Ct. Crim. App. 5 Dec. 2023) (unpub. op.). This Court agreed with the Government’s concession that the case should be remanded given Cadet Douglas was not provided an opportunity to rebut R.H.’s submission of matters prior to the convening authority’s decision on action.</w:t>
+        <w:t xml:space="preserve">, No. ACM. 40324, 2023 CCA LEXIS 502 (A.F. Ct. Crim. App. 5 Dec. 2023) (unpub. op.). This Court agreed with the Government’s concession that the case should be remanded given Cadet Douglas was not provided an opportunity to rebut R.H.’s submission of matters prior to the convening authority’s decision on action.</w:t>
       </w:r>
       <w:r>
         <w:t xml:space="preserve"> </w:t>
@@ -365,13 +1406,61 @@
     </w:p>
     <w:p>
       <w:pPr>
-        <w:pStyle w:val="UnnumberedHeadingLeft"/>
+        <w:keepNext/>
+        <w:keepLines/>
+        <w:spacing w:before="264" w:after="216" w:line="294" w:lineRule="exact"/>
+        <w:ind w:left="0" w:firstLine="0"/>
+        <w:outlineLvl w:val="1"/>
       </w:pPr>
-      <w:bookmarkStart w:id="105" w:name="_Head105"/>
-      <w:r>
-        <w:t xml:space="preserve">Previous Assignments of Error</w:t>
-      </w:r>
-      <w:bookmarkEnd w:id="105"/>
+      <w:r>
+        <w:rPr>
+          <w:b/>
+          <w:bCs/>
+        </w:rPr>
+        <w:t xml:space="preserve">Previous</w:t>
+      </w:r>
+      <w:r>
+        <w:rPr>
+          <w:b/>
+          <w:bCs/>
+        </w:rPr>
+        <w:t xml:space="preserve"> </w:t>
+      </w:r>
+      <w:r>
+        <w:rPr>
+          <w:b/>
+          <w:bCs/>
+        </w:rPr>
+        <w:t xml:space="preserve">Assignments</w:t>
+      </w:r>
+      <w:r>
+        <w:rPr>
+          <w:b/>
+          <w:bCs/>
+        </w:rPr>
+        <w:t xml:space="preserve"> </w:t>
+      </w:r>
+      <w:r>
+        <w:rPr>
+          <w:b/>
+          <w:bCs/>
+        </w:rPr>
+        <w:t xml:space="preserve">of</w:t>
+      </w:r>
+      <w:r>
+        <w:rPr>
+          <w:b/>
+          <w:bCs/>
+        </w:rPr>
+        <w:t xml:space="preserve"> </w:t>
+      </w:r>
+      <w:r>
+        <w:rPr>
+          <w:b/>
+          <w:bCs/>
+        </w:rPr>
+        <w:t xml:space="preserve">Error</w:t>
+      </w:r>
     </w:p>
     <w:p>
       <w:pPr>
@@ -383,13 +1472,341 @@
     </w:p>
     <w:p>
       <w:pPr>
-        <w:pStyle w:val="UnnumberedHeadingLeft"/>
+        <w:keepNext/>
+        <w:keepLines/>
+        <w:spacing w:before="264" w:after="216" w:line="294" w:lineRule="exact"/>
+        <w:ind w:left="0" w:firstLine="0"/>
+        <w:outlineLvl w:val="1"/>
       </w:pPr>
-      <w:bookmarkStart w:id="106" w:name="_Head106"/>
-      <w:r>
-        <w:t xml:space="preserve">1. The Government and the Defense Agreed that R.H. was Not a Victim Under R.C.M. 1106A or Article 6b, UCMJ, for the Convicted Offenses.</w:t>
-      </w:r>
-      <w:bookmarkEnd w:id="106"/>
+      <w:r>
+        <w:rPr>
+          <w:b/>
+          <w:bCs/>
+        </w:rPr>
+        <w:t xml:space="preserve">1.</w:t>
+      </w:r>
+      <w:r>
+        <w:rPr>
+          <w:b/>
+          <w:bCs/>
+        </w:rPr>
+        <w:t xml:space="preserve"> </w:t>
+      </w:r>
+      <w:r>
+        <w:rPr>
+          <w:b/>
+          <w:bCs/>
+        </w:rPr>
+        <w:t xml:space="preserve">The</w:t>
+      </w:r>
+      <w:r>
+        <w:rPr>
+          <w:b/>
+          <w:bCs/>
+        </w:rPr>
+        <w:t xml:space="preserve"> </w:t>
+      </w:r>
+      <w:r>
+        <w:rPr>
+          <w:b/>
+          <w:bCs/>
+        </w:rPr>
+        <w:t xml:space="preserve">Government</w:t>
+      </w:r>
+      <w:r>
+        <w:rPr>
+          <w:b/>
+          <w:bCs/>
+        </w:rPr>
+        <w:t xml:space="preserve"> </w:t>
+      </w:r>
+      <w:r>
+        <w:rPr>
+          <w:b/>
+          <w:bCs/>
+        </w:rPr>
+        <w:t xml:space="preserve">and</w:t>
+      </w:r>
+      <w:r>
+        <w:rPr>
+          <w:b/>
+          <w:bCs/>
+        </w:rPr>
+        <w:t xml:space="preserve"> </w:t>
+      </w:r>
+      <w:r>
+        <w:rPr>
+          <w:b/>
+          <w:bCs/>
+        </w:rPr>
+        <w:t xml:space="preserve">the</w:t>
+      </w:r>
+      <w:r>
+        <w:rPr>
+          <w:b/>
+          <w:bCs/>
+        </w:rPr>
+        <w:t xml:space="preserve"> </w:t>
+      </w:r>
+      <w:r>
+        <w:rPr>
+          <w:b/>
+          <w:bCs/>
+        </w:rPr>
+        <w:t xml:space="preserve">Defense</w:t>
+      </w:r>
+      <w:r>
+        <w:rPr>
+          <w:b/>
+          <w:bCs/>
+        </w:rPr>
+        <w:t xml:space="preserve"> </w:t>
+      </w:r>
+      <w:r>
+        <w:rPr>
+          <w:b/>
+          <w:bCs/>
+        </w:rPr>
+        <w:t xml:space="preserve">Agreed</w:t>
+      </w:r>
+      <w:r>
+        <w:rPr>
+          <w:b/>
+          <w:bCs/>
+        </w:rPr>
+        <w:t xml:space="preserve"> </w:t>
+      </w:r>
+      <w:r>
+        <w:rPr>
+          <w:b/>
+          <w:bCs/>
+        </w:rPr>
+        <w:t xml:space="preserve">that</w:t>
+      </w:r>
+      <w:r>
+        <w:rPr>
+          <w:b/>
+          <w:bCs/>
+        </w:rPr>
+        <w:t xml:space="preserve"> </w:t>
+      </w:r>
+      <w:r>
+        <w:rPr>
+          <w:b/>
+          <w:bCs/>
+        </w:rPr>
+        <w:t xml:space="preserve">R.H.</w:t>
+      </w:r>
+      <w:r>
+        <w:rPr>
+          <w:b/>
+          <w:bCs/>
+        </w:rPr>
+        <w:t xml:space="preserve"> </w:t>
+      </w:r>
+      <w:r>
+        <w:rPr>
+          <w:b/>
+          <w:bCs/>
+        </w:rPr>
+        <w:t xml:space="preserve">was</w:t>
+      </w:r>
+      <w:r>
+        <w:rPr>
+          <w:b/>
+          <w:bCs/>
+        </w:rPr>
+        <w:t xml:space="preserve"> </w:t>
+      </w:r>
+      <w:r>
+        <w:rPr>
+          <w:b/>
+          <w:bCs/>
+        </w:rPr>
+        <w:t xml:space="preserve">Not</w:t>
+      </w:r>
+      <w:r>
+        <w:rPr>
+          <w:b/>
+          <w:bCs/>
+        </w:rPr>
+        <w:t xml:space="preserve"> </w:t>
+      </w:r>
+      <w:r>
+        <w:rPr>
+          <w:b/>
+          <w:bCs/>
+        </w:rPr>
+        <w:t xml:space="preserve">a</w:t>
+      </w:r>
+      <w:r>
+        <w:rPr>
+          <w:b/>
+          <w:bCs/>
+        </w:rPr>
+        <w:t xml:space="preserve"> </w:t>
+      </w:r>
+      <w:r>
+        <w:rPr>
+          <w:b/>
+          <w:bCs/>
+        </w:rPr>
+        <w:t xml:space="preserve">Victim</w:t>
+      </w:r>
+      <w:r>
+        <w:rPr>
+          <w:b/>
+          <w:bCs/>
+        </w:rPr>
+        <w:t xml:space="preserve"> </w:t>
+      </w:r>
+      <w:r>
+        <w:rPr>
+          <w:b/>
+          <w:bCs/>
+        </w:rPr>
+        <w:t xml:space="preserve">Under</w:t>
+      </w:r>
+      <w:r>
+        <w:rPr>
+          <w:b/>
+          <w:bCs/>
+        </w:rPr>
+        <w:t xml:space="preserve"> </w:t>
+      </w:r>
+      <w:r>
+        <w:rPr>
+          <w:b/>
+          <w:bCs/>
+        </w:rPr>
+        <w:t xml:space="preserve">R.C.M.</w:t>
+      </w:r>
+      <w:r>
+        <w:rPr>
+          <w:b/>
+          <w:bCs/>
+        </w:rPr>
+        <w:t xml:space="preserve"> </w:t>
+      </w:r>
+      <w:r>
+        <w:rPr>
+          <w:b/>
+          <w:bCs/>
+        </w:rPr>
+        <w:t xml:space="preserve">1106A</w:t>
+      </w:r>
+      <w:r>
+        <w:rPr>
+          <w:b/>
+          <w:bCs/>
+        </w:rPr>
+        <w:t xml:space="preserve"> </w:t>
+      </w:r>
+      <w:r>
+        <w:rPr>
+          <w:b/>
+          <w:bCs/>
+        </w:rPr>
+        <w:t xml:space="preserve">or</w:t>
+      </w:r>
+      <w:r>
+        <w:rPr>
+          <w:b/>
+          <w:bCs/>
+        </w:rPr>
+        <w:t xml:space="preserve"> </w:t>
+      </w:r>
+      <w:r>
+        <w:rPr>
+          <w:b/>
+          <w:bCs/>
+        </w:rPr>
+        <w:t xml:space="preserve">Article</w:t>
+      </w:r>
+      <w:r>
+        <w:rPr>
+          <w:b/>
+          <w:bCs/>
+        </w:rPr>
+        <w:t xml:space="preserve"> </w:t>
+      </w:r>
+      <w:r>
+        <w:rPr>
+          <w:b/>
+          <w:bCs/>
+        </w:rPr>
+        <w:t xml:space="preserve">6b,</w:t>
+      </w:r>
+      <w:r>
+        <w:rPr>
+          <w:b/>
+          <w:bCs/>
+        </w:rPr>
+        <w:t xml:space="preserve"> </w:t>
+      </w:r>
+      <w:r>
+        <w:rPr>
+          <w:b/>
+          <w:bCs/>
+        </w:rPr>
+        <w:t xml:space="preserve">UCMJ,</w:t>
+      </w:r>
+      <w:r>
+        <w:rPr>
+          <w:b/>
+          <w:bCs/>
+        </w:rPr>
+        <w:t xml:space="preserve"> </w:t>
+      </w:r>
+      <w:r>
+        <w:rPr>
+          <w:b/>
+          <w:bCs/>
+        </w:rPr>
+        <w:t xml:space="preserve">for</w:t>
+      </w:r>
+      <w:r>
+        <w:rPr>
+          <w:b/>
+          <w:bCs/>
+        </w:rPr>
+        <w:t xml:space="preserve"> </w:t>
+      </w:r>
+      <w:r>
+        <w:rPr>
+          <w:b/>
+          <w:bCs/>
+        </w:rPr>
+        <w:t xml:space="preserve">the</w:t>
+      </w:r>
+      <w:r>
+        <w:rPr>
+          <w:b/>
+          <w:bCs/>
+        </w:rPr>
+        <w:t xml:space="preserve"> </w:t>
+      </w:r>
+      <w:r>
+        <w:rPr>
+          <w:b/>
+          <w:bCs/>
+        </w:rPr>
+        <w:t xml:space="preserve">Convicted</w:t>
+      </w:r>
+      <w:r>
+        <w:rPr>
+          <w:b/>
+          <w:bCs/>
+        </w:rPr>
+        <w:t xml:space="preserve"> </w:t>
+      </w:r>
+      <w:r>
+        <w:rPr>
+          <w:b/>
+          <w:bCs/>
+        </w:rPr>
+        <w:t xml:space="preserve">Offenses.</w:t>
+      </w:r>
     </w:p>
     <w:p>
       <w:pPr>
@@ -539,13 +1956,397 @@
     </w:p>
     <w:p>
       <w:pPr>
-        <w:pStyle w:val="UnnumberedHeadingLeft"/>
+        <w:keepNext/>
+        <w:keepLines/>
+        <w:spacing w:before="264" w:after="216" w:line="294" w:lineRule="exact"/>
+        <w:ind w:left="0" w:firstLine="0"/>
+        <w:outlineLvl w:val="1"/>
       </w:pPr>
-      <w:bookmarkStart w:id="107" w:name="_Head107"/>
-      <w:r>
-        <w:t xml:space="preserve">2. Cadet Douglas Asked the Convening Authority Not to Consider R.H. a Victim Under R.C.M. 1106A or Article 6b, UCMJ, but the Convening Authority Did Consider the Matters.</w:t>
-      </w:r>
-      <w:bookmarkEnd w:id="107"/>
+      <w:r>
+        <w:rPr>
+          <w:b/>
+          <w:bCs/>
+        </w:rPr>
+        <w:t xml:space="preserve">2.</w:t>
+      </w:r>
+      <w:r>
+        <w:rPr>
+          <w:b/>
+          <w:bCs/>
+        </w:rPr>
+        <w:t xml:space="preserve"> </w:t>
+      </w:r>
+      <w:r>
+        <w:rPr>
+          <w:b/>
+          <w:bCs/>
+        </w:rPr>
+        <w:t xml:space="preserve">Cadet</w:t>
+      </w:r>
+      <w:r>
+        <w:rPr>
+          <w:b/>
+          <w:bCs/>
+        </w:rPr>
+        <w:t xml:space="preserve"> </w:t>
+      </w:r>
+      <w:r>
+        <w:rPr>
+          <w:b/>
+          <w:bCs/>
+        </w:rPr>
+        <w:t xml:space="preserve">Douglas</w:t>
+      </w:r>
+      <w:r>
+        <w:rPr>
+          <w:b/>
+          <w:bCs/>
+        </w:rPr>
+        <w:t xml:space="preserve"> </w:t>
+      </w:r>
+      <w:r>
+        <w:rPr>
+          <w:b/>
+          <w:bCs/>
+        </w:rPr>
+        <w:t xml:space="preserve">Asked</w:t>
+      </w:r>
+      <w:r>
+        <w:rPr>
+          <w:b/>
+          <w:bCs/>
+        </w:rPr>
+        <w:t xml:space="preserve"> </w:t>
+      </w:r>
+      <w:r>
+        <w:rPr>
+          <w:b/>
+          <w:bCs/>
+        </w:rPr>
+        <w:t xml:space="preserve">the</w:t>
+      </w:r>
+      <w:r>
+        <w:rPr>
+          <w:b/>
+          <w:bCs/>
+        </w:rPr>
+        <w:t xml:space="preserve"> </w:t>
+      </w:r>
+      <w:r>
+        <w:rPr>
+          <w:b/>
+          <w:bCs/>
+        </w:rPr>
+        <w:t xml:space="preserve">Convening</w:t>
+      </w:r>
+      <w:r>
+        <w:rPr>
+          <w:b/>
+          <w:bCs/>
+        </w:rPr>
+        <w:t xml:space="preserve"> </w:t>
+      </w:r>
+      <w:r>
+        <w:rPr>
+          <w:b/>
+          <w:bCs/>
+        </w:rPr>
+        <w:t xml:space="preserve">Authority</w:t>
+      </w:r>
+      <w:r>
+        <w:rPr>
+          <w:b/>
+          <w:bCs/>
+        </w:rPr>
+        <w:t xml:space="preserve"> </w:t>
+      </w:r>
+      <w:r>
+        <w:rPr>
+          <w:b/>
+          <w:bCs/>
+        </w:rPr>
+        <w:t xml:space="preserve">Not</w:t>
+      </w:r>
+      <w:r>
+        <w:rPr>
+          <w:b/>
+          <w:bCs/>
+        </w:rPr>
+        <w:t xml:space="preserve"> </w:t>
+      </w:r>
+      <w:r>
+        <w:rPr>
+          <w:b/>
+          <w:bCs/>
+        </w:rPr>
+        <w:t xml:space="preserve">to</w:t>
+      </w:r>
+      <w:r>
+        <w:rPr>
+          <w:b/>
+          <w:bCs/>
+        </w:rPr>
+        <w:t xml:space="preserve"> </w:t>
+      </w:r>
+      <w:r>
+        <w:rPr>
+          <w:b/>
+          <w:bCs/>
+        </w:rPr>
+        <w:t xml:space="preserve">Consider</w:t>
+      </w:r>
+      <w:r>
+        <w:rPr>
+          <w:b/>
+          <w:bCs/>
+        </w:rPr>
+        <w:t xml:space="preserve"> </w:t>
+      </w:r>
+      <w:r>
+        <w:rPr>
+          <w:b/>
+          <w:bCs/>
+        </w:rPr>
+        <w:t xml:space="preserve">R.H.</w:t>
+      </w:r>
+      <w:r>
+        <w:rPr>
+          <w:b/>
+          <w:bCs/>
+        </w:rPr>
+        <w:t xml:space="preserve"> </w:t>
+      </w:r>
+      <w:r>
+        <w:rPr>
+          <w:b/>
+          <w:bCs/>
+        </w:rPr>
+        <w:t xml:space="preserve">a</w:t>
+      </w:r>
+      <w:r>
+        <w:rPr>
+          <w:b/>
+          <w:bCs/>
+        </w:rPr>
+        <w:t xml:space="preserve"> </w:t>
+      </w:r>
+      <w:r>
+        <w:rPr>
+          <w:b/>
+          <w:bCs/>
+        </w:rPr>
+        <w:t xml:space="preserve">Victim</w:t>
+      </w:r>
+      <w:r>
+        <w:rPr>
+          <w:b/>
+          <w:bCs/>
+        </w:rPr>
+        <w:t xml:space="preserve"> </w:t>
+      </w:r>
+      <w:r>
+        <w:rPr>
+          <w:b/>
+          <w:bCs/>
+        </w:rPr>
+        <w:t xml:space="preserve">Under</w:t>
+      </w:r>
+      <w:r>
+        <w:rPr>
+          <w:b/>
+          <w:bCs/>
+        </w:rPr>
+        <w:t xml:space="preserve"> </w:t>
+      </w:r>
+      <w:r>
+        <w:rPr>
+          <w:b/>
+          <w:bCs/>
+        </w:rPr>
+        <w:t xml:space="preserve">R.C.M.</w:t>
+      </w:r>
+      <w:r>
+        <w:rPr>
+          <w:b/>
+          <w:bCs/>
+        </w:rPr>
+        <w:t xml:space="preserve"> </w:t>
+      </w:r>
+      <w:r>
+        <w:rPr>
+          <w:b/>
+          <w:bCs/>
+        </w:rPr>
+        <w:t xml:space="preserve">1106A</w:t>
+      </w:r>
+      <w:r>
+        <w:rPr>
+          <w:b/>
+          <w:bCs/>
+        </w:rPr>
+        <w:t xml:space="preserve"> </w:t>
+      </w:r>
+      <w:r>
+        <w:rPr>
+          <w:b/>
+          <w:bCs/>
+        </w:rPr>
+        <w:t xml:space="preserve">or</w:t>
+      </w:r>
+      <w:r>
+        <w:rPr>
+          <w:b/>
+          <w:bCs/>
+        </w:rPr>
+        <w:t xml:space="preserve"> </w:t>
+      </w:r>
+      <w:r>
+        <w:rPr>
+          <w:b/>
+          <w:bCs/>
+        </w:rPr>
+        <w:t xml:space="preserve">Article</w:t>
+      </w:r>
+      <w:r>
+        <w:rPr>
+          <w:b/>
+          <w:bCs/>
+        </w:rPr>
+        <w:t xml:space="preserve"> </w:t>
+      </w:r>
+      <w:r>
+        <w:rPr>
+          <w:b/>
+          <w:bCs/>
+        </w:rPr>
+        <w:t xml:space="preserve">6b,</w:t>
+      </w:r>
+      <w:r>
+        <w:rPr>
+          <w:b/>
+          <w:bCs/>
+        </w:rPr>
+        <w:t xml:space="preserve"> </w:t>
+      </w:r>
+      <w:r>
+        <w:rPr>
+          <w:b/>
+          <w:bCs/>
+        </w:rPr>
+        <w:t xml:space="preserve">UCMJ,</w:t>
+      </w:r>
+      <w:r>
+        <w:rPr>
+          <w:b/>
+          <w:bCs/>
+        </w:rPr>
+        <w:t xml:space="preserve"> </w:t>
+      </w:r>
+      <w:r>
+        <w:rPr>
+          <w:b/>
+          <w:bCs/>
+        </w:rPr>
+        <w:t xml:space="preserve">but</w:t>
+      </w:r>
+      <w:r>
+        <w:rPr>
+          <w:b/>
+          <w:bCs/>
+        </w:rPr>
+        <w:t xml:space="preserve"> </w:t>
+      </w:r>
+      <w:r>
+        <w:rPr>
+          <w:b/>
+          <w:bCs/>
+        </w:rPr>
+        <w:t xml:space="preserve">the</w:t>
+      </w:r>
+      <w:r>
+        <w:rPr>
+          <w:b/>
+          <w:bCs/>
+        </w:rPr>
+        <w:t xml:space="preserve"> </w:t>
+      </w:r>
+      <w:r>
+        <w:rPr>
+          <w:b/>
+          <w:bCs/>
+        </w:rPr>
+        <w:t xml:space="preserve">Convening</w:t>
+      </w:r>
+      <w:r>
+        <w:rPr>
+          <w:b/>
+          <w:bCs/>
+        </w:rPr>
+        <w:t xml:space="preserve"> </w:t>
+      </w:r>
+      <w:r>
+        <w:rPr>
+          <w:b/>
+          <w:bCs/>
+        </w:rPr>
+        <w:t xml:space="preserve">Authority</w:t>
+      </w:r>
+      <w:r>
+        <w:rPr>
+          <w:b/>
+          <w:bCs/>
+        </w:rPr>
+        <w:t xml:space="preserve"> </w:t>
+      </w:r>
+      <w:r>
+        <w:rPr>
+          <w:b/>
+          <w:bCs/>
+        </w:rPr>
+        <w:t xml:space="preserve">Did</w:t>
+      </w:r>
+      <w:r>
+        <w:rPr>
+          <w:b/>
+          <w:bCs/>
+        </w:rPr>
+        <w:t xml:space="preserve"> </w:t>
+      </w:r>
+      <w:r>
+        <w:rPr>
+          <w:b/>
+          <w:bCs/>
+        </w:rPr>
+        <w:t xml:space="preserve">Consider</w:t>
+      </w:r>
+      <w:r>
+        <w:rPr>
+          <w:b/>
+          <w:bCs/>
+        </w:rPr>
+        <w:t xml:space="preserve"> </w:t>
+      </w:r>
+      <w:r>
+        <w:rPr>
+          <w:b/>
+          <w:bCs/>
+        </w:rPr>
+        <w:t xml:space="preserve">the</w:t>
+      </w:r>
+      <w:r>
+        <w:rPr>
+          <w:b/>
+          <w:bCs/>
+        </w:rPr>
+        <w:t xml:space="preserve"> </w:t>
+      </w:r>
+      <w:r>
+        <w:rPr>
+          <w:b/>
+          <w:bCs/>
+        </w:rPr>
+        <w:t xml:space="preserve">Matters.</w:t>
+      </w:r>
     </w:p>
     <w:p>
       <w:pPr>
@@ -573,13 +2374,159 @@
     </w:p>
     <w:p>
       <w:pPr>
-        <w:pStyle w:val="UnnumberedHeadingLeft"/>
+        <w:keepNext/>
+        <w:keepLines/>
+        <w:spacing w:before="264" w:after="216" w:line="294" w:lineRule="exact"/>
+        <w:ind w:left="0" w:firstLine="0"/>
+        <w:outlineLvl w:val="1"/>
       </w:pPr>
-      <w:bookmarkStart w:id="108" w:name="_Head108"/>
-      <w:r>
-        <w:t xml:space="preserve">3. In the Alternative, Cadet Douglas Rebutted R.H.’s Submission of Matters.</w:t>
-      </w:r>
-      <w:bookmarkEnd w:id="108"/>
+      <w:r>
+        <w:rPr>
+          <w:b/>
+          <w:bCs/>
+        </w:rPr>
+        <w:t xml:space="preserve">3.</w:t>
+      </w:r>
+      <w:r>
+        <w:rPr>
+          <w:b/>
+          <w:bCs/>
+        </w:rPr>
+        <w:t xml:space="preserve"> </w:t>
+      </w:r>
+      <w:r>
+        <w:rPr>
+          <w:b/>
+          <w:bCs/>
+        </w:rPr>
+        <w:t xml:space="preserve">In</w:t>
+      </w:r>
+      <w:r>
+        <w:rPr>
+          <w:b/>
+          <w:bCs/>
+        </w:rPr>
+        <w:t xml:space="preserve"> </w:t>
+      </w:r>
+      <w:r>
+        <w:rPr>
+          <w:b/>
+          <w:bCs/>
+        </w:rPr>
+        <w:t xml:space="preserve">the</w:t>
+      </w:r>
+      <w:r>
+        <w:rPr>
+          <w:b/>
+          <w:bCs/>
+        </w:rPr>
+        <w:t xml:space="preserve"> </w:t>
+      </w:r>
+      <w:r>
+        <w:rPr>
+          <w:b/>
+          <w:bCs/>
+        </w:rPr>
+        <w:t xml:space="preserve">Alternative,</w:t>
+      </w:r>
+      <w:r>
+        <w:rPr>
+          <w:b/>
+          <w:bCs/>
+        </w:rPr>
+        <w:t xml:space="preserve"> </w:t>
+      </w:r>
+      <w:r>
+        <w:rPr>
+          <w:b/>
+          <w:bCs/>
+        </w:rPr>
+        <w:t xml:space="preserve">Cadet</w:t>
+      </w:r>
+      <w:r>
+        <w:rPr>
+          <w:b/>
+          <w:bCs/>
+        </w:rPr>
+        <w:t xml:space="preserve"> </w:t>
+      </w:r>
+      <w:r>
+        <w:rPr>
+          <w:b/>
+          <w:bCs/>
+        </w:rPr>
+        <w:t xml:space="preserve">Douglas</w:t>
+      </w:r>
+      <w:r>
+        <w:rPr>
+          <w:b/>
+          <w:bCs/>
+        </w:rPr>
+        <w:t xml:space="preserve"> </w:t>
+      </w:r>
+      <w:r>
+        <w:rPr>
+          <w:b/>
+          <w:bCs/>
+        </w:rPr>
+        <w:t xml:space="preserve">Rebutted</w:t>
+      </w:r>
+      <w:r>
+        <w:rPr>
+          <w:b/>
+          <w:bCs/>
+        </w:rPr>
+        <w:t xml:space="preserve"> </w:t>
+      </w:r>
+      <w:r>
+        <w:rPr>
+          <w:b/>
+          <w:bCs/>
+        </w:rPr>
+        <w:t xml:space="preserve">R.H.’s</w:t>
+      </w:r>
+      <w:r>
+        <w:rPr>
+          <w:b/>
+          <w:bCs/>
+        </w:rPr>
+        <w:t xml:space="preserve"> </w:t>
+      </w:r>
+      <w:r>
+        <w:rPr>
+          <w:b/>
+          <w:bCs/>
+        </w:rPr>
+        <w:t xml:space="preserve">Submission</w:t>
+      </w:r>
+      <w:r>
+        <w:rPr>
+          <w:b/>
+          <w:bCs/>
+        </w:rPr>
+        <w:t xml:space="preserve"> </w:t>
+      </w:r>
+      <w:r>
+        <w:rPr>
+          <w:b/>
+          <w:bCs/>
+        </w:rPr>
+        <w:t xml:space="preserve">of</w:t>
+      </w:r>
+      <w:r>
+        <w:rPr>
+          <w:b/>
+          <w:bCs/>
+        </w:rPr>
+        <w:t xml:space="preserve"> </w:t>
+      </w:r>
+      <w:r>
+        <w:rPr>
+          <w:b/>
+          <w:bCs/>
+        </w:rPr>
+        <w:t xml:space="preserve">Matters.</w:t>
+      </w:r>
     </w:p>
     <w:p>
       <w:pPr>
@@ -703,18 +2650,254 @@
         <w:t xml:space="preserve">Id.</w:t>
       </w:r>
       <w:r>
-        <w:t xml:space="preserve">; R. at 372-73.</w:t>
+        <w:t xml:space="preserve">; R. at 372</w:t>
+      </w:r>
+      <w:r>
+        <w:noBreakHyphen/>
+      </w:r>
+      <w:r>
+        <w:t xml:space="preserve">73.</w:t>
       </w:r>
     </w:p>
     <w:p>
       <w:pPr>
-        <w:pStyle w:val="UnnumberedHeadingLeft"/>
+        <w:keepNext/>
+        <w:keepLines/>
+        <w:spacing w:before="264" w:after="216" w:line="294" w:lineRule="exact"/>
+        <w:ind w:left="0" w:firstLine="0"/>
+        <w:outlineLvl w:val="1"/>
       </w:pPr>
-      <w:bookmarkStart w:id="109" w:name="_Head109"/>
-      <w:r>
-        <w:t xml:space="preserve">4. The Convening Authority Again Considered R.H.’s Submission of Matters Prior to Signing the Decision on Action.</w:t>
-      </w:r>
-      <w:bookmarkEnd w:id="109"/>
+      <w:r>
+        <w:rPr>
+          <w:b/>
+          <w:bCs/>
+        </w:rPr>
+        <w:t xml:space="preserve">4.</w:t>
+      </w:r>
+      <w:r>
+        <w:rPr>
+          <w:b/>
+          <w:bCs/>
+        </w:rPr>
+        <w:t xml:space="preserve"> </w:t>
+      </w:r>
+      <w:r>
+        <w:rPr>
+          <w:b/>
+          <w:bCs/>
+        </w:rPr>
+        <w:t xml:space="preserve">The</w:t>
+      </w:r>
+      <w:r>
+        <w:rPr>
+          <w:b/>
+          <w:bCs/>
+        </w:rPr>
+        <w:t xml:space="preserve"> </w:t>
+      </w:r>
+      <w:r>
+        <w:rPr>
+          <w:b/>
+          <w:bCs/>
+        </w:rPr>
+        <w:t xml:space="preserve">Convening</w:t>
+      </w:r>
+      <w:r>
+        <w:rPr>
+          <w:b/>
+          <w:bCs/>
+        </w:rPr>
+        <w:t xml:space="preserve"> </w:t>
+      </w:r>
+      <w:r>
+        <w:rPr>
+          <w:b/>
+          <w:bCs/>
+        </w:rPr>
+        <w:t xml:space="preserve">Authority</w:t>
+      </w:r>
+      <w:r>
+        <w:rPr>
+          <w:b/>
+          <w:bCs/>
+        </w:rPr>
+        <w:t xml:space="preserve"> </w:t>
+      </w:r>
+      <w:r>
+        <w:rPr>
+          <w:b/>
+          <w:bCs/>
+        </w:rPr>
+        <w:t xml:space="preserve">Again</w:t>
+      </w:r>
+      <w:r>
+        <w:rPr>
+          <w:b/>
+          <w:bCs/>
+        </w:rPr>
+        <w:t xml:space="preserve"> </w:t>
+      </w:r>
+      <w:r>
+        <w:rPr>
+          <w:b/>
+          <w:bCs/>
+        </w:rPr>
+        <w:t xml:space="preserve">Considered</w:t>
+      </w:r>
+      <w:r>
+        <w:rPr>
+          <w:b/>
+          <w:bCs/>
+        </w:rPr>
+        <w:t xml:space="preserve"> </w:t>
+      </w:r>
+      <w:r>
+        <w:rPr>
+          <w:b/>
+          <w:bCs/>
+        </w:rPr>
+        <w:t xml:space="preserve">R.H.’s</w:t>
+      </w:r>
+      <w:r>
+        <w:rPr>
+          <w:b/>
+          <w:bCs/>
+        </w:rPr>
+        <w:t xml:space="preserve"> </w:t>
+      </w:r>
+      <w:r>
+        <w:rPr>
+          <w:b/>
+          <w:bCs/>
+        </w:rPr>
+        <w:t xml:space="preserve">Submission</w:t>
+      </w:r>
+      <w:r>
+        <w:rPr>
+          <w:b/>
+          <w:bCs/>
+        </w:rPr>
+        <w:t xml:space="preserve"> </w:t>
+      </w:r>
+      <w:r>
+        <w:rPr>
+          <w:b/>
+          <w:bCs/>
+        </w:rPr>
+        <w:t xml:space="preserve">of</w:t>
+      </w:r>
+      <w:r>
+        <w:rPr>
+          <w:b/>
+          <w:bCs/>
+        </w:rPr>
+        <w:t xml:space="preserve"> </w:t>
+      </w:r>
+      <w:r>
+        <w:rPr>
+          <w:b/>
+          <w:bCs/>
+        </w:rPr>
+        <w:t xml:space="preserve">Matters</w:t>
+      </w:r>
+      <w:r>
+        <w:rPr>
+          <w:b/>
+          <w:bCs/>
+        </w:rPr>
+        <w:t xml:space="preserve"> </w:t>
+      </w:r>
+      <w:r>
+        <w:rPr>
+          <w:b/>
+          <w:bCs/>
+        </w:rPr>
+        <w:t xml:space="preserve">Prior</w:t>
+      </w:r>
+      <w:r>
+        <w:rPr>
+          <w:b/>
+          <w:bCs/>
+        </w:rPr>
+        <w:t xml:space="preserve"> </w:t>
+      </w:r>
+      <w:r>
+        <w:rPr>
+          <w:b/>
+          <w:bCs/>
+        </w:rPr>
+        <w:t xml:space="preserve">to</w:t>
+      </w:r>
+      <w:r>
+        <w:rPr>
+          <w:b/>
+          <w:bCs/>
+        </w:rPr>
+        <w:t xml:space="preserve"> </w:t>
+      </w:r>
+      <w:r>
+        <w:rPr>
+          <w:b/>
+          <w:bCs/>
+        </w:rPr>
+        <w:t xml:space="preserve">Signing</w:t>
+      </w:r>
+      <w:r>
+        <w:rPr>
+          <w:b/>
+          <w:bCs/>
+        </w:rPr>
+        <w:t xml:space="preserve"> </w:t>
+      </w:r>
+      <w:r>
+        <w:rPr>
+          <w:b/>
+          <w:bCs/>
+        </w:rPr>
+        <w:t xml:space="preserve">the</w:t>
+      </w:r>
+      <w:r>
+        <w:rPr>
+          <w:b/>
+          <w:bCs/>
+        </w:rPr>
+        <w:t xml:space="preserve"> </w:t>
+      </w:r>
+      <w:r>
+        <w:rPr>
+          <w:b/>
+          <w:bCs/>
+        </w:rPr>
+        <w:t xml:space="preserve">Decision</w:t>
+      </w:r>
+      <w:r>
+        <w:rPr>
+          <w:b/>
+          <w:bCs/>
+        </w:rPr>
+        <w:t xml:space="preserve"> </w:t>
+      </w:r>
+      <w:r>
+        <w:rPr>
+          <w:b/>
+          <w:bCs/>
+        </w:rPr>
+        <w:t xml:space="preserve">on</w:t>
+      </w:r>
+      <w:r>
+        <w:rPr>
+          <w:b/>
+          <w:bCs/>
+        </w:rPr>
+        <w:t xml:space="preserve"> </w:t>
+      </w:r>
+      <w:r>
+        <w:rPr>
+          <w:b/>
+          <w:bCs/>
+        </w:rPr>
+        <w:t xml:space="preserve">Action.</w:t>
+      </w:r>
     </w:p>
     <w:p>
       <w:pPr>
@@ -726,39 +2909,358 @@
     </w:p>
     <w:p>
       <w:pPr>
-        <w:pStyle w:val="SectionHeading"/>
+        <w:keepNext/>
+        <w:keepLines/>
+        <w:spacing w:before="336" w:after="240" w:line="294" w:lineRule="exact"/>
+        <w:ind w:left="0" w:firstLine="0"/>
+        <w:jc w:val="center"/>
+        <w:outlineLvl w:val="0"/>
       </w:pPr>
-      <w:bookmarkStart w:id="110" w:name="_Head110"/>
-      <w:r>
-        <w:t xml:space="preserve">Additional Arguments</w:t>
-      </w:r>
-      <w:bookmarkEnd w:id="110"/>
+      <w:r>
+        <w:rPr>
+          <w:b/>
+          <w:bCs/>
+        </w:rPr>
+        <w:t xml:space="preserve">Additional</w:t>
+      </w:r>
+      <w:r>
+        <w:rPr>
+          <w:b/>
+          <w:bCs/>
+        </w:rPr>
+        <w:t xml:space="preserve"> </w:t>
+      </w:r>
+      <w:r>
+        <w:rPr>
+          <w:b/>
+          <w:bCs/>
+        </w:rPr>
+        <w:t xml:space="preserve">Arguments</w:t>
+      </w:r>
     </w:p>
     <w:p>
       <w:pPr>
-        <w:pStyle w:val="PointHeading"/>
+        <w:keepNext/>
+        <w:keepLines/>
+        <w:spacing w:before="288" w:after="240" w:line="294" w:lineRule="exact"/>
+        <w:ind w:left="0" w:firstLine="0"/>
+        <w:jc w:val="center"/>
+        <w:outlineLvl w:val="1"/>
       </w:pPr>
       <w:r>
+        <w:rPr>
+          <w:b/>
+          <w:bCs/>
+        </w:rPr>
         <w:t xml:space="preserve">I.</w:t>
       </w:r>
       <w:r>
         <w:br/>
       </w:r>
-      <w:bookmarkStart w:id="111" w:name="_Head111"/>
-      <w:r>
-        <w:t xml:space="preserve">THE CONVENING AUTHORITY ERRED BY CONSIDERING R.H.’S SUBMISSION OF MATTERS WHEN SHE IS NOT A VICTIM UNDER R.C.M. 1106A.</w:t>
-      </w:r>
-      <w:bookmarkEnd w:id="111"/>
+      <w:r>
+        <w:rPr>
+          <w:b/>
+          <w:bCs/>
+        </w:rPr>
+        <w:t xml:space="preserve">THE</w:t>
+      </w:r>
+      <w:r>
+        <w:rPr>
+          <w:b/>
+          <w:bCs/>
+        </w:rPr>
+        <w:t xml:space="preserve"> </w:t>
+      </w:r>
+      <w:r>
+        <w:rPr>
+          <w:b/>
+          <w:bCs/>
+        </w:rPr>
+        <w:t xml:space="preserve">CONVENING</w:t>
+      </w:r>
+      <w:r>
+        <w:rPr>
+          <w:b/>
+          <w:bCs/>
+        </w:rPr>
+        <w:t xml:space="preserve"> </w:t>
+      </w:r>
+      <w:r>
+        <w:rPr>
+          <w:b/>
+          <w:bCs/>
+        </w:rPr>
+        <w:t xml:space="preserve">AUTHORITY</w:t>
+      </w:r>
+      <w:r>
+        <w:rPr>
+          <w:b/>
+          <w:bCs/>
+        </w:rPr>
+        <w:t xml:space="preserve"> </w:t>
+      </w:r>
+      <w:r>
+        <w:rPr>
+          <w:b/>
+          <w:bCs/>
+        </w:rPr>
+        <w:t xml:space="preserve">ERRED</w:t>
+      </w:r>
+      <w:r>
+        <w:rPr>
+          <w:b/>
+          <w:bCs/>
+        </w:rPr>
+        <w:t xml:space="preserve"> </w:t>
+      </w:r>
+      <w:r>
+        <w:rPr>
+          <w:b/>
+          <w:bCs/>
+        </w:rPr>
+        <w:t xml:space="preserve">BY</w:t>
+      </w:r>
+      <w:r>
+        <w:rPr>
+          <w:b/>
+          <w:bCs/>
+        </w:rPr>
+        <w:t xml:space="preserve"> </w:t>
+      </w:r>
+      <w:r>
+        <w:rPr>
+          <w:b/>
+          <w:bCs/>
+        </w:rPr>
+        <w:t xml:space="preserve">CONSIDERING</w:t>
+      </w:r>
+      <w:r>
+        <w:rPr>
+          <w:b/>
+          <w:bCs/>
+        </w:rPr>
+        <w:t xml:space="preserve"> </w:t>
+      </w:r>
+      <w:r>
+        <w:rPr>
+          <w:b/>
+          <w:bCs/>
+        </w:rPr>
+        <w:t xml:space="preserve">R.H.’S</w:t>
+      </w:r>
+      <w:r>
+        <w:rPr>
+          <w:b/>
+          <w:bCs/>
+        </w:rPr>
+        <w:t xml:space="preserve"> </w:t>
+      </w:r>
+      <w:r>
+        <w:rPr>
+          <w:b/>
+          <w:bCs/>
+        </w:rPr>
+        <w:t xml:space="preserve">SUBMISSION</w:t>
+      </w:r>
+      <w:r>
+        <w:rPr>
+          <w:b/>
+          <w:bCs/>
+        </w:rPr>
+        <w:t xml:space="preserve"> </w:t>
+      </w:r>
+      <w:r>
+        <w:rPr>
+          <w:b/>
+          <w:bCs/>
+        </w:rPr>
+        <w:t xml:space="preserve">OF</w:t>
+      </w:r>
+      <w:r>
+        <w:rPr>
+          <w:b/>
+          <w:bCs/>
+        </w:rPr>
+        <w:t xml:space="preserve"> </w:t>
+      </w:r>
+      <w:r>
+        <w:rPr>
+          <w:b/>
+          <w:bCs/>
+        </w:rPr>
+        <w:t xml:space="preserve">MATTERS</w:t>
+      </w:r>
+      <w:r>
+        <w:rPr>
+          <w:b/>
+          <w:bCs/>
+        </w:rPr>
+        <w:t xml:space="preserve"> </w:t>
+      </w:r>
+      <w:r>
+        <w:rPr>
+          <w:b/>
+          <w:bCs/>
+        </w:rPr>
+        <w:t xml:space="preserve">WHEN</w:t>
+      </w:r>
+      <w:r>
+        <w:rPr>
+          <w:b/>
+          <w:bCs/>
+        </w:rPr>
+        <w:t xml:space="preserve"> </w:t>
+      </w:r>
+      <w:r>
+        <w:rPr>
+          <w:b/>
+          <w:bCs/>
+        </w:rPr>
+        <w:t xml:space="preserve">SHE</w:t>
+      </w:r>
+      <w:r>
+        <w:rPr>
+          <w:b/>
+          <w:bCs/>
+        </w:rPr>
+        <w:t xml:space="preserve"> </w:t>
+      </w:r>
+      <w:r>
+        <w:rPr>
+          <w:b/>
+          <w:bCs/>
+        </w:rPr>
+        <w:t xml:space="preserve">IS</w:t>
+      </w:r>
+      <w:r>
+        <w:rPr>
+          <w:b/>
+          <w:bCs/>
+        </w:rPr>
+        <w:t xml:space="preserve"> </w:t>
+      </w:r>
+      <w:r>
+        <w:rPr>
+          <w:b/>
+          <w:bCs/>
+        </w:rPr>
+        <w:t xml:space="preserve">NOT</w:t>
+      </w:r>
+      <w:r>
+        <w:rPr>
+          <w:b/>
+          <w:bCs/>
+        </w:rPr>
+        <w:t xml:space="preserve"> </w:t>
+      </w:r>
+      <w:r>
+        <w:rPr>
+          <w:b/>
+          <w:bCs/>
+        </w:rPr>
+        <w:t xml:space="preserve">A</w:t>
+      </w:r>
+      <w:r>
+        <w:rPr>
+          <w:b/>
+          <w:bCs/>
+        </w:rPr>
+        <w:t xml:space="preserve"> </w:t>
+      </w:r>
+      <w:r>
+        <w:rPr>
+          <w:b/>
+          <w:bCs/>
+        </w:rPr>
+        <w:t xml:space="preserve">VICTIM</w:t>
+      </w:r>
+      <w:r>
+        <w:rPr>
+          <w:b/>
+          <w:bCs/>
+        </w:rPr>
+        <w:t xml:space="preserve"> </w:t>
+      </w:r>
+      <w:r>
+        <w:rPr>
+          <w:b/>
+          <w:bCs/>
+        </w:rPr>
+        <w:t xml:space="preserve">UNDER</w:t>
+      </w:r>
+      <w:r>
+        <w:rPr>
+          <w:b/>
+          <w:bCs/>
+        </w:rPr>
+        <w:t xml:space="preserve"> </w:t>
+      </w:r>
+      <w:r>
+        <w:rPr>
+          <w:b/>
+          <w:bCs/>
+        </w:rPr>
+        <w:t xml:space="preserve">R.C.M.</w:t>
+      </w:r>
+      <w:r>
+        <w:rPr>
+          <w:b/>
+          <w:bCs/>
+        </w:rPr>
+        <w:t xml:space="preserve"> </w:t>
+      </w:r>
+      <w:r>
+        <w:rPr>
+          <w:b/>
+          <w:bCs/>
+        </w:rPr>
+        <w:t xml:space="preserve">1106A.</w:t>
+      </w:r>
     </w:p>
     <w:p>
       <w:pPr>
-        <w:pStyle w:val="UnnumberedHeadingCentered"/>
+        <w:keepNext/>
+        <w:keepLines/>
+        <w:spacing w:before="264" w:after="216" w:line="294" w:lineRule="exact"/>
+        <w:ind w:left="0" w:firstLine="0"/>
+        <w:jc w:val="center"/>
+        <w:outlineLvl w:val="2"/>
       </w:pPr>
-      <w:bookmarkStart w:id="112" w:name="_Head112"/>
-      <w:r>
-        <w:t xml:space="preserve">Standard of Review</w:t>
-      </w:r>
-      <w:bookmarkEnd w:id="112"/>
+      <w:r>
+        <w:rPr>
+          <w:b/>
+          <w:bCs/>
+        </w:rPr>
+        <w:t xml:space="preserve">Standard</w:t>
+      </w:r>
+      <w:r>
+        <w:rPr>
+          <w:b/>
+          <w:bCs/>
+        </w:rPr>
+        <w:t xml:space="preserve"> </w:t>
+      </w:r>
+      <w:r>
+        <w:rPr>
+          <w:b/>
+          <w:bCs/>
+        </w:rPr>
+        <w:t xml:space="preserve">of</w:t>
+      </w:r>
+      <w:r>
+        <w:rPr>
+          <w:b/>
+          <w:bCs/>
+        </w:rPr>
+        <w:t xml:space="preserve"> </w:t>
+      </w:r>
+      <w:r>
+        <w:rPr>
+          <w:b/>
+          <w:bCs/>
+        </w:rPr>
+        <w:t xml:space="preserve">Review</w:t>
+      </w:r>
     </w:p>
     <w:p>
       <w:pPr>
@@ -783,13 +3285,48 @@
     </w:p>
     <w:p>
       <w:pPr>
-        <w:pStyle w:val="UnnumberedHeadingCentered"/>
+        <w:keepNext/>
+        <w:keepLines/>
+        <w:spacing w:before="264" w:after="216" w:line="294" w:lineRule="exact"/>
+        <w:ind w:left="0" w:firstLine="0"/>
+        <w:jc w:val="center"/>
+        <w:outlineLvl w:val="2"/>
       </w:pPr>
-      <w:bookmarkStart w:id="113" w:name="_Head113"/>
-      <w:r>
-        <w:t xml:space="preserve">Law and Analysis</w:t>
-      </w:r>
-      <w:bookmarkEnd w:id="113"/>
+      <w:r>
+        <w:rPr>
+          <w:b/>
+          <w:bCs/>
+        </w:rPr>
+        <w:t xml:space="preserve">Law</w:t>
+      </w:r>
+      <w:r>
+        <w:rPr>
+          <w:b/>
+          <w:bCs/>
+        </w:rPr>
+        <w:t xml:space="preserve"> </w:t>
+      </w:r>
+      <w:r>
+        <w:rPr>
+          <w:b/>
+          <w:bCs/>
+        </w:rPr>
+        <w:t xml:space="preserve">and</w:t>
+      </w:r>
+      <w:r>
+        <w:rPr>
+          <w:b/>
+          <w:bCs/>
+        </w:rPr>
+        <w:t xml:space="preserve"> </w:t>
+      </w:r>
+      <w:r>
+        <w:rPr>
+          <w:b/>
+          <w:bCs/>
+        </w:rPr>
+        <w:t xml:space="preserve">Analysis</w:t>
+      </w:r>
     </w:p>
     <w:p>
       <w:pPr>
@@ -801,23 +3338,395 @@
     </w:p>
     <w:p>
       <w:pPr>
-        <w:pStyle w:val="SubHeading4"/>
+        <w:keepNext/>
+        <w:keepLines/>
+        <w:spacing w:before="264" w:after="216" w:line="294" w:lineRule="exact"/>
+        <w:ind w:left="2160" w:hanging="720"/>
+        <w:outlineLvl w:val="3"/>
       </w:pPr>
       <w:r>
+        <w:rPr>
+          <w:b/>
+          <w:bCs/>
+        </w:rPr>
         <w:t xml:space="preserve">1.</w:t>
       </w:r>
       <w:r>
+        <w:rPr>
+          <w:b/>
+          <w:bCs/>
+        </w:rPr>
         <w:tab/>
       </w:r>
-      <w:bookmarkStart w:id="114" w:name="_Head114"/>
-      <w:r>
-        <w:rPr>
-          <w:i/>
-          <w:iCs/>
-        </w:rPr>
-        <w:t xml:space="preserve">R.H. Did Not Suffer any Direct Physical, Emotional, or Pecuniary Harm from Cadet Douglas Negligently having an Unprofessional Relationship with her.</w:t>
-      </w:r>
-      <w:bookmarkEnd w:id="114"/>
+      <w:r>
+        <w:rPr>
+          <w:b/>
+          <w:bCs/>
+          <w:i/>
+          <w:iCs/>
+        </w:rPr>
+        <w:t xml:space="preserve">R.H.</w:t>
+      </w:r>
+      <w:r>
+        <w:rPr>
+          <w:b/>
+          <w:bCs/>
+          <w:i/>
+          <w:iCs/>
+        </w:rPr>
+        <w:t xml:space="preserve"> </w:t>
+      </w:r>
+      <w:r>
+        <w:rPr>
+          <w:b/>
+          <w:bCs/>
+          <w:i/>
+          <w:iCs/>
+        </w:rPr>
+        <w:t xml:space="preserve">Did</w:t>
+      </w:r>
+      <w:r>
+        <w:rPr>
+          <w:b/>
+          <w:bCs/>
+          <w:i/>
+          <w:iCs/>
+        </w:rPr>
+        <w:t xml:space="preserve"> </w:t>
+      </w:r>
+      <w:r>
+        <w:rPr>
+          <w:b/>
+          <w:bCs/>
+          <w:i/>
+          <w:iCs/>
+        </w:rPr>
+        <w:t xml:space="preserve">Not</w:t>
+      </w:r>
+      <w:r>
+        <w:rPr>
+          <w:b/>
+          <w:bCs/>
+          <w:i/>
+          <w:iCs/>
+        </w:rPr>
+        <w:t xml:space="preserve"> </w:t>
+      </w:r>
+      <w:r>
+        <w:rPr>
+          <w:b/>
+          <w:bCs/>
+          <w:i/>
+          <w:iCs/>
+        </w:rPr>
+        <w:t xml:space="preserve">Suffer</w:t>
+      </w:r>
+      <w:r>
+        <w:rPr>
+          <w:b/>
+          <w:bCs/>
+          <w:i/>
+          <w:iCs/>
+        </w:rPr>
+        <w:t xml:space="preserve"> </w:t>
+      </w:r>
+      <w:r>
+        <w:rPr>
+          <w:b/>
+          <w:bCs/>
+          <w:i/>
+          <w:iCs/>
+        </w:rPr>
+        <w:t xml:space="preserve">any</w:t>
+      </w:r>
+      <w:r>
+        <w:rPr>
+          <w:b/>
+          <w:bCs/>
+          <w:i/>
+          <w:iCs/>
+        </w:rPr>
+        <w:t xml:space="preserve"> </w:t>
+      </w:r>
+      <w:r>
+        <w:rPr>
+          <w:b/>
+          <w:bCs/>
+          <w:i/>
+          <w:iCs/>
+        </w:rPr>
+        <w:t xml:space="preserve">Direct</w:t>
+      </w:r>
+      <w:r>
+        <w:rPr>
+          <w:b/>
+          <w:bCs/>
+          <w:i/>
+          <w:iCs/>
+        </w:rPr>
+        <w:t xml:space="preserve"> </w:t>
+      </w:r>
+      <w:r>
+        <w:rPr>
+          <w:b/>
+          <w:bCs/>
+          <w:i/>
+          <w:iCs/>
+        </w:rPr>
+        <w:t xml:space="preserve">Physical,</w:t>
+      </w:r>
+      <w:r>
+        <w:rPr>
+          <w:b/>
+          <w:bCs/>
+          <w:i/>
+          <w:iCs/>
+        </w:rPr>
+        <w:t xml:space="preserve"> </w:t>
+      </w:r>
+      <w:r>
+        <w:rPr>
+          <w:b/>
+          <w:bCs/>
+          <w:i/>
+          <w:iCs/>
+        </w:rPr>
+        <w:t xml:space="preserve">Emotional,</w:t>
+      </w:r>
+      <w:r>
+        <w:rPr>
+          <w:b/>
+          <w:bCs/>
+          <w:i/>
+          <w:iCs/>
+        </w:rPr>
+        <w:t xml:space="preserve"> </w:t>
+      </w:r>
+      <w:r>
+        <w:rPr>
+          <w:b/>
+          <w:bCs/>
+          <w:i/>
+          <w:iCs/>
+        </w:rPr>
+        <w:t xml:space="preserve">or</w:t>
+      </w:r>
+      <w:r>
+        <w:rPr>
+          <w:b/>
+          <w:bCs/>
+          <w:i/>
+          <w:iCs/>
+        </w:rPr>
+        <w:t xml:space="preserve"> </w:t>
+      </w:r>
+      <w:r>
+        <w:rPr>
+          <w:b/>
+          <w:bCs/>
+          <w:i/>
+          <w:iCs/>
+        </w:rPr>
+        <w:t xml:space="preserve">Pecuniary</w:t>
+      </w:r>
+      <w:r>
+        <w:rPr>
+          <w:b/>
+          <w:bCs/>
+          <w:i/>
+          <w:iCs/>
+        </w:rPr>
+        <w:t xml:space="preserve"> </w:t>
+      </w:r>
+      <w:r>
+        <w:rPr>
+          <w:b/>
+          <w:bCs/>
+          <w:i/>
+          <w:iCs/>
+        </w:rPr>
+        <w:t xml:space="preserve">Harm</w:t>
+      </w:r>
+      <w:r>
+        <w:rPr>
+          <w:b/>
+          <w:bCs/>
+          <w:i/>
+          <w:iCs/>
+        </w:rPr>
+        <w:t xml:space="preserve"> </w:t>
+      </w:r>
+      <w:r>
+        <w:rPr>
+          <w:b/>
+          <w:bCs/>
+          <w:i/>
+          <w:iCs/>
+        </w:rPr>
+        <w:t xml:space="preserve">from</w:t>
+      </w:r>
+      <w:r>
+        <w:rPr>
+          <w:b/>
+          <w:bCs/>
+          <w:i/>
+          <w:iCs/>
+        </w:rPr>
+        <w:t xml:space="preserve"> </w:t>
+      </w:r>
+      <w:r>
+        <w:rPr>
+          <w:b/>
+          <w:bCs/>
+          <w:i/>
+          <w:iCs/>
+        </w:rPr>
+        <w:t xml:space="preserve">Cadet</w:t>
+      </w:r>
+      <w:r>
+        <w:rPr>
+          <w:b/>
+          <w:bCs/>
+          <w:i/>
+          <w:iCs/>
+        </w:rPr>
+        <w:t xml:space="preserve"> </w:t>
+      </w:r>
+      <w:r>
+        <w:rPr>
+          <w:b/>
+          <w:bCs/>
+          <w:i/>
+          <w:iCs/>
+        </w:rPr>
+        <w:t xml:space="preserve">Douglas</w:t>
+      </w:r>
+      <w:r>
+        <w:rPr>
+          <w:b/>
+          <w:bCs/>
+          <w:i/>
+          <w:iCs/>
+        </w:rPr>
+        <w:t xml:space="preserve"> </w:t>
+      </w:r>
+      <w:r>
+        <w:rPr>
+          <w:b/>
+          <w:bCs/>
+          <w:i/>
+          <w:iCs/>
+        </w:rPr>
+        <w:t xml:space="preserve">Negligently</w:t>
+      </w:r>
+      <w:r>
+        <w:rPr>
+          <w:b/>
+          <w:bCs/>
+          <w:i/>
+          <w:iCs/>
+        </w:rPr>
+        <w:t xml:space="preserve"> </w:t>
+      </w:r>
+      <w:r>
+        <w:rPr>
+          <w:b/>
+          <w:bCs/>
+          <w:i/>
+          <w:iCs/>
+        </w:rPr>
+        <w:t xml:space="preserve">having</w:t>
+      </w:r>
+      <w:r>
+        <w:rPr>
+          <w:b/>
+          <w:bCs/>
+          <w:i/>
+          <w:iCs/>
+        </w:rPr>
+        <w:t xml:space="preserve"> </w:t>
+      </w:r>
+      <w:r>
+        <w:rPr>
+          <w:b/>
+          <w:bCs/>
+          <w:i/>
+          <w:iCs/>
+        </w:rPr>
+        <w:t xml:space="preserve">an</w:t>
+      </w:r>
+      <w:r>
+        <w:rPr>
+          <w:b/>
+          <w:bCs/>
+          <w:i/>
+          <w:iCs/>
+        </w:rPr>
+        <w:t xml:space="preserve"> </w:t>
+      </w:r>
+      <w:r>
+        <w:rPr>
+          <w:b/>
+          <w:bCs/>
+          <w:i/>
+          <w:iCs/>
+        </w:rPr>
+        <w:t xml:space="preserve">Unprofessional</w:t>
+      </w:r>
+      <w:r>
+        <w:rPr>
+          <w:b/>
+          <w:bCs/>
+          <w:i/>
+          <w:iCs/>
+        </w:rPr>
+        <w:t xml:space="preserve"> </w:t>
+      </w:r>
+      <w:r>
+        <w:rPr>
+          <w:b/>
+          <w:bCs/>
+          <w:i/>
+          <w:iCs/>
+        </w:rPr>
+        <w:t xml:space="preserve">Relationship</w:t>
+      </w:r>
+      <w:r>
+        <w:rPr>
+          <w:b/>
+          <w:bCs/>
+          <w:i/>
+          <w:iCs/>
+        </w:rPr>
+        <w:t xml:space="preserve"> </w:t>
+      </w:r>
+      <w:r>
+        <w:rPr>
+          <w:b/>
+          <w:bCs/>
+          <w:i/>
+          <w:iCs/>
+        </w:rPr>
+        <w:t xml:space="preserve">with</w:t>
+      </w:r>
+      <w:r>
+        <w:rPr>
+          <w:b/>
+          <w:bCs/>
+          <w:i/>
+          <w:iCs/>
+        </w:rPr>
+        <w:t xml:space="preserve"> </w:t>
+      </w:r>
+      <w:r>
+        <w:rPr>
+          <w:b/>
+          <w:bCs/>
+          <w:i/>
+          <w:iCs/>
+        </w:rPr>
+        <w:t xml:space="preserve">her.</w:t>
+      </w:r>
     </w:p>
     <w:p>
       <w:pPr>
@@ -856,7 +3765,25 @@
         <w:t xml:space="preserve"> </w:t>
       </w:r>
       <w:r>
-        <w:t xml:space="preserve">Dep’t of Army, Pam. 27-9, Legal Services: Military Judges’ Benchbook, para. 2-5-13 (29 Feb. 2020) (Benchbook) (stating arguments by counsel are not evidence); R. at 659. Further, Cadet Douglas was convicted of negligent—not willful—dereliction of duty by having an unprofessional relationship with R.H. Corrected Entry of Judgment (EOJ), 14 January 2024. Negligent is defined as “an act or omission of a person who is under a duty to use due care which exhibits a lack of that degree of care which [] a reasonably prudent person would have exercised under the same or similar circumstances.” R. at 647. There was no deceit. RH is describing the impact of an offense the Government did not charge.</w:t>
+        <w:t xml:space="preserve">Dep’t of Army, Pam. 27</w:t>
+      </w:r>
+      <w:r>
+        <w:noBreakHyphen/>
+      </w:r>
+      <w:r>
+        <w:t xml:space="preserve">9, Legal Services: Military Judges’ Benchbook, para. 2</w:t>
+      </w:r>
+      <w:r>
+        <w:noBreakHyphen/>
+      </w:r>
+      <w:r>
+        <w:t xml:space="preserve">5</w:t>
+      </w:r>
+      <w:r>
+        <w:noBreakHyphen/>
+      </w:r>
+      <w:r>
+        <w:t xml:space="preserve">13 (29 Feb. 2020) (Benchbook) (stating arguments by counsel are not evidence); R. at 659. Further, Cadet Douglas was convicted of negligent—not willful—dereliction of duty by having an unprofessional relationship with R.H. Corrected Entry of Judgment (EOJ), 14 January 2024. Negligent is defined as “an act or omission of a person who is under a duty to use due care which exhibits a lack of that degree of care which [] a reasonably prudent person would have exercised under the same or similar circumstances.” R. at 647. There was no deceit. RH is describing the impact of an offense the Government did not charge.</w:t>
       </w:r>
     </w:p>
     <w:p>
@@ -864,7 +3791,13 @@
         <w:pStyle w:val="BodyText"/>
       </w:pPr>
       <w:r>
-        <w:t xml:space="preserve">R.H. chose to hang out with Cadet Douglas. Rebuttal to R.H.’s Submission of Matters at 2. R.H. decided to accept help with her Japanese from Cadet Douglas since they were both enrolled in a Japanese language class. R. at 369. R.H. was struggling in several classes and by mid-semester, she was facing academic probation. R. at 403, 509. She also talked to Cadet Douglas about being behind academically due to her emergency leave. R. at 369. R.H. chose to talk to Cadet Douglas about her issues back home. Rebuttal to R.H.’s Submission of Matters at 2. She also talked to Cadet Douglas about her issues with her roommates. R. at 369-70. R.H. was grateful for Cadet Douglas because he listened to her and gave her advice. R. at 370. While Cadet Douglas was negligent in engaging with R.H. in these ways due to him being an upperclassman, he was not willfully deceiving her or trying to “trick” her into an unprofessional relationship. He was being supportive and listened to her talk about her problems when she felt like she had no one in her squadron to confide in.</w:t>
+        <w:t xml:space="preserve">R.H. chose to hang out with Cadet Douglas. Rebuttal to R.H.’s Submission of Matters at 2. R.H. decided to accept help with her Japanese from Cadet Douglas since they were both enrolled in a Japanese language class. R. at 369. R.H. was struggling in several classes and by mid-semester, she was facing academic probation. R. at 403, 509. She also talked to Cadet Douglas about being behind academically due to her emergency leave. R. at 369. R.H. chose to talk to Cadet Douglas about her issues back home. Rebuttal to R.H.’s Submission of Matters at 2. She also talked to Cadet Douglas about her issues with her roommates. R. at 369</w:t>
+      </w:r>
+      <w:r>
+        <w:noBreakHyphen/>
+      </w:r>
+      <w:r>
+        <w:t xml:space="preserve">70. R.H. was grateful for Cadet Douglas because he listened to her and gave her advice. R. at 370. While Cadet Douglas was negligent in engaging with R.H. in these ways due to him being an upperclassman, he was not willfully deceiving her or trying to “trick” her into an unprofessional relationship. He was being supportive and listened to her talk about her problems when she felt like she had no one in her squadron to confide in.</w:t>
       </w:r>
       <w:r>
         <w:t xml:space="preserve"> </w:t>
@@ -879,23 +3812,413 @@
     </w:p>
     <w:p>
       <w:pPr>
-        <w:pStyle w:val="SubHeading4"/>
+        <w:keepNext/>
+        <w:keepLines/>
+        <w:spacing w:before="264" w:after="216" w:line="294" w:lineRule="exact"/>
+        <w:ind w:left="2160" w:hanging="720"/>
+        <w:outlineLvl w:val="3"/>
       </w:pPr>
       <w:r>
+        <w:rPr>
+          <w:b/>
+          <w:bCs/>
+        </w:rPr>
         <w:t xml:space="preserve">2.</w:t>
       </w:r>
       <w:r>
+        <w:rPr>
+          <w:b/>
+          <w:bCs/>
+        </w:rPr>
         <w:tab/>
       </w:r>
-      <w:bookmarkStart w:id="115" w:name="_Head115"/>
-      <w:r>
-        <w:rPr>
-          <w:i/>
-          <w:iCs/>
-        </w:rPr>
-        <w:t xml:space="preserve">R.H. Did Not Suffer any Direct Physical, Emotional, or Pecuniary Harm from Cadet Douglas Negligently Providing her Alcohol while she was Underage.</w:t>
-      </w:r>
-      <w:bookmarkEnd w:id="115"/>
+      <w:r>
+        <w:rPr>
+          <w:b/>
+          <w:bCs/>
+          <w:i/>
+          <w:iCs/>
+        </w:rPr>
+        <w:t xml:space="preserve">R.H.</w:t>
+      </w:r>
+      <w:r>
+        <w:rPr>
+          <w:b/>
+          <w:bCs/>
+          <w:i/>
+          <w:iCs/>
+        </w:rPr>
+        <w:t xml:space="preserve"> </w:t>
+      </w:r>
+      <w:r>
+        <w:rPr>
+          <w:b/>
+          <w:bCs/>
+          <w:i/>
+          <w:iCs/>
+        </w:rPr>
+        <w:t xml:space="preserve">Did</w:t>
+      </w:r>
+      <w:r>
+        <w:rPr>
+          <w:b/>
+          <w:bCs/>
+          <w:i/>
+          <w:iCs/>
+        </w:rPr>
+        <w:t xml:space="preserve"> </w:t>
+      </w:r>
+      <w:r>
+        <w:rPr>
+          <w:b/>
+          <w:bCs/>
+          <w:i/>
+          <w:iCs/>
+        </w:rPr>
+        <w:t xml:space="preserve">Not</w:t>
+      </w:r>
+      <w:r>
+        <w:rPr>
+          <w:b/>
+          <w:bCs/>
+          <w:i/>
+          <w:iCs/>
+        </w:rPr>
+        <w:t xml:space="preserve"> </w:t>
+      </w:r>
+      <w:r>
+        <w:rPr>
+          <w:b/>
+          <w:bCs/>
+          <w:i/>
+          <w:iCs/>
+        </w:rPr>
+        <w:t xml:space="preserve">Suffer</w:t>
+      </w:r>
+      <w:r>
+        <w:rPr>
+          <w:b/>
+          <w:bCs/>
+          <w:i/>
+          <w:iCs/>
+        </w:rPr>
+        <w:t xml:space="preserve"> </w:t>
+      </w:r>
+      <w:r>
+        <w:rPr>
+          <w:b/>
+          <w:bCs/>
+          <w:i/>
+          <w:iCs/>
+        </w:rPr>
+        <w:t xml:space="preserve">any</w:t>
+      </w:r>
+      <w:r>
+        <w:rPr>
+          <w:b/>
+          <w:bCs/>
+          <w:i/>
+          <w:iCs/>
+        </w:rPr>
+        <w:t xml:space="preserve"> </w:t>
+      </w:r>
+      <w:r>
+        <w:rPr>
+          <w:b/>
+          <w:bCs/>
+          <w:i/>
+          <w:iCs/>
+        </w:rPr>
+        <w:t xml:space="preserve">Direct</w:t>
+      </w:r>
+      <w:r>
+        <w:rPr>
+          <w:b/>
+          <w:bCs/>
+          <w:i/>
+          <w:iCs/>
+        </w:rPr>
+        <w:t xml:space="preserve"> </w:t>
+      </w:r>
+      <w:r>
+        <w:rPr>
+          <w:b/>
+          <w:bCs/>
+          <w:i/>
+          <w:iCs/>
+        </w:rPr>
+        <w:t xml:space="preserve">Physical,</w:t>
+      </w:r>
+      <w:r>
+        <w:rPr>
+          <w:b/>
+          <w:bCs/>
+          <w:i/>
+          <w:iCs/>
+        </w:rPr>
+        <w:t xml:space="preserve"> </w:t>
+      </w:r>
+      <w:r>
+        <w:rPr>
+          <w:b/>
+          <w:bCs/>
+          <w:i/>
+          <w:iCs/>
+        </w:rPr>
+        <w:t xml:space="preserve">Emotional,</w:t>
+      </w:r>
+      <w:r>
+        <w:rPr>
+          <w:b/>
+          <w:bCs/>
+          <w:i/>
+          <w:iCs/>
+        </w:rPr>
+        <w:t xml:space="preserve"> </w:t>
+      </w:r>
+      <w:r>
+        <w:rPr>
+          <w:b/>
+          <w:bCs/>
+          <w:i/>
+          <w:iCs/>
+        </w:rPr>
+        <w:t xml:space="preserve">or</w:t>
+      </w:r>
+      <w:r>
+        <w:rPr>
+          <w:b/>
+          <w:bCs/>
+          <w:i/>
+          <w:iCs/>
+        </w:rPr>
+        <w:t xml:space="preserve"> </w:t>
+      </w:r>
+      <w:r>
+        <w:rPr>
+          <w:b/>
+          <w:bCs/>
+          <w:i/>
+          <w:iCs/>
+        </w:rPr>
+        <w:t xml:space="preserve">Pecuniary</w:t>
+      </w:r>
+      <w:r>
+        <w:rPr>
+          <w:b/>
+          <w:bCs/>
+          <w:i/>
+          <w:iCs/>
+        </w:rPr>
+        <w:t xml:space="preserve"> </w:t>
+      </w:r>
+      <w:r>
+        <w:rPr>
+          <w:b/>
+          <w:bCs/>
+          <w:i/>
+          <w:iCs/>
+        </w:rPr>
+        <w:t xml:space="preserve">Harm</w:t>
+      </w:r>
+      <w:r>
+        <w:rPr>
+          <w:b/>
+          <w:bCs/>
+          <w:i/>
+          <w:iCs/>
+        </w:rPr>
+        <w:t xml:space="preserve"> </w:t>
+      </w:r>
+      <w:r>
+        <w:rPr>
+          <w:b/>
+          <w:bCs/>
+          <w:i/>
+          <w:iCs/>
+        </w:rPr>
+        <w:t xml:space="preserve">from</w:t>
+      </w:r>
+      <w:r>
+        <w:rPr>
+          <w:b/>
+          <w:bCs/>
+          <w:i/>
+          <w:iCs/>
+        </w:rPr>
+        <w:t xml:space="preserve"> </w:t>
+      </w:r>
+      <w:r>
+        <w:rPr>
+          <w:b/>
+          <w:bCs/>
+          <w:i/>
+          <w:iCs/>
+        </w:rPr>
+        <w:t xml:space="preserve">Cadet</w:t>
+      </w:r>
+      <w:r>
+        <w:rPr>
+          <w:b/>
+          <w:bCs/>
+          <w:i/>
+          <w:iCs/>
+        </w:rPr>
+        <w:t xml:space="preserve"> </w:t>
+      </w:r>
+      <w:r>
+        <w:rPr>
+          <w:b/>
+          <w:bCs/>
+          <w:i/>
+          <w:iCs/>
+        </w:rPr>
+        <w:t xml:space="preserve">Douglas</w:t>
+      </w:r>
+      <w:r>
+        <w:rPr>
+          <w:b/>
+          <w:bCs/>
+          <w:i/>
+          <w:iCs/>
+        </w:rPr>
+        <w:t xml:space="preserve"> </w:t>
+      </w:r>
+      <w:r>
+        <w:rPr>
+          <w:b/>
+          <w:bCs/>
+          <w:i/>
+          <w:iCs/>
+        </w:rPr>
+        <w:t xml:space="preserve">Negligently</w:t>
+      </w:r>
+      <w:r>
+        <w:rPr>
+          <w:b/>
+          <w:bCs/>
+          <w:i/>
+          <w:iCs/>
+        </w:rPr>
+        <w:t xml:space="preserve"> </w:t>
+      </w:r>
+      <w:r>
+        <w:rPr>
+          <w:b/>
+          <w:bCs/>
+          <w:i/>
+          <w:iCs/>
+        </w:rPr>
+        <w:t xml:space="preserve">Providing</w:t>
+      </w:r>
+      <w:r>
+        <w:rPr>
+          <w:b/>
+          <w:bCs/>
+          <w:i/>
+          <w:iCs/>
+        </w:rPr>
+        <w:t xml:space="preserve"> </w:t>
+      </w:r>
+      <w:r>
+        <w:rPr>
+          <w:b/>
+          <w:bCs/>
+          <w:i/>
+          <w:iCs/>
+        </w:rPr>
+        <w:t xml:space="preserve">her</w:t>
+      </w:r>
+      <w:r>
+        <w:rPr>
+          <w:b/>
+          <w:bCs/>
+          <w:i/>
+          <w:iCs/>
+        </w:rPr>
+        <w:t xml:space="preserve"> </w:t>
+      </w:r>
+      <w:r>
+        <w:rPr>
+          <w:b/>
+          <w:bCs/>
+          <w:i/>
+          <w:iCs/>
+        </w:rPr>
+        <w:t xml:space="preserve">Alcohol</w:t>
+      </w:r>
+      <w:r>
+        <w:rPr>
+          <w:b/>
+          <w:bCs/>
+          <w:i/>
+          <w:iCs/>
+        </w:rPr>
+        <w:t xml:space="preserve"> </w:t>
+      </w:r>
+      <w:r>
+        <w:rPr>
+          <w:b/>
+          <w:bCs/>
+          <w:i/>
+          <w:iCs/>
+        </w:rPr>
+        <w:t xml:space="preserve">while</w:t>
+      </w:r>
+      <w:r>
+        <w:rPr>
+          <w:b/>
+          <w:bCs/>
+          <w:i/>
+          <w:iCs/>
+        </w:rPr>
+        <w:t xml:space="preserve"> </w:t>
+      </w:r>
+      <w:r>
+        <w:rPr>
+          <w:b/>
+          <w:bCs/>
+          <w:i/>
+          <w:iCs/>
+        </w:rPr>
+        <w:t xml:space="preserve">she</w:t>
+      </w:r>
+      <w:r>
+        <w:rPr>
+          <w:b/>
+          <w:bCs/>
+          <w:i/>
+          <w:iCs/>
+        </w:rPr>
+        <w:t xml:space="preserve"> </w:t>
+      </w:r>
+      <w:r>
+        <w:rPr>
+          <w:b/>
+          <w:bCs/>
+          <w:i/>
+          <w:iCs/>
+        </w:rPr>
+        <w:t xml:space="preserve">was</w:t>
+      </w:r>
+      <w:r>
+        <w:rPr>
+          <w:b/>
+          <w:bCs/>
+          <w:i/>
+          <w:iCs/>
+        </w:rPr>
+        <w:t xml:space="preserve"> </w:t>
+      </w:r>
+      <w:r>
+        <w:rPr>
+          <w:b/>
+          <w:bCs/>
+          <w:i/>
+          <w:iCs/>
+        </w:rPr>
+        <w:t xml:space="preserve">Underage.</w:t>
+      </w:r>
     </w:p>
     <w:p>
       <w:pPr>
@@ -922,7 +4245,16 @@
         <w:t xml:space="preserve"> </w:t>
       </w:r>
       <w:r>
-        <w:t xml:space="preserve">That was simply not the case. She wanted to drink with Cadet Douglas, she agreed to meet up, and they made plans to drink together. R. at 372. R.H. did not need to be “coerced” into drinking. She drank alcohol before on multiple occasions, including to the point of being blacked out. Rebuttal to R.H.’s Submission of Matters at 2. R.H. wanted to drink alcohol that night with Cadet Douglas. She thought it would help her forget her problems and worries. R. at 372. Before meeting up, R.H. told Cadet Douglas her favorite liquor was vodka. Rebuttal to R.H.’s Submission of Matters at 2. That’s exactly what Cadet Douglas brought and gave R.H. to drink. R. at 375. While Cadet Douglas was negligent in providing her alcohol while he was underage, he did not force, trick, or coerce R.H. into drinking with him. They agreed weeks before to meet up and drink together. R. at 372 -73. The night of, they agreed to go into the woods together to drink, and that’s what they did.</w:t>
+        <w:t xml:space="preserve">That was simply not the case. She wanted to drink with Cadet Douglas, she agreed to meet up, and they made plans to drink together. R. at 372. R.H. did not need to be “coerced” into drinking. She drank alcohol before on multiple occasions, including to the point of being blacked out. Rebuttal to R.H.’s Submission of Matters at 2. R.H. wanted to drink alcohol that night with Cadet Douglas. She thought it would help her forget her problems and worries. R. at 372. Before meeting up, R.H. told Cadet Douglas her favorite liquor was vodka. Rebuttal to R.H.’s Submission of Matters at 2. That’s exactly what Cadet Douglas brought and gave R.H. to drink. R. at 375. While Cadet Douglas was negligent in providing her alcohol while he was underage, he did not force, trick, or coerce R.H. into drinking with him. They agreed weeks before to meet up and drink together. R. at 372</w:t>
+      </w:r>
+      <w:r>
+        <w:t xml:space="preserve"> </w:t>
+      </w:r>
+      <w:r>
+        <w:noBreakHyphen/>
+      </w:r>
+      <w:r>
+        <w:t xml:space="preserve">73. The night of, they agreed to go into the woods together to drink, and that’s what they did.</w:t>
       </w:r>
       <w:r>
         <w:t xml:space="preserve"> </w:t>
@@ -937,23 +4269,143 @@
     </w:p>
     <w:p>
       <w:pPr>
-        <w:pStyle w:val="SubHeading4"/>
+        <w:keepNext/>
+        <w:keepLines/>
+        <w:spacing w:before="264" w:after="216" w:line="294" w:lineRule="exact"/>
+        <w:ind w:left="2160" w:hanging="720"/>
+        <w:outlineLvl w:val="3"/>
       </w:pPr>
       <w:r>
+        <w:rPr>
+          <w:b/>
+          <w:bCs/>
+        </w:rPr>
         <w:t xml:space="preserve">3.</w:t>
       </w:r>
       <w:r>
+        <w:rPr>
+          <w:b/>
+          <w:bCs/>
+        </w:rPr>
         <w:tab/>
       </w:r>
-      <w:bookmarkStart w:id="116" w:name="_Head116"/>
-      <w:r>
-        <w:rPr>
-          <w:i/>
-          <w:iCs/>
-        </w:rPr>
-        <w:t xml:space="preserve">Cadet Douglas’s Substantial Rights were Materially Prejudiced.</w:t>
-      </w:r>
-      <w:bookmarkEnd w:id="116"/>
+      <w:r>
+        <w:rPr>
+          <w:b/>
+          <w:bCs/>
+          <w:i/>
+          <w:iCs/>
+        </w:rPr>
+        <w:t xml:space="preserve">Cadet</w:t>
+      </w:r>
+      <w:r>
+        <w:rPr>
+          <w:b/>
+          <w:bCs/>
+          <w:i/>
+          <w:iCs/>
+        </w:rPr>
+        <w:t xml:space="preserve"> </w:t>
+      </w:r>
+      <w:r>
+        <w:rPr>
+          <w:b/>
+          <w:bCs/>
+          <w:i/>
+          <w:iCs/>
+        </w:rPr>
+        <w:t xml:space="preserve">Douglas’s</w:t>
+      </w:r>
+      <w:r>
+        <w:rPr>
+          <w:b/>
+          <w:bCs/>
+          <w:i/>
+          <w:iCs/>
+        </w:rPr>
+        <w:t xml:space="preserve"> </w:t>
+      </w:r>
+      <w:r>
+        <w:rPr>
+          <w:b/>
+          <w:bCs/>
+          <w:i/>
+          <w:iCs/>
+        </w:rPr>
+        <w:t xml:space="preserve">Substantial</w:t>
+      </w:r>
+      <w:r>
+        <w:rPr>
+          <w:b/>
+          <w:bCs/>
+          <w:i/>
+          <w:iCs/>
+        </w:rPr>
+        <w:t xml:space="preserve"> </w:t>
+      </w:r>
+      <w:r>
+        <w:rPr>
+          <w:b/>
+          <w:bCs/>
+          <w:i/>
+          <w:iCs/>
+        </w:rPr>
+        <w:t xml:space="preserve">Rights</w:t>
+      </w:r>
+      <w:r>
+        <w:rPr>
+          <w:b/>
+          <w:bCs/>
+          <w:i/>
+          <w:iCs/>
+        </w:rPr>
+        <w:t xml:space="preserve"> </w:t>
+      </w:r>
+      <w:r>
+        <w:rPr>
+          <w:b/>
+          <w:bCs/>
+          <w:i/>
+          <w:iCs/>
+        </w:rPr>
+        <w:t xml:space="preserve">were</w:t>
+      </w:r>
+      <w:r>
+        <w:rPr>
+          <w:b/>
+          <w:bCs/>
+          <w:i/>
+          <w:iCs/>
+        </w:rPr>
+        <w:t xml:space="preserve"> </w:t>
+      </w:r>
+      <w:r>
+        <w:rPr>
+          <w:b/>
+          <w:bCs/>
+          <w:i/>
+          <w:iCs/>
+        </w:rPr>
+        <w:t xml:space="preserve">Materially</w:t>
+      </w:r>
+      <w:r>
+        <w:rPr>
+          <w:b/>
+          <w:bCs/>
+          <w:i/>
+          <w:iCs/>
+        </w:rPr>
+        <w:t xml:space="preserve"> </w:t>
+      </w:r>
+      <w:r>
+        <w:rPr>
+          <w:b/>
+          <w:bCs/>
+          <w:i/>
+          <w:iCs/>
+        </w:rPr>
+        <w:t xml:space="preserve">Prejudiced.</w:t>
+      </w:r>
     </w:p>
     <w:p>
       <w:pPr>
@@ -973,7 +4425,13 @@
         <w:t xml:space="preserve">Cf. United States v. King</w:t>
       </w:r>
       <w:r>
-        <w:t xml:space="preserve">, No. ACM. 39927 (f rev), 2023 CCA LEXIS 383, *28-29 (A.F. Ct. Crim. App. 11 Sep. 2023) (unpub. op.) (finding there was material prejudice to appellants substantial rights when the convening authority had the power to grant the requested relief and took action without considering the matters appellant submitted). Since Cadet Douglas has made a colorable showing of possible prejudice, there was a material prejudice to his substantial rights.</w:t>
+        <w:t xml:space="preserve">, No. ACM. 39927 (f rev), 2023 CCA LEXIS 383, *28</w:t>
+      </w:r>
+      <w:r>
+        <w:noBreakHyphen/>
+      </w:r>
+      <w:r>
+        <w:t xml:space="preserve">29 (A.F. Ct. Crim. App. 11 Sep. 2023) (unpub. op.) (finding there was material prejudice to appellants substantial rights when the convening authority had the power to grant the requested relief and took action without considering the matters appellant submitted). Since Cadet Douglas has made a colorable showing of possible prejudice, there was a material prejudice to his substantial rights.</w:t>
       </w:r>
       <w:r>
         <w:t xml:space="preserve"> </w:t>
@@ -1007,30 +4465,48 @@
     </w:p>
     <w:p>
       <w:pPr>
-        <w:pStyle w:val="SubHeading4"/>
+        <w:keepNext/>
+        <w:keepLines/>
+        <w:spacing w:before="264" w:after="216" w:line="294" w:lineRule="exact"/>
+        <w:ind w:left="2160" w:hanging="720"/>
+        <w:outlineLvl w:val="3"/>
       </w:pPr>
       <w:r>
+        <w:rPr>
+          <w:b/>
+          <w:bCs/>
+        </w:rPr>
         <w:t xml:space="preserve">4.</w:t>
       </w:r>
       <w:r>
+        <w:rPr>
+          <w:b/>
+          <w:bCs/>
+        </w:rPr>
         <w:tab/>
       </w:r>
-      <w:bookmarkStart w:id="117" w:name="_Head117"/>
-      <w:r>
-        <w:rPr>
+      <w:r>
+        <w:rPr>
+          <w:b/>
+          <w:bCs/>
           <w:i/>
           <w:iCs/>
         </w:rPr>
         <w:t xml:space="preserve">Conclusion.</w:t>
       </w:r>
-      <w:bookmarkEnd w:id="117"/>
     </w:p>
     <w:p>
       <w:pPr>
         <w:pStyle w:val="BodyText"/>
       </w:pPr>
       <w:r>
-        <w:t xml:space="preserve">R.H. was not a crime victim under R.C.M. 1106A of the negligent dereliction of duty convictions. There was no evidence in trial that she suffered physical, mental, or pecuniary harm from the Article 92, UCMJ, offenses. Further, the substance of R.H.’s submission of matters was contradicted by the facts at trial. R.H. never testified that Cadet Douglas “tricked” her into a friendship or “coerced” her into drinking. In fact, the words “trick” and “coerce” do not occur anywhere in the transcript. Cadet Douglas made a colorable showing of possible prejudice since he did not receive any request relief and the convening authority did consider R.H.’s submission of matters. Rather than remanding this case yet again, Cadet Douglas asks this Court to exercise its Article 66(d), UCMJ, authority and grant the relief requested under AOE I in his initial brief—set aside the sentence to a dismissal. App. Br. at 11-12;</w:t>
+        <w:t xml:space="preserve">R.H. was not a crime victim under R.C.M. 1106A of the negligent dereliction of duty convictions. There was no evidence in trial that she suffered physical, mental, or pecuniary harm from the Article 92, UCMJ, offenses. Further, the substance of R.H.’s submission of matters was contradicted by the facts at trial. R.H. never testified that Cadet Douglas “tricked” her into a friendship or “coerced” her into drinking. In fact, the words “trick” and “coerce” do not occur anywhere in the transcript. Cadet Douglas made a colorable showing of possible prejudice since he did not receive any request relief and the convening authority did consider R.H.’s submission of matters. Rather than remanding this case yet again, Cadet Douglas asks this Court to exercise its Article 66(d), UCMJ, authority and grant the relief requested under AOE I in his initial brief—set aside the sentence to a dismissal. App. Br. at 11</w:t>
+      </w:r>
+      <w:r>
+        <w:noBreakHyphen/>
+      </w:r>
+      <w:r>
+        <w:t xml:space="preserve">12;</w:t>
       </w:r>
       <w:r>
         <w:t xml:space="preserve"> </w:t>
@@ -1043,7 +4519,13 @@
         <w:t xml:space="preserve">see King</w:t>
       </w:r>
       <w:r>
-        <w:t xml:space="preserve">, 2023 CCA LEXIS at *29 (where this Court declined to remand the case a second time for proper post-trial processing and instead exercised its Article 66(d), UCMJ, authority to not affirm the reduction in rank to the grade of E-1).</w:t>
+        <w:t xml:space="preserve">, 2023 CCA LEXIS at *29 (where this Court declined to remand the case a second time for proper post-trial processing and instead exercised its Article 66(d), UCMJ, authority to not affirm the reduction in rank to the grade of E</w:t>
+      </w:r>
+      <w:r>
+        <w:noBreakHyphen/>
+      </w:r>
+      <w:r>
+        <w:t xml:space="preserve">1).</w:t>
       </w:r>
     </w:p>
     <w:p>
@@ -1056,29 +4538,495 @@
     </w:p>
     <w:p>
       <w:pPr>
-        <w:pStyle w:val="PointHeading"/>
+        <w:keepNext/>
+        <w:keepLines/>
+        <w:spacing w:before="288" w:after="240" w:line="294" w:lineRule="exact"/>
+        <w:ind w:left="0" w:firstLine="0"/>
+        <w:jc w:val="center"/>
+        <w:outlineLvl w:val="1"/>
       </w:pPr>
       <w:r>
+        <w:rPr>
+          <w:b/>
+          <w:bCs/>
+        </w:rPr>
         <w:t xml:space="preserve">II.</w:t>
       </w:r>
       <w:r>
         <w:br/>
       </w:r>
-      <w:bookmarkStart w:id="118" w:name="_Head118"/>
-      <w:r>
-        <w:t xml:space="preserve">THE GOVERNMENT ERRED IN POST-TRIAL PROCESSESING BY NOTING THE FIREARM PROHIBITION WAS TRIGGERED UNDER 18 U.S.C. § 922 WHEN CADET DOUGLAS HAS NOT “BEEN DISCHARGED FROM THE ARMED FORCES UNDER DISHONORABLE CONDITIONS.”</w:t>
-      </w:r>
-      <w:bookmarkEnd w:id="118"/>
+      <w:r>
+        <w:rPr>
+          <w:b/>
+          <w:bCs/>
+        </w:rPr>
+        <w:t xml:space="preserve">THE</w:t>
+      </w:r>
+      <w:r>
+        <w:rPr>
+          <w:b/>
+          <w:bCs/>
+        </w:rPr>
+        <w:t xml:space="preserve"> </w:t>
+      </w:r>
+      <w:r>
+        <w:rPr>
+          <w:b/>
+          <w:bCs/>
+        </w:rPr>
+        <w:t xml:space="preserve">GOVERNMENT</w:t>
+      </w:r>
+      <w:r>
+        <w:rPr>
+          <w:b/>
+          <w:bCs/>
+        </w:rPr>
+        <w:t xml:space="preserve"> </w:t>
+      </w:r>
+      <w:r>
+        <w:rPr>
+          <w:b/>
+          <w:bCs/>
+        </w:rPr>
+        <w:t xml:space="preserve">ERRED</w:t>
+      </w:r>
+      <w:r>
+        <w:rPr>
+          <w:b/>
+          <w:bCs/>
+        </w:rPr>
+        <w:t xml:space="preserve"> </w:t>
+      </w:r>
+      <w:r>
+        <w:rPr>
+          <w:b/>
+          <w:bCs/>
+        </w:rPr>
+        <w:t xml:space="preserve">IN</w:t>
+      </w:r>
+      <w:r>
+        <w:rPr>
+          <w:b/>
+          <w:bCs/>
+        </w:rPr>
+        <w:t xml:space="preserve"> </w:t>
+      </w:r>
+      <w:r>
+        <w:rPr>
+          <w:b/>
+          <w:bCs/>
+        </w:rPr>
+        <w:t xml:space="preserve">POST-TRIAL</w:t>
+      </w:r>
+      <w:r>
+        <w:rPr>
+          <w:b/>
+          <w:bCs/>
+        </w:rPr>
+        <w:t xml:space="preserve"> </w:t>
+      </w:r>
+      <w:r>
+        <w:rPr>
+          <w:b/>
+          <w:bCs/>
+        </w:rPr>
+        <w:t xml:space="preserve">PROCESSESING</w:t>
+      </w:r>
+      <w:r>
+        <w:rPr>
+          <w:b/>
+          <w:bCs/>
+        </w:rPr>
+        <w:t xml:space="preserve"> </w:t>
+      </w:r>
+      <w:r>
+        <w:rPr>
+          <w:b/>
+          <w:bCs/>
+        </w:rPr>
+        <w:t xml:space="preserve">BY</w:t>
+      </w:r>
+      <w:r>
+        <w:rPr>
+          <w:b/>
+          <w:bCs/>
+        </w:rPr>
+        <w:t xml:space="preserve"> </w:t>
+      </w:r>
+      <w:r>
+        <w:rPr>
+          <w:b/>
+          <w:bCs/>
+        </w:rPr>
+        <w:t xml:space="preserve">NOTING</w:t>
+      </w:r>
+      <w:r>
+        <w:rPr>
+          <w:b/>
+          <w:bCs/>
+        </w:rPr>
+        <w:t xml:space="preserve"> </w:t>
+      </w:r>
+      <w:r>
+        <w:rPr>
+          <w:b/>
+          <w:bCs/>
+        </w:rPr>
+        <w:t xml:space="preserve">THE</w:t>
+      </w:r>
+      <w:r>
+        <w:rPr>
+          <w:b/>
+          <w:bCs/>
+        </w:rPr>
+        <w:t xml:space="preserve"> </w:t>
+      </w:r>
+      <w:r>
+        <w:rPr>
+          <w:b/>
+          <w:bCs/>
+        </w:rPr>
+        <w:t xml:space="preserve">FIREARM</w:t>
+      </w:r>
+      <w:r>
+        <w:rPr>
+          <w:b/>
+          <w:bCs/>
+        </w:rPr>
+        <w:t xml:space="preserve"> </w:t>
+      </w:r>
+      <w:r>
+        <w:rPr>
+          <w:b/>
+          <w:bCs/>
+        </w:rPr>
+        <w:t xml:space="preserve">PROHIBITION</w:t>
+      </w:r>
+      <w:r>
+        <w:rPr>
+          <w:b/>
+          <w:bCs/>
+        </w:rPr>
+        <w:t xml:space="preserve"> </w:t>
+      </w:r>
+      <w:r>
+        <w:rPr>
+          <w:b/>
+          <w:bCs/>
+        </w:rPr>
+        <w:t xml:space="preserve">WAS</w:t>
+      </w:r>
+      <w:r>
+        <w:rPr>
+          <w:b/>
+          <w:bCs/>
+        </w:rPr>
+        <w:t xml:space="preserve"> </w:t>
+      </w:r>
+      <w:r>
+        <w:rPr>
+          <w:b/>
+          <w:bCs/>
+        </w:rPr>
+        <w:t xml:space="preserve">TRIGGERED</w:t>
+      </w:r>
+      <w:r>
+        <w:rPr>
+          <w:b/>
+          <w:bCs/>
+        </w:rPr>
+        <w:t xml:space="preserve"> </w:t>
+      </w:r>
+      <w:r>
+        <w:rPr>
+          <w:b/>
+          <w:bCs/>
+        </w:rPr>
+        <w:t xml:space="preserve">UNDER</w:t>
+      </w:r>
+      <w:r>
+        <w:rPr>
+          <w:b/>
+          <w:bCs/>
+        </w:rPr>
+        <w:t xml:space="preserve"> </w:t>
+      </w:r>
+      <w:r>
+        <w:rPr>
+          <w:b/>
+          <w:bCs/>
+        </w:rPr>
+        <w:t xml:space="preserve">18</w:t>
+      </w:r>
+      <w:r>
+        <w:rPr>
+          <w:b/>
+          <w:bCs/>
+        </w:rPr>
+        <w:t xml:space="preserve"> </w:t>
+      </w:r>
+      <w:r>
+        <w:rPr>
+          <w:b/>
+          <w:bCs/>
+        </w:rPr>
+        <w:t xml:space="preserve">U.S.C.</w:t>
+      </w:r>
+      <w:r>
+        <w:rPr>
+          <w:b/>
+          <w:bCs/>
+        </w:rPr>
+        <w:t xml:space="preserve"> </w:t>
+      </w:r>
+      <w:r>
+        <w:rPr>
+          <w:b/>
+          <w:bCs/>
+        </w:rPr>
+        <w:t xml:space="preserve">§</w:t>
+      </w:r>
+      <w:r>
+        <w:rPr>
+          <w:b/>
+          <w:bCs/>
+        </w:rPr>
+        <w:t xml:space="preserve"> </w:t>
+      </w:r>
+      <w:r>
+        <w:rPr>
+          <w:b/>
+          <w:bCs/>
+        </w:rPr>
+        <w:t xml:space="preserve">922</w:t>
+      </w:r>
+      <w:r>
+        <w:rPr>
+          <w:b/>
+          <w:bCs/>
+        </w:rPr>
+        <w:t xml:space="preserve"> </w:t>
+      </w:r>
+      <w:r>
+        <w:rPr>
+          <w:b/>
+          <w:bCs/>
+        </w:rPr>
+        <w:t xml:space="preserve">WHEN</w:t>
+      </w:r>
+      <w:r>
+        <w:rPr>
+          <w:b/>
+          <w:bCs/>
+        </w:rPr>
+        <w:t xml:space="preserve"> </w:t>
+      </w:r>
+      <w:r>
+        <w:rPr>
+          <w:b/>
+          <w:bCs/>
+        </w:rPr>
+        <w:t xml:space="preserve">CADET</w:t>
+      </w:r>
+      <w:r>
+        <w:rPr>
+          <w:b/>
+          <w:bCs/>
+        </w:rPr>
+        <w:t xml:space="preserve"> </w:t>
+      </w:r>
+      <w:r>
+        <w:rPr>
+          <w:b/>
+          <w:bCs/>
+        </w:rPr>
+        <w:t xml:space="preserve">DOUGLAS</w:t>
+      </w:r>
+      <w:r>
+        <w:rPr>
+          <w:b/>
+          <w:bCs/>
+        </w:rPr>
+        <w:t xml:space="preserve"> </w:t>
+      </w:r>
+      <w:r>
+        <w:rPr>
+          <w:b/>
+          <w:bCs/>
+        </w:rPr>
+        <w:t xml:space="preserve">HAS</w:t>
+      </w:r>
+      <w:r>
+        <w:rPr>
+          <w:b/>
+          <w:bCs/>
+        </w:rPr>
+        <w:t xml:space="preserve"> </w:t>
+      </w:r>
+      <w:r>
+        <w:rPr>
+          <w:b/>
+          <w:bCs/>
+        </w:rPr>
+        <w:t xml:space="preserve">NOT</w:t>
+      </w:r>
+      <w:r>
+        <w:rPr>
+          <w:b/>
+          <w:bCs/>
+        </w:rPr>
+        <w:t xml:space="preserve"> </w:t>
+      </w:r>
+      <w:r>
+        <w:rPr>
+          <w:b/>
+          <w:bCs/>
+        </w:rPr>
+        <w:t xml:space="preserve">“BEEN</w:t>
+      </w:r>
+      <w:r>
+        <w:rPr>
+          <w:b/>
+          <w:bCs/>
+        </w:rPr>
+        <w:t xml:space="preserve"> </w:t>
+      </w:r>
+      <w:r>
+        <w:rPr>
+          <w:b/>
+          <w:bCs/>
+        </w:rPr>
+        <w:t xml:space="preserve">DISCHARGED</w:t>
+      </w:r>
+      <w:r>
+        <w:rPr>
+          <w:b/>
+          <w:bCs/>
+        </w:rPr>
+        <w:t xml:space="preserve"> </w:t>
+      </w:r>
+      <w:r>
+        <w:rPr>
+          <w:b/>
+          <w:bCs/>
+        </w:rPr>
+        <w:t xml:space="preserve">FROM</w:t>
+      </w:r>
+      <w:r>
+        <w:rPr>
+          <w:b/>
+          <w:bCs/>
+        </w:rPr>
+        <w:t xml:space="preserve"> </w:t>
+      </w:r>
+      <w:r>
+        <w:rPr>
+          <w:b/>
+          <w:bCs/>
+        </w:rPr>
+        <w:t xml:space="preserve">THE</w:t>
+      </w:r>
+      <w:r>
+        <w:rPr>
+          <w:b/>
+          <w:bCs/>
+        </w:rPr>
+        <w:t xml:space="preserve"> </w:t>
+      </w:r>
+      <w:r>
+        <w:rPr>
+          <w:b/>
+          <w:bCs/>
+        </w:rPr>
+        <w:t xml:space="preserve">ARMED</w:t>
+      </w:r>
+      <w:r>
+        <w:rPr>
+          <w:b/>
+          <w:bCs/>
+        </w:rPr>
+        <w:t xml:space="preserve"> </w:t>
+      </w:r>
+      <w:r>
+        <w:rPr>
+          <w:b/>
+          <w:bCs/>
+        </w:rPr>
+        <w:t xml:space="preserve">FORCES</w:t>
+      </w:r>
+      <w:r>
+        <w:rPr>
+          <w:b/>
+          <w:bCs/>
+        </w:rPr>
+        <w:t xml:space="preserve"> </w:t>
+      </w:r>
+      <w:r>
+        <w:rPr>
+          <w:b/>
+          <w:bCs/>
+        </w:rPr>
+        <w:t xml:space="preserve">UNDER</w:t>
+      </w:r>
+      <w:r>
+        <w:rPr>
+          <w:b/>
+          <w:bCs/>
+        </w:rPr>
+        <w:t xml:space="preserve"> </w:t>
+      </w:r>
+      <w:r>
+        <w:rPr>
+          <w:b/>
+          <w:bCs/>
+        </w:rPr>
+        <w:t xml:space="preserve">DISHONORABLE</w:t>
+      </w:r>
+      <w:r>
+        <w:rPr>
+          <w:b/>
+          <w:bCs/>
+        </w:rPr>
+        <w:t xml:space="preserve"> </w:t>
+      </w:r>
+      <w:r>
+        <w:rPr>
+          <w:b/>
+          <w:bCs/>
+        </w:rPr>
+        <w:t xml:space="preserve">CONDITIONS.”</w:t>
+      </w:r>
     </w:p>
     <w:p>
       <w:pPr>
-        <w:pStyle w:val="UnnumberedHeadingCentered"/>
+        <w:keepNext/>
+        <w:keepLines/>
+        <w:spacing w:before="264" w:after="216" w:line="294" w:lineRule="exact"/>
+        <w:ind w:left="0" w:firstLine="0"/>
+        <w:jc w:val="center"/>
+        <w:outlineLvl w:val="2"/>
       </w:pPr>
-      <w:bookmarkStart w:id="119" w:name="_Head119"/>
-      <w:r>
-        <w:t xml:space="preserve">Additional Facts</w:t>
-      </w:r>
-      <w:bookmarkEnd w:id="119"/>
+      <w:r>
+        <w:rPr>
+          <w:b/>
+          <w:bCs/>
+        </w:rPr>
+        <w:t xml:space="preserve">Additional</w:t>
+      </w:r>
+      <w:r>
+        <w:rPr>
+          <w:b/>
+          <w:bCs/>
+        </w:rPr>
+        <w:t xml:space="preserve"> </w:t>
+      </w:r>
+      <w:r>
+        <w:rPr>
+          <w:b/>
+          <w:bCs/>
+        </w:rPr>
+        <w:t xml:space="preserve">Facts</w:t>
+      </w:r>
     </w:p>
     <w:p>
       <w:pPr>
@@ -1100,13 +5048,48 @@
     </w:p>
     <w:p>
       <w:pPr>
-        <w:pStyle w:val="UnnumberedHeadingCentered"/>
+        <w:keepNext/>
+        <w:keepLines/>
+        <w:spacing w:before="264" w:after="216" w:line="294" w:lineRule="exact"/>
+        <w:ind w:left="0" w:firstLine="0"/>
+        <w:jc w:val="center"/>
+        <w:outlineLvl w:val="2"/>
       </w:pPr>
-      <w:bookmarkStart w:id="120" w:name="_Head120"/>
-      <w:r>
-        <w:t xml:space="preserve">Standard of Review</w:t>
-      </w:r>
-      <w:bookmarkEnd w:id="120"/>
+      <w:r>
+        <w:rPr>
+          <w:b/>
+          <w:bCs/>
+        </w:rPr>
+        <w:t xml:space="preserve">Standard</w:t>
+      </w:r>
+      <w:r>
+        <w:rPr>
+          <w:b/>
+          <w:bCs/>
+        </w:rPr>
+        <w:t xml:space="preserve"> </w:t>
+      </w:r>
+      <w:r>
+        <w:rPr>
+          <w:b/>
+          <w:bCs/>
+        </w:rPr>
+        <w:t xml:space="preserve">of</w:t>
+      </w:r>
+      <w:r>
+        <w:rPr>
+          <w:b/>
+          <w:bCs/>
+        </w:rPr>
+        <w:t xml:space="preserve"> </w:t>
+      </w:r>
+      <w:r>
+        <w:rPr>
+          <w:b/>
+          <w:bCs/>
+        </w:rPr>
+        <w:t xml:space="preserve">Review</w:t>
+      </w:r>
     </w:p>
     <w:p>
       <w:pPr>
@@ -1131,13 +5114,48 @@
     </w:p>
     <w:p>
       <w:pPr>
-        <w:pStyle w:val="UnnumberedHeadingCentered"/>
+        <w:keepNext/>
+        <w:keepLines/>
+        <w:spacing w:before="264" w:after="216" w:line="294" w:lineRule="exact"/>
+        <w:ind w:left="0" w:firstLine="0"/>
+        <w:jc w:val="center"/>
+        <w:outlineLvl w:val="2"/>
       </w:pPr>
-      <w:bookmarkStart w:id="121" w:name="_Head121"/>
-      <w:r>
-        <w:t xml:space="preserve">Law and Analysis</w:t>
-      </w:r>
-      <w:bookmarkEnd w:id="121"/>
+      <w:r>
+        <w:rPr>
+          <w:b/>
+          <w:bCs/>
+        </w:rPr>
+        <w:t xml:space="preserve">Law</w:t>
+      </w:r>
+      <w:r>
+        <w:rPr>
+          <w:b/>
+          <w:bCs/>
+        </w:rPr>
+        <w:t xml:space="preserve"> </w:t>
+      </w:r>
+      <w:r>
+        <w:rPr>
+          <w:b/>
+          <w:bCs/>
+        </w:rPr>
+        <w:t xml:space="preserve">and</w:t>
+      </w:r>
+      <w:r>
+        <w:rPr>
+          <w:b/>
+          <w:bCs/>
+        </w:rPr>
+        <w:t xml:space="preserve"> </w:t>
+      </w:r>
+      <w:r>
+        <w:rPr>
+          <w:b/>
+          <w:bCs/>
+        </w:rPr>
+        <w:t xml:space="preserve">Analysis</w:t>
+      </w:r>
     </w:p>
     <w:p>
       <w:pPr>
@@ -1149,23 +5167,269 @@
     </w:p>
     <w:p>
       <w:pPr>
-        <w:pStyle w:val="SubHeading4"/>
+        <w:keepNext/>
+        <w:keepLines/>
+        <w:spacing w:before="264" w:after="216" w:line="294" w:lineRule="exact"/>
+        <w:ind w:left="2160" w:hanging="720"/>
+        <w:outlineLvl w:val="3"/>
       </w:pPr>
       <w:r>
+        <w:rPr>
+          <w:b/>
+          <w:bCs/>
+        </w:rPr>
         <w:t xml:space="preserve">1.</w:t>
       </w:r>
       <w:r>
+        <w:rPr>
+          <w:b/>
+          <w:bCs/>
+        </w:rPr>
         <w:tab/>
       </w:r>
-      <w:bookmarkStart w:id="122" w:name="_Head122"/>
-      <w:r>
-        <w:rPr>
-          <w:i/>
-          <w:iCs/>
-        </w:rPr>
-        <w:t xml:space="preserve">18 U.S.C. § 922 was Not Triggered as Cadet Douglas has Not Been Discharged.</w:t>
-      </w:r>
-      <w:bookmarkEnd w:id="122"/>
+      <w:r>
+        <w:rPr>
+          <w:b/>
+          <w:bCs/>
+          <w:i/>
+          <w:iCs/>
+        </w:rPr>
+        <w:t xml:space="preserve">18</w:t>
+      </w:r>
+      <w:r>
+        <w:rPr>
+          <w:b/>
+          <w:bCs/>
+          <w:i/>
+          <w:iCs/>
+        </w:rPr>
+        <w:t xml:space="preserve"> </w:t>
+      </w:r>
+      <w:r>
+        <w:rPr>
+          <w:b/>
+          <w:bCs/>
+          <w:i/>
+          <w:iCs/>
+        </w:rPr>
+        <w:t xml:space="preserve">U.S.C.</w:t>
+      </w:r>
+      <w:r>
+        <w:rPr>
+          <w:b/>
+          <w:bCs/>
+          <w:i/>
+          <w:iCs/>
+        </w:rPr>
+        <w:t xml:space="preserve"> </w:t>
+      </w:r>
+      <w:r>
+        <w:rPr>
+          <w:b/>
+          <w:bCs/>
+          <w:i/>
+          <w:iCs/>
+        </w:rPr>
+        <w:t xml:space="preserve">§</w:t>
+      </w:r>
+      <w:r>
+        <w:rPr>
+          <w:b/>
+          <w:bCs/>
+          <w:i/>
+          <w:iCs/>
+        </w:rPr>
+        <w:t xml:space="preserve"> </w:t>
+      </w:r>
+      <w:r>
+        <w:rPr>
+          <w:b/>
+          <w:bCs/>
+          <w:i/>
+          <w:iCs/>
+        </w:rPr>
+        <w:t xml:space="preserve">922</w:t>
+      </w:r>
+      <w:r>
+        <w:rPr>
+          <w:b/>
+          <w:bCs/>
+          <w:i/>
+          <w:iCs/>
+        </w:rPr>
+        <w:t xml:space="preserve"> </w:t>
+      </w:r>
+      <w:r>
+        <w:rPr>
+          <w:b/>
+          <w:bCs/>
+          <w:i/>
+          <w:iCs/>
+        </w:rPr>
+        <w:t xml:space="preserve">was</w:t>
+      </w:r>
+      <w:r>
+        <w:rPr>
+          <w:b/>
+          <w:bCs/>
+          <w:i/>
+          <w:iCs/>
+        </w:rPr>
+        <w:t xml:space="preserve"> </w:t>
+      </w:r>
+      <w:r>
+        <w:rPr>
+          <w:b/>
+          <w:bCs/>
+          <w:i/>
+          <w:iCs/>
+        </w:rPr>
+        <w:t xml:space="preserve">Not</w:t>
+      </w:r>
+      <w:r>
+        <w:rPr>
+          <w:b/>
+          <w:bCs/>
+          <w:i/>
+          <w:iCs/>
+        </w:rPr>
+        <w:t xml:space="preserve"> </w:t>
+      </w:r>
+      <w:r>
+        <w:rPr>
+          <w:b/>
+          <w:bCs/>
+          <w:i/>
+          <w:iCs/>
+        </w:rPr>
+        <w:t xml:space="preserve">Triggered</w:t>
+      </w:r>
+      <w:r>
+        <w:rPr>
+          <w:b/>
+          <w:bCs/>
+          <w:i/>
+          <w:iCs/>
+        </w:rPr>
+        <w:t xml:space="preserve"> </w:t>
+      </w:r>
+      <w:r>
+        <w:rPr>
+          <w:b/>
+          <w:bCs/>
+          <w:i/>
+          <w:iCs/>
+        </w:rPr>
+        <w:t xml:space="preserve">as</w:t>
+      </w:r>
+      <w:r>
+        <w:rPr>
+          <w:b/>
+          <w:bCs/>
+          <w:i/>
+          <w:iCs/>
+        </w:rPr>
+        <w:t xml:space="preserve"> </w:t>
+      </w:r>
+      <w:r>
+        <w:rPr>
+          <w:b/>
+          <w:bCs/>
+          <w:i/>
+          <w:iCs/>
+        </w:rPr>
+        <w:t xml:space="preserve">Cadet</w:t>
+      </w:r>
+      <w:r>
+        <w:rPr>
+          <w:b/>
+          <w:bCs/>
+          <w:i/>
+          <w:iCs/>
+        </w:rPr>
+        <w:t xml:space="preserve"> </w:t>
+      </w:r>
+      <w:r>
+        <w:rPr>
+          <w:b/>
+          <w:bCs/>
+          <w:i/>
+          <w:iCs/>
+        </w:rPr>
+        <w:t xml:space="preserve">Douglas</w:t>
+      </w:r>
+      <w:r>
+        <w:rPr>
+          <w:b/>
+          <w:bCs/>
+          <w:i/>
+          <w:iCs/>
+        </w:rPr>
+        <w:t xml:space="preserve"> </w:t>
+      </w:r>
+      <w:r>
+        <w:rPr>
+          <w:b/>
+          <w:bCs/>
+          <w:i/>
+          <w:iCs/>
+        </w:rPr>
+        <w:t xml:space="preserve">has</w:t>
+      </w:r>
+      <w:r>
+        <w:rPr>
+          <w:b/>
+          <w:bCs/>
+          <w:i/>
+          <w:iCs/>
+        </w:rPr>
+        <w:t xml:space="preserve"> </w:t>
+      </w:r>
+      <w:r>
+        <w:rPr>
+          <w:b/>
+          <w:bCs/>
+          <w:i/>
+          <w:iCs/>
+        </w:rPr>
+        <w:t xml:space="preserve">Not</w:t>
+      </w:r>
+      <w:r>
+        <w:rPr>
+          <w:b/>
+          <w:bCs/>
+          <w:i/>
+          <w:iCs/>
+        </w:rPr>
+        <w:t xml:space="preserve"> </w:t>
+      </w:r>
+      <w:r>
+        <w:rPr>
+          <w:b/>
+          <w:bCs/>
+          <w:i/>
+          <w:iCs/>
+        </w:rPr>
+        <w:t xml:space="preserve">Been</w:t>
+      </w:r>
+      <w:r>
+        <w:rPr>
+          <w:b/>
+          <w:bCs/>
+          <w:i/>
+          <w:iCs/>
+        </w:rPr>
+        <w:t xml:space="preserve"> </w:t>
+      </w:r>
+      <w:r>
+        <w:rPr>
+          <w:b/>
+          <w:bCs/>
+          <w:i/>
+          <w:iCs/>
+        </w:rPr>
+        <w:t xml:space="preserve">Discharged.</w:t>
+      </w:r>
     </w:p>
     <w:p>
       <w:pPr>
@@ -1193,23 +5457,161 @@
     </w:p>
     <w:p>
       <w:pPr>
-        <w:pStyle w:val="SubHeading4"/>
+        <w:keepNext/>
+        <w:keepLines/>
+        <w:spacing w:before="264" w:after="216" w:line="294" w:lineRule="exact"/>
+        <w:ind w:left="2160" w:hanging="720"/>
+        <w:outlineLvl w:val="3"/>
       </w:pPr>
       <w:r>
+        <w:rPr>
+          <w:b/>
+          <w:bCs/>
+        </w:rPr>
         <w:t xml:space="preserve">2.</w:t>
       </w:r>
       <w:r>
+        <w:rPr>
+          <w:b/>
+          <w:bCs/>
+        </w:rPr>
         <w:tab/>
       </w:r>
-      <w:bookmarkStart w:id="123" w:name="_Head123"/>
-      <w:r>
-        <w:rPr>
-          <w:i/>
-          <w:iCs/>
-        </w:rPr>
-        <w:t xml:space="preserve">This Court May Order Correction of the EOJ.</w:t>
-      </w:r>
-      <w:bookmarkEnd w:id="123"/>
+      <w:r>
+        <w:rPr>
+          <w:b/>
+          <w:bCs/>
+          <w:i/>
+          <w:iCs/>
+        </w:rPr>
+        <w:t xml:space="preserve">This</w:t>
+      </w:r>
+      <w:r>
+        <w:rPr>
+          <w:b/>
+          <w:bCs/>
+          <w:i/>
+          <w:iCs/>
+        </w:rPr>
+        <w:t xml:space="preserve"> </w:t>
+      </w:r>
+      <w:r>
+        <w:rPr>
+          <w:b/>
+          <w:bCs/>
+          <w:i/>
+          <w:iCs/>
+        </w:rPr>
+        <w:t xml:space="preserve">Court</w:t>
+      </w:r>
+      <w:r>
+        <w:rPr>
+          <w:b/>
+          <w:bCs/>
+          <w:i/>
+          <w:iCs/>
+        </w:rPr>
+        <w:t xml:space="preserve"> </w:t>
+      </w:r>
+      <w:r>
+        <w:rPr>
+          <w:b/>
+          <w:bCs/>
+          <w:i/>
+          <w:iCs/>
+        </w:rPr>
+        <w:t xml:space="preserve">May</w:t>
+      </w:r>
+      <w:r>
+        <w:rPr>
+          <w:b/>
+          <w:bCs/>
+          <w:i/>
+          <w:iCs/>
+        </w:rPr>
+        <w:t xml:space="preserve"> </w:t>
+      </w:r>
+      <w:r>
+        <w:rPr>
+          <w:b/>
+          <w:bCs/>
+          <w:i/>
+          <w:iCs/>
+        </w:rPr>
+        <w:t xml:space="preserve">Order</w:t>
+      </w:r>
+      <w:r>
+        <w:rPr>
+          <w:b/>
+          <w:bCs/>
+          <w:i/>
+          <w:iCs/>
+        </w:rPr>
+        <w:t xml:space="preserve"> </w:t>
+      </w:r>
+      <w:r>
+        <w:rPr>
+          <w:b/>
+          <w:bCs/>
+          <w:i/>
+          <w:iCs/>
+        </w:rPr>
+        <w:t xml:space="preserve">Correction</w:t>
+      </w:r>
+      <w:r>
+        <w:rPr>
+          <w:b/>
+          <w:bCs/>
+          <w:i/>
+          <w:iCs/>
+        </w:rPr>
+        <w:t xml:space="preserve"> </w:t>
+      </w:r>
+      <w:r>
+        <w:rPr>
+          <w:b/>
+          <w:bCs/>
+          <w:i/>
+          <w:iCs/>
+        </w:rPr>
+        <w:t xml:space="preserve">of</w:t>
+      </w:r>
+      <w:r>
+        <w:rPr>
+          <w:b/>
+          <w:bCs/>
+          <w:i/>
+          <w:iCs/>
+        </w:rPr>
+        <w:t xml:space="preserve"> </w:t>
+      </w:r>
+      <w:r>
+        <w:rPr>
+          <w:b/>
+          <w:bCs/>
+          <w:i/>
+          <w:iCs/>
+        </w:rPr>
+        <w:t xml:space="preserve">the</w:t>
+      </w:r>
+      <w:r>
+        <w:rPr>
+          <w:b/>
+          <w:bCs/>
+          <w:i/>
+          <w:iCs/>
+        </w:rPr>
+        <w:t xml:space="preserve"> </w:t>
+      </w:r>
+      <w:r>
+        <w:rPr>
+          <w:b/>
+          <w:bCs/>
+          <w:i/>
+          <w:iCs/>
+        </w:rPr>
+        <w:t xml:space="preserve">EOJ.</w:t>
+      </w:r>
     </w:p>
     <w:p>
       <w:pPr>
@@ -1358,7 +5760,13 @@
         <w:t xml:space="preserve"> </w:t>
       </w:r>
       <w:r>
-        <w:t xml:space="preserve">relates to a prior version of the Rules for Courts-Martial—“[a]ll references in this opinion to the UCMJ and [R.C.M.] are to the Manual for Courts-Martial, United States (2016 ed.).” 81 M.J. at n.1. In the 2019 MCM, both the Statement of Trial Results (STR) and the EOJ contain “[a]ny additional information . . . required under regulations prescribed by the Secretary concerned.” R.C.M. 1101(a)⁠(6), 1111(b)⁠(3)⁠(F). Under DAFI 51-201,</w:t>
+        <w:t xml:space="preserve">relates to a prior version of the Rules for Courts-Martial—“[a]ll references in this opinion to the UCMJ and [R.C.M.] are to the Manual for Courts-Martial, United States (2016 ed.).” 81 M.J. at n.1. In the 2019 MCM, both the Statement of Trial Results (STR) and the EOJ contain “[a]ny additional information . . . required under regulations prescribed by the Secretary concerned.” R.C.M. 1101(a)⁠(6), 1111(b)⁠(3)⁠(F). Under DAFI 51</w:t>
+      </w:r>
+      <w:r>
+        <w:noBreakHyphen/>
+      </w:r>
+      <w:r>
+        <w:t xml:space="preserve">201,</w:t>
       </w:r>
       <w:r>
         <w:t xml:space="preserve"> </w:t>
@@ -1371,7 +5779,7 @@
         <w:t xml:space="preserve">Administration of Military Justice</w:t>
       </w:r>
       <w:r>
-        <w:t xml:space="preserve">, dated 14 April 2022, ¶ 29.32, the STR and EOJ must include whether the offenses trigger a prohibition under § 922. As such, this Court’s analysis in</w:t>
+        <w:t xml:space="preserve">, dated 14 April 2022, ¶ 29.32, the STR and EOJ must include whether the offenses trigger a prohibition under § 922. As such, this Court’s analysis in</w:t>
       </w:r>
       <w:r>
         <w:t xml:space="preserve"> </w:t>
@@ -1428,7 +5836,10 @@
     </w:p>
     <w:p>
       <w:pPr>
-        <w:pStyle w:val="SignatureClosing"/>
+        <w:keepNext/>
+        <w:keepLines/>
+        <w:spacing w:before="240" w:after="0" w:line="294" w:lineRule="exact"/>
+        <w:ind w:left="4320" w:firstLine="0"/>
       </w:pPr>
       <w:r>
         <w:t xml:space="preserve">Respectfully submitted,</w:t>
@@ -1436,94 +5847,399 @@
     </w:p>
     <w:p>
       <w:pPr>
-        <w:pStyle w:val="SignatureBlock"/>
+        <w:keepLines/>
+        <w:spacing w:before="528" w:after="0" w:line="294" w:lineRule="exact"/>
+        <w:ind w:left="4320" w:firstLine="0"/>
       </w:pPr>
       <w:r>
         <w:rPr>
           <w:b/>
           <w:bCs/>
         </w:rPr>
-        <w:t xml:space="preserve">HEATHER M. BRUHA, Maj, USAF</w:t>
+        <w:t xml:space="preserve">HEATHER</w:t>
+      </w:r>
+      <w:r>
+        <w:rPr>
+          <w:b/>
+          <w:bCs/>
+        </w:rPr>
+        <w:t xml:space="preserve"> </w:t>
+      </w:r>
+      <w:r>
+        <w:rPr>
+          <w:b/>
+          <w:bCs/>
+        </w:rPr>
+        <w:t xml:space="preserve">M.</w:t>
+      </w:r>
+      <w:r>
+        <w:rPr>
+          <w:b/>
+          <w:bCs/>
+        </w:rPr>
+        <w:t xml:space="preserve"> </w:t>
+      </w:r>
+      <w:r>
+        <w:rPr>
+          <w:b/>
+          <w:bCs/>
+        </w:rPr>
+        <w:t xml:space="preserve">BRUHA,</w:t>
+      </w:r>
+      <w:r>
+        <w:rPr>
+          <w:b/>
+          <w:bCs/>
+        </w:rPr>
+        <w:t xml:space="preserve"> </w:t>
+      </w:r>
+      <w:r>
+        <w:rPr>
+          <w:b/>
+          <w:bCs/>
+        </w:rPr>
+        <w:t xml:space="preserve">Maj,</w:t>
+      </w:r>
+      <w:r>
+        <w:rPr>
+          <w:b/>
+          <w:bCs/>
+        </w:rPr>
+        <w:t xml:space="preserve"> </w:t>
+      </w:r>
+      <w:r>
+        <w:rPr>
+          <w:b/>
+          <w:bCs/>
+        </w:rPr>
+        <w:t xml:space="preserve">USAF</w:t>
       </w:r>
       <w:r>
         <w:br/>
       </w:r>
       <w:r>
-        <w:t xml:space="preserve">Appellate Defense Counsel</w:t>
+        <w:t xml:space="preserve">Appellate</w:t>
+      </w:r>
+      <w:r>
+        <w:t xml:space="preserve"> </w:t>
+      </w:r>
+      <w:r>
+        <w:t xml:space="preserve">Defense</w:t>
+      </w:r>
+      <w:r>
+        <w:t xml:space="preserve"> </w:t>
+      </w:r>
+      <w:r>
+        <w:t xml:space="preserve">Counsel</w:t>
       </w:r>
       <w:r>
         <w:br/>
       </w:r>
       <w:r>
-        <w:t xml:space="preserve">Appellate Defense Division</w:t>
+        <w:t xml:space="preserve">Appellate</w:t>
+      </w:r>
+      <w:r>
+        <w:t xml:space="preserve"> </w:t>
+      </w:r>
+      <w:r>
+        <w:t xml:space="preserve">Defense</w:t>
+      </w:r>
+      <w:r>
+        <w:t xml:space="preserve"> </w:t>
+      </w:r>
+      <w:r>
+        <w:t xml:space="preserve">Division</w:t>
       </w:r>
       <w:r>
         <w:br/>
       </w:r>
       <w:r>
-        <w:t xml:space="preserve">United States Air Force</w:t>
+        <w:t xml:space="preserve">United</w:t>
+      </w:r>
+      <w:r>
+        <w:t xml:space="preserve"> </w:t>
+      </w:r>
+      <w:r>
+        <w:t xml:space="preserve">States</w:t>
+      </w:r>
+      <w:r>
+        <w:t xml:space="preserve"> </w:t>
+      </w:r>
+      <w:r>
+        <w:t xml:space="preserve">Air</w:t>
+      </w:r>
+      <w:r>
+        <w:t xml:space="preserve"> </w:t>
+      </w:r>
+      <w:r>
+        <w:t xml:space="preserve">Force</w:t>
       </w:r>
       <w:r>
         <w:br/>
       </w:r>
       <w:r>
-        <w:t xml:space="preserve">(240) 612-4770</w:t>
+        <w:t xml:space="preserve">(240)</w:t>
+      </w:r>
+      <w:r>
+        <w:t xml:space="preserve"> </w:t>
+      </w:r>
+      <w:r>
+        <w:t xml:space="preserve">612</w:t>
+        <w:noBreakHyphen/>
+        <w:t xml:space="preserve">4770</w:t>
       </w:r>
     </w:p>
     <w:p>
       <w:pPr>
-        <w:pStyle w:val="SectionHeadingBreak"/>
+        <w:keepNext/>
+        <w:keepLines/>
+        <w:pageBreakBefore/>
+        <w:spacing w:before="0" w:after="240" w:line="294" w:lineRule="exact"/>
+        <w:ind w:left="0" w:firstLine="0"/>
+        <w:jc w:val="center"/>
+        <w:outlineLvl w:val="0"/>
       </w:pPr>
       <w:r>
+        <w:rPr>
+          <w:b/>
+          <w:bCs/>
+        </w:rPr>
         <w:t xml:space="preserve">Certificate of Filing and Service</w:t>
       </w:r>
     </w:p>
     <w:p>
       <w:pPr>
-        <w:pStyle w:val="CertificateBody"/>
+        <w:spacing w:before="0" w:after="0" w:line="492" w:lineRule="exact"/>
+        <w:ind w:left="0" w:firstLine="720"/>
       </w:pPr>
       <w:r>
-        <w:t xml:space="preserve">I certify that the original and copies of the foregoing were sent via email to the Court and served on the Government Trial and Appellate Operations Division on 26 April 2024.</w:t>
+        <w:t xml:space="preserve">I certify that the original and copies of the foregoing were </w:t>
+      </w:r>
+      <w:r>
+        <w:t xml:space="preserve">sent</w:t>
+      </w:r>
+      <w:r>
+        <w:t xml:space="preserve"> </w:t>
+      </w:r>
+      <w:r>
+        <w:t xml:space="preserve">via</w:t>
+      </w:r>
+      <w:r>
+        <w:t xml:space="preserve"> </w:t>
+      </w:r>
+      <w:r>
+        <w:t xml:space="preserve">email</w:t>
+      </w:r>
+      <w:r>
+        <w:t xml:space="preserve"> to the Court and served on </w:t>
+      </w:r>
+      <w:r>
+        <w:t xml:space="preserve">the</w:t>
+      </w:r>
+      <w:r>
+        <w:t xml:space="preserve"> </w:t>
+      </w:r>
+      <w:r>
+        <w:t xml:space="preserve">Government</w:t>
+      </w:r>
+      <w:r>
+        <w:t xml:space="preserve"> </w:t>
+      </w:r>
+      <w:r>
+        <w:t xml:space="preserve">Trial</w:t>
+      </w:r>
+      <w:r>
+        <w:t xml:space="preserve"> </w:t>
+      </w:r>
+      <w:r>
+        <w:t xml:space="preserve">and</w:t>
+      </w:r>
+      <w:r>
+        <w:t xml:space="preserve"> </w:t>
+      </w:r>
+      <w:r>
+        <w:t xml:space="preserve">Appellate</w:t>
+      </w:r>
+      <w:r>
+        <w:t xml:space="preserve"> </w:t>
+      </w:r>
+      <w:r>
+        <w:t xml:space="preserve">Operations</w:t>
+      </w:r>
+      <w:r>
+        <w:t xml:space="preserve"> </w:t>
+      </w:r>
+      <w:r>
+        <w:t xml:space="preserve">Division</w:t>
+      </w:r>
+      <w:r>
+        <w:t xml:space="preserve"> on </w:t>
+      </w:r>
+      <w:r>
+        <w:t xml:space="preserve">26</w:t>
+      </w:r>
+      <w:r>
+        <w:t xml:space="preserve"> </w:t>
+      </w:r>
+      <w:r>
+        <w:t xml:space="preserve">April</w:t>
+      </w:r>
+      <w:r>
+        <w:t xml:space="preserve"> </w:t>
+      </w:r>
+      <w:r>
+        <w:t xml:space="preserve">2024</w:t>
+      </w:r>
+      <w:r>
+        <w:t xml:space="preserve">.</w:t>
       </w:r>
     </w:p>
     <w:p>
       <w:pPr>
-        <w:pStyle w:val="SignatureBlockAlone"/>
+        <w:keepLines/>
+        <w:spacing w:before="240" w:after="0" w:line="294" w:lineRule="exact"/>
+        <w:ind w:left="4320" w:firstLine="0"/>
       </w:pPr>
       <w:r>
         <w:rPr>
           <w:b/>
           <w:bCs/>
         </w:rPr>
-        <w:t xml:space="preserve">HEATHER M. BRUHA, Maj, USAF</w:t>
+        <w:t xml:space="preserve">HEATHER</w:t>
+      </w:r>
+      <w:r>
+        <w:rPr>
+          <w:b/>
+          <w:bCs/>
+        </w:rPr>
+        <w:t xml:space="preserve"> </w:t>
+      </w:r>
+      <w:r>
+        <w:rPr>
+          <w:b/>
+          <w:bCs/>
+        </w:rPr>
+        <w:t xml:space="preserve">M.</w:t>
+      </w:r>
+      <w:r>
+        <w:rPr>
+          <w:b/>
+          <w:bCs/>
+        </w:rPr>
+        <w:t xml:space="preserve"> </w:t>
+      </w:r>
+      <w:r>
+        <w:rPr>
+          <w:b/>
+          <w:bCs/>
+        </w:rPr>
+        <w:t xml:space="preserve">BRUHA,</w:t>
+      </w:r>
+      <w:r>
+        <w:rPr>
+          <w:b/>
+          <w:bCs/>
+        </w:rPr>
+        <w:t xml:space="preserve"> </w:t>
+      </w:r>
+      <w:r>
+        <w:rPr>
+          <w:b/>
+          <w:bCs/>
+        </w:rPr>
+        <w:t xml:space="preserve">Maj,</w:t>
+      </w:r>
+      <w:r>
+        <w:rPr>
+          <w:b/>
+          <w:bCs/>
+        </w:rPr>
+        <w:t xml:space="preserve"> </w:t>
+      </w:r>
+      <w:r>
+        <w:rPr>
+          <w:b/>
+          <w:bCs/>
+        </w:rPr>
+        <w:t xml:space="preserve">USAF</w:t>
       </w:r>
       <w:r>
         <w:br/>
       </w:r>
       <w:r>
-        <w:t xml:space="preserve">Appellate Defense Counsel</w:t>
+        <w:t xml:space="preserve">Appellate</w:t>
+      </w:r>
+      <w:r>
+        <w:t xml:space="preserve"> </w:t>
+      </w:r>
+      <w:r>
+        <w:t xml:space="preserve">Defense</w:t>
+      </w:r>
+      <w:r>
+        <w:t xml:space="preserve"> </w:t>
+      </w:r>
+      <w:r>
+        <w:t xml:space="preserve">Counsel</w:t>
       </w:r>
       <w:r>
         <w:br/>
       </w:r>
       <w:r>
-        <w:t xml:space="preserve">Appellate Defense Division</w:t>
+        <w:t xml:space="preserve">Appellate</w:t>
+      </w:r>
+      <w:r>
+        <w:t xml:space="preserve"> </w:t>
+      </w:r>
+      <w:r>
+        <w:t xml:space="preserve">Defense</w:t>
+      </w:r>
+      <w:r>
+        <w:t xml:space="preserve"> </w:t>
+      </w:r>
+      <w:r>
+        <w:t xml:space="preserve">Division</w:t>
       </w:r>
       <w:r>
         <w:br/>
       </w:r>
       <w:r>
-        <w:t xml:space="preserve">United States Air Force</w:t>
+        <w:t xml:space="preserve">United</w:t>
+      </w:r>
+      <w:r>
+        <w:t xml:space="preserve"> </w:t>
+      </w:r>
+      <w:r>
+        <w:t xml:space="preserve">States</w:t>
+      </w:r>
+      <w:r>
+        <w:t xml:space="preserve"> </w:t>
+      </w:r>
+      <w:r>
+        <w:t xml:space="preserve">Air</w:t>
+      </w:r>
+      <w:r>
+        <w:t xml:space="preserve"> </w:t>
+      </w:r>
+      <w:r>
+        <w:t xml:space="preserve">Force</w:t>
       </w:r>
       <w:r>
         <w:br/>
       </w:r>
       <w:r>
-        <w:t xml:space="preserve">(240) 612-4770</w:t>
+        <w:t xml:space="preserve">(240)</w:t>
+      </w:r>
+      <w:r>
+        <w:t xml:space="preserve"> </w:t>
+      </w:r>
+      <w:r>
+        <w:t xml:space="preserve">612</w:t>
+        <w:noBreakHyphen/>
+        <w:t xml:space="preserve">4770</w:t>
       </w:r>
     </w:p>
     <w:sectPr>
-      <w:footerReference w:type="default" r:id="rIdAfccaFooter"/>
+      <w:footerReference w:type="default" r:id="rIdFtrPage"/>
       <w:pgSz w:w="12240" w:h="15840"/>
       <w:pgMar w:top="1440" w:right="1440" w:bottom="1440" w:left="1440" w:header="720" w:footer="720" w:gutter="0"/>
       <w:pgNumType w:fmt="decimal" w:start="1"/>
@@ -1541,8 +6257,6 @@
   <w:p>
     <w:pPr>
       <w:jc w:val="center"/>
-      <w:spacing w:after="0" w:line="240" w:lineRule="auto"/>
-      <w:ind w:firstLine="0"/>
     </w:pPr>
     <w:r>
       <w:fldChar w:fldCharType="begin"/>
@@ -1626,7 +6340,13 @@
         <w:t xml:space="preserve">United States v. Williams</w:t>
       </w:r>
       <w:r>
-        <w:t xml:space="preserve">, No. 24-0015/AR, 2024 CAAF LEXIS 43 (C.A.A.F. 24 Jan. 2024) (granting review on application of another § 922 subsection and whether CAAF has jurisdiction to review the Army Court of Criminal Appeals’ action to correct the statement of trial results.).</w:t>
+        <w:t xml:space="preserve">, No. 24</w:t>
+      </w:r>
+      <w:r>
+        <w:noBreakHyphen/>
+      </w:r>
+      <w:r>
+        <w:t xml:space="preserve">0015/AR, 2024 CAAF LEXIS 43 (C.A.A.F. 24 Jan. 2024) (granting review on application of another § 922 subsection and whether CAAF has jurisdiction to review the Army Court of Criminal Appeals’ action to correct the statement of trial results.).</w:t>
       </w:r>
     </w:p>
   </w:footnote>
@@ -1658,7 +6378,13 @@
         <w:t xml:space="preserve">Lemire</w:t>
       </w:r>
       <w:r>
-        <w:t xml:space="preserve">, the same should apply to the EOJ, which replaced the promulgating order as the “document that reflects the outcome of the court-martial.” MCM, App. 15 at A15-22.</w:t>
+        <w:t xml:space="preserve">, the same should apply to the EOJ, which replaced the promulgating order as the “document that reflects the outcome of the court-martial.” MCM, App. 15 at A15</w:t>
+      </w:r>
+      <w:r>
+        <w:noBreakHyphen/>
+      </w:r>
+      <w:r>
+        <w:t xml:space="preserve">22.</w:t>
       </w:r>
     </w:p>
   </w:footnote>
@@ -1684,7 +6410,7 @@
         <w:t xml:space="preserve">See also United States v. Robertson</w:t>
       </w:r>
       <w:r>
-        <w:t xml:space="preserve">, No. 202000281, 2021 CCA LEXIS 531 (N.M. Ct. Crim. App. 18 Oct. 2021) (unpub. op.) (ordering correction of an STR because it incorrectly stated § 922 did not apply);</w:t>
+        <w:t xml:space="preserve">, No. 202000281, 2021 CCA LEXIS 531 (N.M. Ct. Crim. App. 18 Oct. 2021) (unpub. op.) (ordering correction of an STR because it incorrectly stated § 922 did not apply);</w:t>
       </w:r>
       <w:r>
         <w:t xml:space="preserve"> </w:t>
@@ -1697,11 +6423,77 @@
         <w:t xml:space="preserve">United States v. Moreldelossantos</w:t>
       </w:r>
       <w:r>
-        <w:t xml:space="preserve">, ARMY 20210167, 2022 CCA LEXIS 164 (17 Mar. 2022) (unpub. op.) (ordering correction of the STR to change the Section 922(g)⁠(1) designator to “No”).</w:t>
+        <w:t xml:space="preserve">, ARMY 20210167, 2022 CCA LEXIS 164 (17 Mar. 2022) (unpub. op.) (ordering correction of the STR to change the Section 922(g)⁠(1) designator to “No”).</w:t>
       </w:r>
     </w:p>
   </w:footnote>
 </w:footnotes>
+</file>
+
+<file path=word/ftr-add.xml><?xml version="1.0" encoding="utf-8"?>
+<w:ftr xmlns:w="http://schemas.openxmlformats.org/wordprocessingml/2006/main" xmlns:r="http://schemas.openxmlformats.org/officeDocument/2006/relationships">
+  <w:p>
+    <w:pPr>
+      <w:spacing w:before="0" w:after="0"/>
+      <w:jc w:val="center"/>
+    </w:pPr>
+    <w:r>
+      <w:t>Add-</w:t>
+    </w:r>
+    <w:r>
+      <w:fldChar w:fldCharType="begin"/>
+    </w:r>
+    <w:r>
+      <w:instrText xml:space="preserve"> PAGE </w:instrText>
+    </w:r>
+    <w:r>
+      <w:fldChar w:fldCharType="separate"/>
+    </w:r>
+    <w:r>
+      <w:t>1</w:t>
+    </w:r>
+    <w:r>
+      <w:fldChar w:fldCharType="end"/>
+    </w:r>
+  </w:p>
+</w:ftr>
+</file>
+
+<file path=word/ftr-none.xml><?xml version="1.0" encoding="utf-8"?>
+<w:ftr xmlns:w="http://schemas.openxmlformats.org/wordprocessingml/2006/main" xmlns:r="http://schemas.openxmlformats.org/officeDocument/2006/relationships">
+  <w:p>
+    <w:pPr>
+      <w:spacing w:before="0" w:after="0"/>
+      <w:jc w:val="center"/>
+    </w:pPr>
+  </w:p>
+</w:ftr>
+</file>
+
+<file path=word/ftr-page.xml><?xml version="1.0" encoding="utf-8"?>
+<w:ftr xmlns:w="http://schemas.openxmlformats.org/wordprocessingml/2006/main" xmlns:r="http://schemas.openxmlformats.org/officeDocument/2006/relationships">
+  <w:p>
+    <w:pPr>
+      <w:spacing w:before="0" w:after="0"/>
+      <w:jc w:val="center"/>
+    </w:pPr>
+    <w:r>
+      <w:fldChar w:fldCharType="begin"/>
+    </w:r>
+    <w:r>
+      <w:instrText xml:space="preserve"> PAGE </w:instrText>
+    </w:r>
+    <w:r>
+      <w:fldChar w:fldCharType="separate"/>
+    </w:r>
+    <w:r>
+      <w:t>1</w:t>
+    </w:r>
+    <w:r>
+      <w:fldChar w:fldCharType="end"/>
+    </w:r>
+  </w:p>
+</w:ftr>
 </file>
 
 <file path=word/numbering.xml><?xml version="1.0" encoding="utf-8"?>
@@ -1789,24 +6581,52 @@
 </file>
 
 <file path=word/styles.xml><?xml version="1.0" encoding="utf-8"?>
-<w:styles xmlns:w="http://schemas.openxmlformats.org/wordprocessingml/2006/main" xmlns:r="http://schemas.openxmlformats.org/officeDocument/2006/relationships">
+<w:styles xmlns:r="http://schemas.openxmlformats.org/officeDocument/2006/relationships" xmlns:w="http://schemas.openxmlformats.org/wordprocessingml/2006/main">
   <w:docDefaults>
     <w:rPrDefault>
       <w:rPr>
         <w:rFonts w:ascii="Times New Roman" w:hAnsi="Times New Roman" w:eastAsia="Times New Roman" w:cs="Times New Roman"/>
         <w:sz w:val="24"/>
         <w:szCs w:val="24"/>
-        <w:lang w:val="en-US" w:eastAsia="en-US" w:bidi="ar-SA"/>
+        <w:lang w:val="en-US" w:eastAsia="zh-CN" w:bidi="ar-SA"/>
       </w:rPr>
     </w:rPrDefault>
     <w:pPrDefault>
       <w:pPr>
         <w:widowControl/>
-        <w:spacing w:after="0" w:line="240" w:lineRule="auto"/>
+        <w:spacing w:after="0"/>
       </w:pPr>
     </w:pPrDefault>
   </w:docDefaults>
   <w:latentStyles w:defLockedState="0" w:defUIPriority="0" w:defSemiHidden="0" w:defUnhideWhenUsed="0" w:defQFormat="0" w:count="276"/>
+  <w:style w:type="paragraph" w:default="1" w:styleId="Normal">
+    <w:name w:val="Normal"/>
+    <w:qFormat/>
+  </w:style>
+  <w:style w:type="paragraph" w:styleId="BodyText">
+    <w:name w:val="Body Text"/>
+    <w:basedOn w:val="Normal"/>
+    <w:link w:val="BodyTextChar"/>
+    <w:qFormat/>
+    <w:pPr>
+      <w:spacing w:before="0" w:after="0" w:line="492" w:lineRule="exact"/>
+      <w:ind w:firstLine="720"/>
+    </w:pPr>
+  </w:style>
+  <w:style w:type="paragraph" w:customStyle="1" w:styleId="FirstParagraph">
+    <w:name w:val="First Paragraph"/>
+    <w:basedOn w:val="BodyText"/>
+    <w:next w:val="BodyText"/>
+    <w:qFormat/>
+  </w:style>
+  <w:style w:type="paragraph" w:customStyle="1" w:styleId="Compact">
+    <w:name w:val="Compact"/>
+    <w:basedOn w:val="BodyText"/>
+    <w:qFormat/>
+    <w:pPr>
+      <w:spacing w:before="36" w:after="36"/>
+    </w:pPr>
+  </w:style>
   <w:style w:type="paragraph" w:styleId="Title">
     <w:name w:val="Title"/>
     <w:basedOn w:val="Normal"/>
@@ -1939,6 +6759,138 @@
     <w:qFormat/>
     <w:pPr/>
     <w:rPr/>
+  </w:style>
+  <w:style w:type="paragraph" w:styleId="Heading1">
+    <w:name w:val="heading 1"/>
+    <w:basedOn w:val="Normal"/>
+    <w:next w:val="BodyText"/>
+    <w:link w:val="Heading1Char"/>
+    <w:uiPriority w:val="9"/>
+    <w:qFormat/>
+    <w:rsid w:val="00A10FD9"/>
+    <w:pPr>
+      <w:keepNext/>
+      <w:keepLines/>
+      <w:spacing w:before="240" w:after="120" w:line="294" w:lineRule="exact"/>
+      <w:ind w:firstLine="0"/>
+      <w:jc w:val="center"/>
+      <w:outlineLvl w:val="0"/>
+    </w:pPr>
+    <w:rPr>
+      <w:rFonts w:ascii="Times New Roman" w:hAnsi="Times New Roman" w:eastAsia="Times New Roman" w:cs="Times New Roman"/>
+      <w:b/>
+      <w:bCs/>
+      <w:caps/>
+      <w:color w:val="000000"/>
+      <w:sz w:val="24"/>
+      <w:szCs w:val="24"/>
+    </w:rPr>
+  </w:style>
+  <w:style w:type="paragraph" w:styleId="Heading2">
+    <w:name w:val="heading 2"/>
+    <w:basedOn w:val="Normal"/>
+    <w:next w:val="BodyText"/>
+    <w:link w:val="Heading2Char"/>
+    <w:uiPriority w:val="9"/>
+    <w:semiHidden/>
+    <w:unhideWhenUsed/>
+    <w:qFormat/>
+    <w:rsid w:val="00A10FD9"/>
+    <w:pPr>
+      <w:keepNext/>
+      <w:keepLines/>
+      <w:spacing w:before="240" w:after="120" w:line="294" w:lineRule="exact"/>
+      <w:ind w:firstLine="0"/>
+      <w:outlineLvl w:val="1"/>
+    </w:pPr>
+    <w:rPr>
+      <w:rFonts w:ascii="Times New Roman" w:hAnsi="Times New Roman" w:eastAsia="Times New Roman" w:cs="Times New Roman"/>
+      <w:b/>
+      <w:bCs/>
+      <w:color w:val="000000"/>
+      <w:sz w:val="24"/>
+      <w:szCs w:val="24"/>
+    </w:rPr>
+  </w:style>
+  <w:style w:type="paragraph" w:styleId="Heading3">
+    <w:name w:val="heading 3"/>
+    <w:basedOn w:val="Normal"/>
+    <w:next w:val="BodyText"/>
+    <w:link w:val="Heading3Char"/>
+    <w:uiPriority w:val="9"/>
+    <w:semiHidden/>
+    <w:unhideWhenUsed/>
+    <w:qFormat/>
+    <w:rsid w:val="00A10FD9"/>
+    <w:pPr>
+      <w:keepNext/>
+      <w:keepLines/>
+      <w:spacing w:before="240" w:after="120" w:line="294" w:lineRule="exact"/>
+      <w:ind w:firstLine="0"/>
+      <w:outlineLvl w:val="2"/>
+    </w:pPr>
+    <w:rPr>
+      <w:rFonts w:ascii="Times New Roman" w:hAnsi="Times New Roman" w:eastAsia="Times New Roman" w:cs="Times New Roman"/>
+      <w:b/>
+      <w:bCs/>
+      <w:color w:val="000000"/>
+      <w:sz w:val="24"/>
+      <w:szCs w:val="24"/>
+    </w:rPr>
+  </w:style>
+  <w:style w:type="paragraph" w:styleId="Heading4">
+    <w:name w:val="heading 4"/>
+    <w:basedOn w:val="Normal"/>
+    <w:next w:val="BodyText"/>
+    <w:link w:val="Heading4Char"/>
+    <w:uiPriority w:val="9"/>
+    <w:semiHidden/>
+    <w:unhideWhenUsed/>
+    <w:qFormat/>
+    <w:rsid w:val="00A10FD9"/>
+    <w:pPr>
+      <w:keepNext/>
+      <w:keepLines/>
+      <w:spacing w:before="240" w:after="120" w:line="294" w:lineRule="exact"/>
+      <w:ind w:firstLine="0"/>
+      <w:outlineLvl w:val="3"/>
+    </w:pPr>
+    <w:rPr>
+      <w:rFonts w:ascii="Times New Roman" w:hAnsi="Times New Roman" w:eastAsia="Times New Roman" w:cs="Times New Roman"/>
+      <w:b/>
+      <w:bCs/>
+      <w:i/>
+      <w:color w:val="000000"/>
+      <w:sz w:val="24"/>
+      <w:szCs w:val="24"/>
+    </w:rPr>
+  </w:style>
+  <w:style w:type="paragraph" w:styleId="Heading5">
+    <w:name w:val="heading 5"/>
+    <w:basedOn w:val="Normal"/>
+    <w:next w:val="BodyText"/>
+    <w:link w:val="Heading5Char"/>
+    <w:uiPriority w:val="9"/>
+    <w:semiHidden/>
+    <w:unhideWhenUsed/>
+    <w:qFormat/>
+    <w:rsid w:val="00A10FD9"/>
+    <w:pPr>
+      <w:keepNext/>
+      <w:keepLines/>
+      <w:spacing w:before="240" w:after="120" w:line="294" w:lineRule="exact"/>
+      <w:ind w:firstLine="0"/>
+      <w:outlineLvl w:val="4"/>
+    </w:pPr>
+    <w:rPr>
+      <w:rFonts w:ascii="Times New Roman" w:hAnsi="Times New Roman" w:eastAsia="Times New Roman" w:cs="Times New Roman"/>
+      <w:b/>
+      <w:bCs/>
+      <w:i/>
+      <w:color w:val="000000"/>
+      <w:sz w:val="24"/>
+      <w:szCs w:val="24"/>
+    </w:rPr>
   </w:style>
   <w:style w:type="paragraph" w:styleId="Heading6">
     <w:name w:val="heading 6"/>
@@ -2147,6 +7099,43 @@
       <w:color w:val="272727" w:themeColor="text1" w:themeTint="D8"/>
     </w:rPr>
   </w:style>
+  <w:style w:type="paragraph" w:customStyle="1" w:styleId="ListItem">
+    <w:name w:val="List Item"/>
+    <w:basedOn w:val="BodyText"/>
+    <w:qFormat/>
+    <w:pPr>
+      <w:spacing w:before="0" w:after="0" w:line="492" w:lineRule="exact"/>
+      <w:ind w:left="720" w:hanging="720"/>
+    </w:pPr>
+  </w:style>
+  <w:style w:type="paragraph" w:styleId="BlockText">
+    <w:name w:val="Block Text"/>
+    <w:basedOn w:val="BodyText"/>
+    <w:next w:val="BodyText"/>
+    <w:uiPriority w:val="9"/>
+    <w:unhideWhenUsed/>
+    <w:qFormat/>
+    <w:pPr>
+      <w:spacing w:before="240" w:after="240" w:line="294" w:lineRule="exact"/>
+      <w:ind w:firstLine="0" w:left="720" w:right="720"/>
+    </w:pPr>
+  </w:style>
+  <w:style w:type="paragraph" w:styleId="FootnoteText">
+    <w:name w:val="Footnote Text"/>
+    <w:basedOn w:val="Normal"/>
+    <w:next w:val="FootnoteText"/>
+    <w:uiPriority w:val="9"/>
+    <w:unhideWhenUsed/>
+    <w:qFormat/>
+    <w:pPr>
+      <w:keepLines/>
+      <w:spacing w:before="0" w:after="120" w:line="294" w:lineRule="exact"/>
+    </w:pPr>
+    <w:rPr>
+      <w:sz w:val="24"/>
+      <w:szCs w:val="24"/>
+    </w:rPr>
+  </w:style>
   <w:style w:type="paragraph" w:styleId="FootnoteBlockText">
     <w:name w:val="Footnote Block Text"/>
     <w:basedOn w:val="FootnoteText"/>
@@ -2155,14 +7144,36 @@
     <w:unhideWhenUsed/>
     <w:qFormat/>
     <w:pPr>
-      <w:spacing w:before="100" w:after="100"/>
-      <w:ind w:firstLine="0" w:left="480" w:right="480"/>
+      <w:spacing w:before="240" w:after="240"/>
+      <w:ind w:firstLine="0" w:left="720" w:right="720"/>
     </w:pPr>
   </w:style>
   <w:style w:type="character" w:default="1" w:styleId="DefaultParagraphFont">
     <w:name w:val="Default Paragraph Font"/>
     <w:semiHidden/>
     <w:unhideWhenUsed/>
+  </w:style>
+  <w:style w:type="table" w:default="1" w:styleId="Table">
+    <w:name w:val="Table"/>
+    <w:basedOn w:val="TableNormal"/>
+    <w:qFormat/>
+    <w:tblPr>
+      <w:tblInd w:w="0" w:type="dxa"/>
+      <w:tblCellMar>
+        <w:top w:w="0" w:type="dxa"/>
+        <w:left w:w="108" w:type="dxa"/>
+        <w:bottom w:w="0" w:type="dxa"/>
+        <w:right w:w="108" w:type="dxa"/>
+      </w:tblCellMar>
+    </w:tblPr>
+    <w:tblStylePr w:type="firstRow">
+      <w:tcPr>
+        <w:tcBorders>
+          <w:bottom w:val="single"/>
+        </w:tcBorders>
+        <w:vAlign w:val="bottom"/>
+      </w:tcPr>
+    </w:tblStylePr>
   </w:style>
   <w:style w:type="paragraph" w:customStyle="1" w:styleId="DefinitionTerm">
     <w:name w:val="Definition Term"/>
@@ -2242,7 +7253,7 @@
     <w:name w:val="Hyperlink"/>
     <w:basedOn w:val="BodyTextChar"/>
     <w:rPr>
-      <w:color w:val="4F81BD" w:themeColor="accent1"/>
+      <w:color w:val="000000"/>
     </w:rPr>
   </w:style>
   <w:style w:type="paragraph" w:styleId="TOCHeading">
@@ -2262,611 +7273,6 @@
       <w:bCs w:val="0"/>
       <w:color w:val="365F91" w:themeColor="accent1" w:themeShade="BF"/>
     </w:rPr>
-  </w:style>
-  <w:style w:type="table" w:styleId="Table">
-    <w:name w:val="Table"/>
-    <w:uiPriority w:val="59"/>
-    <w:pPr>
-      <w:spacing w:after="0" w:line="240" w:lineRule="auto"/>
-    </w:pPr>
-    <w:tblPr>
-      <w:tblBorders>
-        <w:top w:val="nil"/>
-        <w:left w:val="nil"/>
-        <w:bottom w:val="nil"/>
-        <w:right w:val="nil"/>
-        <w:insideH w:val="nil"/>
-        <w:insideV w:val="nil"/>
-      </w:tblBorders>
-      <w:tblCellMar>
-        <w:left w:w="0" w:type="dxa"/>
-        <w:right w:w="0" w:type="dxa"/>
-      </w:tblCellMar>
-    </w:tblPr>
-  </w:style>
-  <w:style w:type="paragraph" w:default="1" w:styleId="Normal">
-    <w:name w:val="Normal"/>
-    <w:qFormat/>
-    <w:pPr>
-      <w:spacing w:before="0" w:after="0" w:line="240" w:lineRule="auto"/>
-      <w:jc w:val="left"/>
-    </w:pPr>
-    <w:rPr>
-      <w:rFonts w:ascii="Times New Roman" w:hAnsi="Times New Roman" w:eastAsia="Times New Roman" w:cs="Times New Roman"/>
-      <w:sz w:val="24"/>
-      <w:szCs w:val="24"/>
-    </w:rPr>
-  </w:style>
-  <w:style w:type="paragraph" w:styleId="BodyText">
-    <w:name w:val="Body Text"/>
-    <w:basedOn w:val="Normal"/>
-    <w:qFormat/>
-    <w:pPr>
-      <w:spacing w:before="0" w:after="0" w:line="540" w:lineRule="exact"/>
-      <w:ind w:firstLine="720"/>
-      <w:jc w:val="left"/>
-    </w:pPr>
-    <w:rPr/>
-  </w:style>
-  <w:style w:type="paragraph" w:styleId="FirstParagraph">
-    <w:name w:val="First Paragraph"/>
-    <w:basedOn w:val="Normal"/>
-    <w:qFormat/>
-    <w:pPr>
-      <w:spacing w:before="0" w:after="0" w:line="540" w:lineRule="exact"/>
-      <w:ind w:firstLine="720"/>
-      <w:jc w:val="left"/>
-    </w:pPr>
-    <w:rPr/>
-  </w:style>
-  <w:style w:type="paragraph" w:styleId="Compact">
-    <w:name w:val="Compact"/>
-    <w:basedOn w:val="Normal"/>
-    <w:qFormat/>
-    <w:pPr>
-      <w:spacing w:before="0" w:after="0" w:line="540" w:lineRule="exact"/>
-      <w:ind w:firstLine="720"/>
-    </w:pPr>
-    <w:rPr/>
-  </w:style>
-  <w:style w:type="paragraph" w:styleId="BlockText">
-    <w:name w:val="Block Text"/>
-    <w:basedOn w:val="Normal"/>
-    <w:qFormat/>
-    <w:pPr>
-      <w:spacing w:before="240" w:after="240" w:line="342" w:lineRule="exact"/>
-      <w:ind w:left="720" w:right="720" w:firstLine="0"/>
-      <w:jc w:val="left"/>
-    </w:pPr>
-    <w:rPr/>
-  </w:style>
-  <w:style w:type="paragraph" w:styleId="FootnoteText">
-    <w:name w:val="Footnote Text"/>
-    <w:basedOn w:val="Normal"/>
-    <w:qFormat/>
-    <w:pPr>
-      <w:spacing w:before="0" w:after="120" w:line="342" w:lineRule="exact"/>
-      <w:ind w:firstLine="0"/>
-    </w:pPr>
-    <w:rPr>
-      <w:sz w:val="24"/>
-      <w:szCs w:val="24"/>
-    </w:rPr>
-  </w:style>
-  <w:style w:type="paragraph" w:customStyle="1" w:styleId="Centered">
-    <w:name w:val="Centered"/>
-    <w:basedOn w:val="Normal"/>
-    <w:qFormat/>
-    <w:pPr>
-      <w:spacing w:before="0" w:after="0" w:line="342" w:lineRule="exact"/>
-      <w:ind w:firstLine="0"/>
-      <w:jc w:val="center"/>
-    </w:pPr>
-    <w:rPr/>
-  </w:style>
-  <w:style w:type="paragraph" w:customStyle="1" w:styleId="SectionHeading">
-    <w:name w:val="Section Heading"/>
-    <w:basedOn w:val="Normal"/>
-    <w:qFormat/>
-    <w:pPr>
-      <w:keepNext/>
-      <w:keepLines/>
-      <w:spacing w:before="336" w:after="240" w:line="342" w:lineRule="exact"/>
-      <w:ind w:firstLine="0"/>
-      <w:jc w:val="center"/>
-      <w:outlineLvl w:val="0"/>
-    </w:pPr>
-    <w:rPr>
-      <w:b/>
-      <w:bCs/>
-    </w:rPr>
-  </w:style>
-  <w:style w:type="paragraph" w:customStyle="1" w:styleId="SectionHeadingBreak">
-    <w:name w:val="Section Heading Break"/>
-    <w:basedOn w:val="Normal"/>
-    <w:qFormat/>
-    <w:pPr>
-      <w:keepNext/>
-      <w:keepLines/>
-      <w:pageBreakBefore/>
-      <w:spacing w:before="0" w:after="240" w:line="342" w:lineRule="exact"/>
-      <w:ind w:firstLine="0"/>
-      <w:jc w:val="center"/>
-      <w:outlineLvl w:val="0"/>
-    </w:pPr>
-    <w:rPr>
-      <w:b/>
-      <w:bCs/>
-    </w:rPr>
-  </w:style>
-  <w:style w:type="paragraph" w:customStyle="1" w:styleId="PointHeading">
-    <w:name w:val="Point Heading"/>
-    <w:basedOn w:val="Normal"/>
-    <w:qFormat/>
-    <w:pPr>
-      <w:keepNext/>
-      <w:keepLines/>
-      <w:spacing w:before="288" w:after="240" w:line="342" w:lineRule="exact"/>
-      <w:ind w:firstLine="0"/>
-      <w:jc w:val="center"/>
-      <w:outlineLvl w:val="1"/>
-    </w:pPr>
-    <w:rPr>
-      <w:b/>
-      <w:bCs/>
-    </w:rPr>
-  </w:style>
-  <w:style w:type="paragraph" w:customStyle="1" w:styleId="PointHeadingChained">
-    <w:name w:val="Point Heading Chained"/>
-    <w:basedOn w:val="Normal"/>
-    <w:qFormat/>
-    <w:pPr>
-      <w:keepLines/>
-      <w:spacing w:before="288" w:after="240" w:line="342" w:lineRule="exact"/>
-      <w:ind w:firstLine="0"/>
-      <w:jc w:val="center"/>
-      <w:outlineLvl w:val="1"/>
-    </w:pPr>
-    <w:rPr>
-      <w:b/>
-      <w:bCs/>
-    </w:rPr>
-  </w:style>
-  <w:style w:type="paragraph" w:customStyle="1" w:styleId="UnnumberedHeadingCentered">
-    <w:name w:val="Unnumbered Heading Centered"/>
-    <w:basedOn w:val="Normal"/>
-    <w:qFormat/>
-    <w:pPr>
-      <w:keepNext/>
-      <w:keepLines/>
-      <w:spacing w:before="264" w:after="216" w:line="342" w:lineRule="exact"/>
-      <w:ind w:firstLine="0"/>
-      <w:jc w:val="center"/>
-      <w:outlineLvl w:val="1"/>
-    </w:pPr>
-    <w:rPr>
-      <w:b/>
-      <w:bCs/>
-    </w:rPr>
-  </w:style>
-  <w:style w:type="paragraph" w:customStyle="1" w:styleId="UnnumberedHeadingLeft">
-    <w:name w:val="Unnumbered Heading Left"/>
-    <w:basedOn w:val="Normal"/>
-    <w:qFormat/>
-    <w:pPr>
-      <w:keepNext/>
-      <w:keepLines/>
-      <w:spacing w:before="264" w:after="216" w:line="342" w:lineRule="exact"/>
-      <w:ind w:firstLine="0"/>
-      <w:jc w:val="left"/>
-      <w:outlineLvl w:val="2"/>
-    </w:pPr>
-    <w:rPr>
-      <w:b/>
-      <w:bCs/>
-    </w:rPr>
-  </w:style>
-  <w:style w:type="paragraph" w:customStyle="1" w:styleId="SubHeading3">
-    <w:name w:val="Sub Heading 3"/>
-    <w:basedOn w:val="Normal"/>
-    <w:qFormat/>
-    <w:pPr>
-      <w:keepNext/>
-      <w:keepLines/>
-      <w:spacing w:before="264" w:after="216" w:line="342" w:lineRule="exact"/>
-      <w:ind w:left="1440" w:hanging="720"/>
-      <w:jc w:val="left"/>
-      <w:outlineLvl w:val="2"/>
-    </w:pPr>
-    <w:rPr>
-      <w:b/>
-      <w:bCs/>
-    </w:rPr>
-  </w:style>
-  <w:style w:type="paragraph" w:customStyle="1" w:styleId="SubHeading4">
-    <w:name w:val="Sub Heading 4"/>
-    <w:basedOn w:val="Normal"/>
-    <w:qFormat/>
-    <w:pPr>
-      <w:keepNext/>
-      <w:keepLines/>
-      <w:spacing w:before="264" w:after="216" w:line="342" w:lineRule="exact"/>
-      <w:ind w:left="2160" w:hanging="720"/>
-      <w:jc w:val="left"/>
-      <w:outlineLvl w:val="3"/>
-    </w:pPr>
-    <w:rPr>
-      <w:b/>
-      <w:bCs/>
-    </w:rPr>
-  </w:style>
-  <w:style w:type="paragraph" w:customStyle="1" w:styleId="SubHeading5">
-    <w:name w:val="Sub Heading 5"/>
-    <w:basedOn w:val="Normal"/>
-    <w:qFormat/>
-    <w:pPr>
-      <w:keepNext/>
-      <w:keepLines/>
-      <w:spacing w:before="264" w:after="216" w:line="342" w:lineRule="exact"/>
-      <w:ind w:left="2880" w:hanging="720"/>
-      <w:jc w:val="left"/>
-      <w:outlineLvl w:val="4"/>
-    </w:pPr>
-    <w:rPr>
-      <w:b/>
-      <w:bCs/>
-    </w:rPr>
-  </w:style>
-  <w:style w:type="paragraph" w:customStyle="1" w:styleId="CaptionLine">
-    <w:name w:val="Caption Line"/>
-    <w:basedOn w:val="Normal"/>
-    <w:qFormat/>
-    <w:pPr>
-      <w:spacing w:before="0" w:after="72" w:line="342" w:lineRule="exact"/>
-      <w:ind w:firstLine="0"/>
-      <w:jc w:val="left"/>
-    </w:pPr>
-    <w:rPr/>
-  </w:style>
-  <w:style w:type="paragraph" w:customStyle="1" w:styleId="CaptionVersus">
-    <w:name w:val="Caption Versus"/>
-    <w:basedOn w:val="Normal"/>
-    <w:qFormat/>
-    <w:pPr>
-      <w:spacing w:before="0" w:after="72" w:line="342" w:lineRule="exact"/>
-      <w:ind w:left="1296" w:firstLine="0"/>
-      <w:jc w:val="left"/>
-    </w:pPr>
-    <w:rPr/>
-  </w:style>
-  <w:style w:type="paragraph" w:customStyle="1" w:styleId="CaptionDesignation">
-    <w:name w:val="Caption Designation"/>
-    <w:basedOn w:val="Normal"/>
-    <w:qFormat/>
-    <w:pPr>
-      <w:spacing w:before="0" w:after="72" w:line="342" w:lineRule="exact"/>
-      <w:ind w:left="2304" w:firstLine="0"/>
-      <w:jc w:val="left"/>
-    </w:pPr>
-    <w:rPr/>
-  </w:style>
-  <w:style w:type="paragraph" w:customStyle="1" w:styleId="CaptionTitle">
-    <w:name w:val="Caption Title"/>
-    <w:basedOn w:val="Normal"/>
-    <w:qFormat/>
-    <w:pPr>
-      <w:spacing w:before="0" w:after="72" w:line="342" w:lineRule="exact"/>
-      <w:ind w:firstLine="0"/>
-      <w:jc w:val="left"/>
-    </w:pPr>
-    <w:rPr>
-      <w:b/>
-      <w:bCs/>
-    </w:rPr>
-  </w:style>
-  <w:style w:type="paragraph" w:customStyle="1" w:styleId="CourtLine">
-    <w:name w:val="Court Line"/>
-    <w:basedOn w:val="Normal"/>
-    <w:qFormat/>
-    <w:pPr>
-      <w:spacing w:before="0" w:after="384" w:line="342" w:lineRule="exact"/>
-      <w:keepNext/>
-      <w:ind w:firstLine="0"/>
-      <w:jc w:val="center"/>
-    </w:pPr>
-    <w:rPr>
-      <w:b/>
-      <w:bCs/>
-    </w:rPr>
-  </w:style>
-  <w:style w:type="paragraph" w:customStyle="1" w:styleId="Spacer">
-    <w:name w:val="Spacer"/>
-    <w:basedOn w:val="Normal"/>
-    <w:qFormat/>
-    <w:pPr>
-      <w:spacing w:before="0" w:after="0" w:line="384" w:lineRule="exact"/>
-      <w:ind w:firstLine="0"/>
-    </w:pPr>
-    <w:rPr>
-      <w:sz w:val="2"/>
-    </w:rPr>
-  </w:style>
-  <w:style w:type="paragraph" w:customStyle="1" w:styleId="Honorable">
-    <w:name w:val="Honorable"/>
-    <w:basedOn w:val="Normal"/>
-    <w:qFormat/>
-    <w:pPr>
-      <w:spacing w:before="384" w:after="240" w:line="342" w:lineRule="exact"/>
-      <w:keepNext/>
-      <w:ind w:firstLine="0"/>
-      <w:jc w:val="center"/>
-    </w:pPr>
-    <w:rPr>
-      <w:b/>
-      <w:bCs/>
-    </w:rPr>
-  </w:style>
-  <w:style w:type="paragraph" w:customStyle="1" w:styleId="HonorableTop">
-    <w:name w:val="Honorable Top"/>
-    <w:basedOn w:val="Normal"/>
-    <w:qFormat/>
-    <w:pPr>
-      <w:spacing w:before="0" w:after="240" w:line="342" w:lineRule="exact"/>
-      <w:keepNext/>
-      <w:ind w:firstLine="0"/>
-      <w:jc w:val="center"/>
-    </w:pPr>
-    <w:rPr>
-      <w:b/>
-      <w:bCs/>
-    </w:rPr>
-  </w:style>
-  <w:style w:type="paragraph" w:customStyle="1" w:styleId="CounselBlock">
-    <w:name w:val="Counsel Block"/>
-    <w:basedOn w:val="Normal"/>
-    <w:qFormat/>
-    <w:pPr>
-      <w:spacing w:before="0" w:after="340" w:line="342" w:lineRule="exact"/>
-      <w:ind w:left="936" w:right="936" w:firstLine="0"/>
-      <w:jc w:val="center"/>
-    </w:pPr>
-    <w:rPr/>
-  </w:style>
-  <w:style w:type="paragraph" w:customStyle="1" w:styleId="TocPageLabel">
-    <w:name w:val="Toc Page Label"/>
-    <w:basedOn w:val="Normal"/>
-    <w:qFormat/>
-    <w:pPr>
-      <w:spacing w:before="72" w:after="0" w:line="342" w:lineRule="exact"/>
-      <w:ind w:firstLine="0"/>
-      <w:jc w:val="right"/>
-    </w:pPr>
-    <w:rPr>
-      <w:b/>
-      <w:bCs/>
-      <w:u w:val="single"/>
-    </w:rPr>
-  </w:style>
-  <w:style w:type="paragraph" w:customStyle="1" w:styleId="TocEntry1">
-    <w:name w:val="Toc Entry 1"/>
-    <w:basedOn w:val="Normal"/>
-    <w:qFormat/>
-    <w:pPr>
-      <w:keepLines/>
-      <w:spacing w:before="144" w:after="0" w:line="342" w:lineRule="exact"/>
-      <w:tabs>
-        <w:tab w:val="right" w:leader="dot" w:pos="9360"/>
-      </w:tabs>
-      <w:ind w:left="720" w:right="864" w:hanging="720"/>
-      <w:jc w:val="left"/>
-    </w:pPr>
-    <w:rPr/>
-  </w:style>
-  <w:style w:type="paragraph" w:customStyle="1" w:styleId="TocEntry2">
-    <w:name w:val="Toc Entry 2"/>
-    <w:basedOn w:val="Normal"/>
-    <w:qFormat/>
-    <w:pPr>
-      <w:keepLines/>
-      <w:spacing w:before="84" w:after="0" w:line="342" w:lineRule="exact"/>
-      <w:tabs>
-        <w:tab w:val="right" w:leader="dot" w:pos="9360"/>
-      </w:tabs>
-      <w:ind w:left="720" w:right="864" w:hanging="720"/>
-      <w:jc w:val="left"/>
-    </w:pPr>
-    <w:rPr/>
-  </w:style>
-  <w:style w:type="paragraph" w:customStyle="1" w:styleId="TocEntry3">
-    <w:name w:val="Toc Entry 3"/>
-    <w:basedOn w:val="Normal"/>
-    <w:qFormat/>
-    <w:pPr>
-      <w:keepLines/>
-      <w:spacing w:before="84" w:after="0" w:line="342" w:lineRule="exact"/>
-      <w:tabs>
-        <w:tab w:val="right" w:leader="dot" w:pos="9360"/>
-      </w:tabs>
-      <w:ind w:left="1440" w:right="864" w:hanging="720"/>
-      <w:jc w:val="left"/>
-    </w:pPr>
-    <w:rPr/>
-  </w:style>
-  <w:style w:type="paragraph" w:customStyle="1" w:styleId="TocEntry4">
-    <w:name w:val="Toc Entry 4"/>
-    <w:basedOn w:val="Normal"/>
-    <w:qFormat/>
-    <w:pPr>
-      <w:keepLines/>
-      <w:spacing w:before="84" w:after="0" w:line="342" w:lineRule="exact"/>
-      <w:tabs>
-        <w:tab w:val="right" w:leader="dot" w:pos="9360"/>
-      </w:tabs>
-      <w:ind w:left="2160" w:right="864" w:hanging="720"/>
-      <w:jc w:val="left"/>
-    </w:pPr>
-    <w:rPr/>
-  </w:style>
-  <w:style w:type="paragraph" w:customStyle="1" w:styleId="ToaGroup">
-    <w:name w:val="Toa Group"/>
-    <w:basedOn w:val="Normal"/>
-    <w:qFormat/>
-    <w:pPr>
-      <w:keepNext/>
-      <w:spacing w:before="240" w:after="60" w:line="342" w:lineRule="exact"/>
-      <w:tabs>
-        <w:tab w:val="right" w:pos="9360"/>
-      </w:tabs>
-      <w:ind w:firstLine="0"/>
-      <w:jc w:val="left"/>
-    </w:pPr>
-    <w:rPr>
-      <w:b/>
-      <w:bCs/>
-    </w:rPr>
-  </w:style>
-  <w:style w:type="paragraph" w:customStyle="1" w:styleId="ToaEntry">
-    <w:name w:val="Toa Entry"/>
-    <w:basedOn w:val="Normal"/>
-    <w:qFormat/>
-    <w:pPr>
-      <w:keepLines/>
-      <w:spacing w:before="168" w:after="0" w:line="342" w:lineRule="exact"/>
-      <w:tabs>
-        <w:tab w:val="right" w:leader="dot" w:pos="9360"/>
-      </w:tabs>
-      <w:ind w:left="504" w:hanging="504"/>
-      <w:jc w:val="left"/>
-    </w:pPr>
-    <w:rPr/>
-  </w:style>
-  <w:style w:type="paragraph" w:customStyle="1" w:styleId="SignatureClosing">
-    <w:name w:val="Signature Closing"/>
-    <w:basedOn w:val="Normal"/>
-    <w:qFormat/>
-    <w:pPr>
-      <w:keepNext/>
-      <w:keepLines/>
-      <w:spacing w:before="240" w:after="528" w:line="342" w:lineRule="exact"/>
-      <w:ind w:left="4320" w:firstLine="0"/>
-      <w:jc w:val="left"/>
-    </w:pPr>
-    <w:rPr/>
-  </w:style>
-  <w:style w:type="paragraph" w:customStyle="1" w:styleId="SignatureBlock">
-    <w:name w:val="Signature Block"/>
-    <w:basedOn w:val="Normal"/>
-    <w:qFormat/>
-    <w:pPr>
-      <w:keepLines/>
-      <w:spacing w:before="0" w:after="0" w:line="342" w:lineRule="exact"/>
-      <w:ind w:left="4320" w:firstLine="0"/>
-      <w:jc w:val="left"/>
-    </w:pPr>
-    <w:rPr/>
-  </w:style>
-  <w:style w:type="paragraph" w:customStyle="1" w:styleId="SignatureBlockAlone">
-    <w:name w:val="Signature Block Alone"/>
-    <w:basedOn w:val="Normal"/>
-    <w:qFormat/>
-    <w:pPr>
-      <w:keepLines/>
-      <w:spacing w:before="240" w:after="0" w:line="342" w:lineRule="exact"/>
-      <w:ind w:left="4320" w:firstLine="0"/>
-      <w:jc w:val="left"/>
-    </w:pPr>
-    <w:rPr/>
-  </w:style>
-  <w:style w:type="paragraph" w:customStyle="1" w:styleId="CertificateBody">
-    <w:name w:val="Certificate Body"/>
-    <w:basedOn w:val="Normal"/>
-    <w:qFormat/>
-    <w:pPr>
-      <w:spacing w:before="0" w:after="0" w:line="540" w:lineRule="exact"/>
-      <w:ind w:firstLine="720"/>
-      <w:jc w:val="left"/>
-    </w:pPr>
-    <w:rPr/>
-  </w:style>
-  <w:style w:type="paragraph" w:customStyle="1" w:styleId="CaptionDesignation">
-    <w:name w:val="CaptionDesignation"/>
-    <w:basedOn w:val="BodyText"/>
-    <w:qFormat/>
-  </w:style>
-  <w:style w:type="paragraph" w:customStyle="1" w:styleId="CaptionLine">
-    <w:name w:val="CaptionLine"/>
-    <w:basedOn w:val="BodyText"/>
-    <w:qFormat/>
-  </w:style>
-  <w:style w:type="paragraph" w:customStyle="1" w:styleId="CaptionTitle">
-    <w:name w:val="CaptionTitle"/>
-    <w:basedOn w:val="BodyText"/>
-    <w:qFormat/>
-  </w:style>
-  <w:style w:type="paragraph" w:customStyle="1" w:styleId="CaptionVersus">
-    <w:name w:val="CaptionVersus"/>
-    <w:basedOn w:val="BodyText"/>
-    <w:qFormat/>
-  </w:style>
-  <w:style w:type="paragraph" w:customStyle="1" w:styleId="CertificateBody">
-    <w:name w:val="CertificateBody"/>
-    <w:basedOn w:val="BodyText"/>
-    <w:qFormat/>
-  </w:style>
-  <w:style w:type="paragraph" w:customStyle="1" w:styleId="CourtLine">
-    <w:name w:val="CourtLine"/>
-    <w:basedOn w:val="BodyText"/>
-    <w:qFormat/>
-  </w:style>
-  <w:style w:type="paragraph" w:customStyle="1" w:styleId="PointHeading">
-    <w:name w:val="PointHeading"/>
-    <w:basedOn w:val="BodyText"/>
-    <w:qFormat/>
-  </w:style>
-  <w:style w:type="paragraph" w:customStyle="1" w:styleId="PointHeadingChained">
-    <w:name w:val="PointHeadingChained"/>
-    <w:basedOn w:val="BodyText"/>
-    <w:qFormat/>
-  </w:style>
-  <w:style w:type="paragraph" w:customStyle="1" w:styleId="SectionHeading">
-    <w:name w:val="SectionHeading"/>
-    <w:basedOn w:val="BodyText"/>
-    <w:qFormat/>
-  </w:style>
-  <w:style w:type="paragraph" w:customStyle="1" w:styleId="SectionHeadingBreak">
-    <w:name w:val="SectionHeadingBreak"/>
-    <w:basedOn w:val="BodyText"/>
-    <w:qFormat/>
-  </w:style>
-  <w:style w:type="paragraph" w:customStyle="1" w:styleId="SignatureBlock">
-    <w:name w:val="SignatureBlock"/>
-    <w:basedOn w:val="BodyText"/>
-    <w:qFormat/>
-  </w:style>
-  <w:style w:type="paragraph" w:customStyle="1" w:styleId="SignatureBlockAlone">
-    <w:name w:val="SignatureBlockAlone"/>
-    <w:basedOn w:val="BodyText"/>
-    <w:qFormat/>
-  </w:style>
-  <w:style w:type="paragraph" w:customStyle="1" w:styleId="SignatureClosing">
-    <w:name w:val="SignatureClosing"/>
-    <w:basedOn w:val="BodyText"/>
-    <w:qFormat/>
-  </w:style>
-  <w:style w:type="paragraph" w:customStyle="1" w:styleId="SubHeading4">
-    <w:name w:val="SubHeading4"/>
-    <w:basedOn w:val="BodyText"/>
-    <w:qFormat/>
-  </w:style>
-  <w:style w:type="paragraph" w:customStyle="1" w:styleId="UnnumberedHeadingCentered">
-    <w:name w:val="UnnumberedHeadingCentered"/>
-    <w:basedOn w:val="BodyText"/>
-    <w:qFormat/>
-  </w:style>
-  <w:style w:type="paragraph" w:customStyle="1" w:styleId="UnnumberedHeadingLeft">
-    <w:name w:val="UnnumberedHeadingLeft"/>
-    <w:basedOn w:val="BodyText"/>
-    <w:qFormat/>
   </w:style>
   <w:style w:type="paragraph" w:customStyle="1" w:styleId="SourceCode">
     <w:name w:val="Source Code"/>

--- a/courts/military/air-force-court-of-criminal-appeals/opening-brief/usage/OUTPUT-opening-brief.docx
+++ b/courts/military/air-force-court-of-criminal-appeals/opening-brief/usage/OUTPUT-opening-brief.docx
@@ -2650,13 +2650,7 @@
         <w:t xml:space="preserve">Id.</w:t>
       </w:r>
       <w:r>
-        <w:t xml:space="preserve">; R. at 372</w:t>
-      </w:r>
-      <w:r>
-        <w:noBreakHyphen/>
-      </w:r>
-      <w:r>
-        <w:t xml:space="preserve">73.</w:t>
+        <w:t xml:space="preserve">; R. at 372-⁠73.</w:t>
       </w:r>
     </w:p>
     <w:p>
@@ -3765,25 +3759,7 @@
         <w:t xml:space="preserve"> </w:t>
       </w:r>
       <w:r>
-        <w:t xml:space="preserve">Dep’t of Army, Pam. 27</w:t>
-      </w:r>
-      <w:r>
-        <w:noBreakHyphen/>
-      </w:r>
-      <w:r>
-        <w:t xml:space="preserve">9, Legal Services: Military Judges’ Benchbook, para. 2</w:t>
-      </w:r>
-      <w:r>
-        <w:noBreakHyphen/>
-      </w:r>
-      <w:r>
-        <w:t xml:space="preserve">5</w:t>
-      </w:r>
-      <w:r>
-        <w:noBreakHyphen/>
-      </w:r>
-      <w:r>
-        <w:t xml:space="preserve">13 (29 Feb. 2020) (Benchbook) (stating arguments by counsel are not evidence); R. at 659. Further, Cadet Douglas was convicted of negligent—not willful—dereliction of duty by having an unprofessional relationship with R.H. Corrected Entry of Judgment (EOJ), 14 January 2024. Negligent is defined as “an act or omission of a person who is under a duty to use due care which exhibits a lack of that degree of care which [] a reasonably prudent person would have exercised under the same or similar circumstances.” R. at 647. There was no deceit. RH is describing the impact of an offense the Government did not charge.</w:t>
+        <w:t xml:space="preserve">Dep’t of Army, Pam. 27-⁠9, Legal Services: Military Judges’ Benchbook, para. 2-⁠5-⁠13 (29 Feb. 2020) (Benchbook) (stating arguments by counsel are not evidence); R. at 659. Further, Cadet Douglas was convicted of negligent—not willful—dereliction of duty by having an unprofessional relationship with R.H. Corrected Entry of Judgment (EOJ), 14 January 2024. Negligent is defined as “an act or omission of a person who is under a duty to use due care which exhibits a lack of that degree of care which [] a reasonably prudent person would have exercised under the same or similar circumstances.” R. at 647. There was no deceit. RH is describing the impact of an offense the Government did not charge.</w:t>
       </w:r>
     </w:p>
     <w:p>
@@ -3791,13 +3767,7 @@
         <w:pStyle w:val="BodyText"/>
       </w:pPr>
       <w:r>
-        <w:t xml:space="preserve">R.H. chose to hang out with Cadet Douglas. Rebuttal to R.H.’s Submission of Matters at 2. R.H. decided to accept help with her Japanese from Cadet Douglas since they were both enrolled in a Japanese language class. R. at 369. R.H. was struggling in several classes and by mid-semester, she was facing academic probation. R. at 403, 509. She also talked to Cadet Douglas about being behind academically due to her emergency leave. R. at 369. R.H. chose to talk to Cadet Douglas about her issues back home. Rebuttal to R.H.’s Submission of Matters at 2. She also talked to Cadet Douglas about her issues with her roommates. R. at 369</w:t>
-      </w:r>
-      <w:r>
-        <w:noBreakHyphen/>
-      </w:r>
-      <w:r>
-        <w:t xml:space="preserve">70. R.H. was grateful for Cadet Douglas because he listened to her and gave her advice. R. at 370. While Cadet Douglas was negligent in engaging with R.H. in these ways due to him being an upperclassman, he was not willfully deceiving her or trying to “trick” her into an unprofessional relationship. He was being supportive and listened to her talk about her problems when she felt like she had no one in her squadron to confide in.</w:t>
+        <w:t xml:space="preserve">R.H. chose to hang out with Cadet Douglas. Rebuttal to R.H.’s Submission of Matters at 2. R.H. decided to accept help with her Japanese from Cadet Douglas since they were both enrolled in a Japanese language class. R. at 369. R.H. was struggling in several classes and by mid-semester, she was facing academic probation. R. at 403, 509. She also talked to Cadet Douglas about being behind academically due to her emergency leave. R. at 369. R.H. chose to talk to Cadet Douglas about her issues back home. Rebuttal to R.H.’s Submission of Matters at 2. She also talked to Cadet Douglas about her issues with her roommates. R. at 369-⁠70. R.H. was grateful for Cadet Douglas because he listened to her and gave her advice. R. at 370. While Cadet Douglas was negligent in engaging with R.H. in these ways due to him being an upperclassman, he was not willfully deceiving her or trying to “trick” her into an unprofessional relationship. He was being supportive and listened to her talk about her problems when she felt like she had no one in her squadron to confide in.</w:t>
       </w:r>
       <w:r>
         <w:t xml:space="preserve"> </w:t>
@@ -4245,16 +4215,7 @@
         <w:t xml:space="preserve"> </w:t>
       </w:r>
       <w:r>
-        <w:t xml:space="preserve">That was simply not the case. She wanted to drink with Cadet Douglas, she agreed to meet up, and they made plans to drink together. R. at 372. R.H. did not need to be “coerced” into drinking. She drank alcohol before on multiple occasions, including to the point of being blacked out. Rebuttal to R.H.’s Submission of Matters at 2. R.H. wanted to drink alcohol that night with Cadet Douglas. She thought it would help her forget her problems and worries. R. at 372. Before meeting up, R.H. told Cadet Douglas her favorite liquor was vodka. Rebuttal to R.H.’s Submission of Matters at 2. That’s exactly what Cadet Douglas brought and gave R.H. to drink. R. at 375. While Cadet Douglas was negligent in providing her alcohol while he was underage, he did not force, trick, or coerce R.H. into drinking with him. They agreed weeks before to meet up and drink together. R. at 372</w:t>
-      </w:r>
-      <w:r>
-        <w:t xml:space="preserve"> </w:t>
-      </w:r>
-      <w:r>
-        <w:noBreakHyphen/>
-      </w:r>
-      <w:r>
-        <w:t xml:space="preserve">73. The night of, they agreed to go into the woods together to drink, and that’s what they did.</w:t>
+        <w:t xml:space="preserve">That was simply not the case. She wanted to drink with Cadet Douglas, she agreed to meet up, and they made plans to drink together. R. at 372. R.H. did not need to be “coerced” into drinking. She drank alcohol before on multiple occasions, including to the point of being blacked out. Rebuttal to R.H.’s Submission of Matters at 2. R.H. wanted to drink alcohol that night with Cadet Douglas. She thought it would help her forget her problems and worries. R. at 372. Before meeting up, R.H. told Cadet Douglas her favorite liquor was vodka. Rebuttal to R.H.’s Submission of Matters at 2. That’s exactly what Cadet Douglas brought and gave R.H. to drink. R. at 375. While Cadet Douglas was negligent in providing her alcohol while he was underage, he did not force, trick, or coerce R.H. into drinking with him. They agreed weeks before to meet up and drink together. R. at 372 -⁠73. The night of, they agreed to go into the woods together to drink, and that’s what they did.</w:t>
       </w:r>
       <w:r>
         <w:t xml:space="preserve"> </w:t>
@@ -4425,13 +4386,7 @@
         <w:t xml:space="preserve">Cf. United States v. King</w:t>
       </w:r>
       <w:r>
-        <w:t xml:space="preserve">, No. ACM. 39927 (f rev), 2023 CCA LEXIS 383, *28</w:t>
-      </w:r>
-      <w:r>
-        <w:noBreakHyphen/>
-      </w:r>
-      <w:r>
-        <w:t xml:space="preserve">29 (A.F. Ct. Crim. App. 11 Sep. 2023) (unpub. op.) (finding there was material prejudice to appellants substantial rights when the convening authority had the power to grant the requested relief and took action without considering the matters appellant submitted). Since Cadet Douglas has made a colorable showing of possible prejudice, there was a material prejudice to his substantial rights.</w:t>
+        <w:t xml:space="preserve">, No. ACM. 39927 (f rev), 2023 CCA LEXIS 383, *28-⁠29 (A.F. Ct. Crim. App. 11 Sep. 2023) (unpub. op.) (finding there was material prejudice to appellants substantial rights when the convening authority had the power to grant the requested relief and took action without considering the matters appellant submitted). Since Cadet Douglas has made a colorable showing of possible prejudice, there was a material prejudice to his substantial rights.</w:t>
       </w:r>
       <w:r>
         <w:t xml:space="preserve"> </w:t>
@@ -4500,13 +4455,7 @@
         <w:pStyle w:val="BodyText"/>
       </w:pPr>
       <w:r>
-        <w:t xml:space="preserve">R.H. was not a crime victim under R.C.M. 1106A of the negligent dereliction of duty convictions. There was no evidence in trial that she suffered physical, mental, or pecuniary harm from the Article 92, UCMJ, offenses. Further, the substance of R.H.’s submission of matters was contradicted by the facts at trial. R.H. never testified that Cadet Douglas “tricked” her into a friendship or “coerced” her into drinking. In fact, the words “trick” and “coerce” do not occur anywhere in the transcript. Cadet Douglas made a colorable showing of possible prejudice since he did not receive any request relief and the convening authority did consider R.H.’s submission of matters. Rather than remanding this case yet again, Cadet Douglas asks this Court to exercise its Article 66(d), UCMJ, authority and grant the relief requested under AOE I in his initial brief—set aside the sentence to a dismissal. App. Br. at 11</w:t>
-      </w:r>
-      <w:r>
-        <w:noBreakHyphen/>
-      </w:r>
-      <w:r>
-        <w:t xml:space="preserve">12;</w:t>
+        <w:t xml:space="preserve">R.H. was not a crime victim under R.C.M. 1106A of the negligent dereliction of duty convictions. There was no evidence in trial that she suffered physical, mental, or pecuniary harm from the Article 92, UCMJ, offenses. Further, the substance of R.H.’s submission of matters was contradicted by the facts at trial. R.H. never testified that Cadet Douglas “tricked” her into a friendship or “coerced” her into drinking. In fact, the words “trick” and “coerce” do not occur anywhere in the transcript. Cadet Douglas made a colorable showing of possible prejudice since he did not receive any request relief and the convening authority did consider R.H.’s submission of matters. Rather than remanding this case yet again, Cadet Douglas asks this Court to exercise its Article 66(d), UCMJ, authority and grant the relief requested under AOE I in his initial brief—set aside the sentence to a dismissal. App. Br. at 11-⁠12;</w:t>
       </w:r>
       <w:r>
         <w:t xml:space="preserve"> </w:t>
@@ -4519,13 +4468,7 @@
         <w:t xml:space="preserve">see King</w:t>
       </w:r>
       <w:r>
-        <w:t xml:space="preserve">, 2023 CCA LEXIS at *29 (where this Court declined to remand the case a second time for proper post-trial processing and instead exercised its Article 66(d), UCMJ, authority to not affirm the reduction in rank to the grade of E</w:t>
-      </w:r>
-      <w:r>
-        <w:noBreakHyphen/>
-      </w:r>
-      <w:r>
-        <w:t xml:space="preserve">1).</w:t>
+        <w:t xml:space="preserve">, 2023 CCA LEXIS at *29 (where this Court declined to remand the case a second time for proper post-trial processing and instead exercised its Article 66(d), UCMJ, authority to not affirm the reduction in rank to the grade of E-⁠1).</w:t>
       </w:r>
     </w:p>
     <w:p>
@@ -5760,13 +5703,7 @@
         <w:t xml:space="preserve"> </w:t>
       </w:r>
       <w:r>
-        <w:t xml:space="preserve">relates to a prior version of the Rules for Courts-Martial—“[a]ll references in this opinion to the UCMJ and [R.C.M.] are to the Manual for Courts-Martial, United States (2016 ed.).” 81 M.J. at n.1. In the 2019 MCM, both the Statement of Trial Results (STR) and the EOJ contain “[a]ny additional information . . . required under regulations prescribed by the Secretary concerned.” R.C.M. 1101(a)⁠(6), 1111(b)⁠(3)⁠(F). Under DAFI 51</w:t>
-      </w:r>
-      <w:r>
-        <w:noBreakHyphen/>
-      </w:r>
-      <w:r>
-        <w:t xml:space="preserve">201,</w:t>
+        <w:t xml:space="preserve">relates to a prior version of the Rules for Courts-Martial—“[a]ll references in this opinion to the UCMJ and [R.C.M.] are to the Manual for Courts-Martial, United States (2016 ed.).” 81 M.J. at n.1. In the 2019 MCM, both the Statement of Trial Results (STR) and the EOJ contain “[a]ny additional information . . . required under regulations prescribed by the Secretary concerned.” R.C.M. 1101(a)⁠(6), 1111(b)⁠(3)⁠(F). Under DAFI 51-⁠201,</w:t>
       </w:r>
       <w:r>
         <w:t xml:space="preserve"> </w:t>
@@ -5984,9 +5921,7 @@
         <w:t xml:space="preserve"> </w:t>
       </w:r>
       <w:r>
-        <w:t xml:space="preserve">612</w:t>
-        <w:noBreakHyphen/>
-        <w:t xml:space="preserve">4770</w:t>
+        <w:t xml:space="preserve">612-⁠4770</w:t>
       </w:r>
     </w:p>
     <w:p>
@@ -6233,9 +6168,7 @@
         <w:t xml:space="preserve"> </w:t>
       </w:r>
       <w:r>
-        <w:t xml:space="preserve">612</w:t>
-        <w:noBreakHyphen/>
-        <w:t xml:space="preserve">4770</w:t>
+        <w:t xml:space="preserve">612-⁠4770</w:t>
       </w:r>
     </w:p>
     <w:sectPr>
@@ -6340,13 +6273,7 @@
         <w:t xml:space="preserve">United States v. Williams</w:t>
       </w:r>
       <w:r>
-        <w:t xml:space="preserve">, No. 24</w:t>
-      </w:r>
-      <w:r>
-        <w:noBreakHyphen/>
-      </w:r>
-      <w:r>
-        <w:t xml:space="preserve">0015/AR, 2024 CAAF LEXIS 43 (C.A.A.F. 24 Jan. 2024) (granting review on application of another § 922 subsection and whether CAAF has jurisdiction to review the Army Court of Criminal Appeals’ action to correct the statement of trial results.).</w:t>
+        <w:t xml:space="preserve">, No. 24-⁠0015/AR, 2024 CAAF LEXIS 43 (C.A.A.F. 24 Jan. 2024) (granting review on application of another § 922 subsection and whether CAAF has jurisdiction to review the Army Court of Criminal Appeals’ action to correct the statement of trial results.).</w:t>
       </w:r>
     </w:p>
   </w:footnote>
@@ -6378,13 +6305,7 @@
         <w:t xml:space="preserve">Lemire</w:t>
       </w:r>
       <w:r>
-        <w:t xml:space="preserve">, the same should apply to the EOJ, which replaced the promulgating order as the “document that reflects the outcome of the court-martial.” MCM, App. 15 at A15</w:t>
-      </w:r>
-      <w:r>
-        <w:noBreakHyphen/>
-      </w:r>
-      <w:r>
-        <w:t xml:space="preserve">22.</w:t>
+        <w:t xml:space="preserve">, the same should apply to the EOJ, which replaced the promulgating order as the “document that reflects the outcome of the court-martial.” MCM, App. 15 at A15-⁠22.</w:t>
       </w:r>
     </w:p>
   </w:footnote>
